--- a/templates/STAT_40/current.docx
+++ b/templates/STAT_40/current.docx
@@ -27,6 +27,47 @@
     </w:p>
     <w:p>
       <w:pPr>
+        <w:widowControl w:val="0"/>
+        <w:suppressAutoHyphens/>
+        <w:spacing w:after="0" w:line="240" w:lineRule="auto"/>
+        <w:rPr>
+          <w:rFonts w:ascii="Segoe UI" w:eastAsia="Times New Roman" w:hAnsi="Segoe UI" w:cs="Segoe UI"/>
+          <w:color w:val="000000"/>
+          <w:sz w:val="20"/>
+          <w:szCs w:val="20"/>
+        </w:rPr>
+      </w:pPr>
+      <w:r>
+        <w:rPr>
+          <w:rFonts w:ascii="Segoe UI" w:eastAsia="Calibri" w:hAnsi="Segoe UI" w:cs="Segoe UI"/>
+          <w:b/>
+          <w:sz w:val="20"/>
+          <w:szCs w:val="20"/>
+        </w:rPr>
+        <w:t>Our Ref:</w:t>
+      </w:r>
+      <w:r>
+        <w:rPr>
+          <w:rFonts w:ascii="Segoe UI" w:eastAsia="Calibri" w:hAnsi="Segoe UI" w:cs="Segoe UI"/>
+          <w:b/>
+          <w:sz w:val="20"/>
+          <w:szCs w:val="20"/>
+        </w:rPr>
+        <w:tab/>
+      </w:r>
+      <w:r>
+        <w:rPr>
+          <w:rFonts w:ascii="Segoe UI" w:eastAsia="Lucida Sans Unicode" w:hAnsi="Segoe UI" w:cs="Segoe UI"/>
+          <w:b/>
+          <w:kern w:val="2"/>
+          <w:sz w:val="20"/>
+          <w:szCs w:val="20"/>
+        </w:rPr>
+        <w:t>{our_ref}</w:t>
+      </w:r>
+    </w:p>
+    <w:p>
+      <w:pPr>
         <w:spacing w:after="0" w:line="240" w:lineRule="auto"/>
         <w:jc w:val="both"/>
         <w:rPr>
@@ -34,9 +75,64 @@
           <w:b/>
           <w:sz w:val="20"/>
           <w:szCs w:val="20"/>
-          <w:lang w:val="en-GB"/>
-        </w:rPr>
-      </w:pPr>
+        </w:rPr>
+      </w:pPr>
+      <w:r>
+        <w:rPr>
+          <w:rFonts w:ascii="Segoe UI" w:eastAsia="Calibri" w:hAnsi="Segoe UI" w:cs="Segoe UI"/>
+          <w:b/>
+          <w:sz w:val="20"/>
+          <w:szCs w:val="20"/>
+        </w:rPr>
+        <w:t xml:space="preserve">Your Ref: </w:t>
+      </w:r>
+      <w:r>
+        <w:rPr>
+          <w:rFonts w:ascii="Segoe UI" w:eastAsia="Calibri" w:hAnsi="Segoe UI" w:cs="Segoe UI"/>
+          <w:b/>
+          <w:sz w:val="20"/>
+          <w:szCs w:val="20"/>
+        </w:rPr>
+        <w:tab/>
+        <w:t>TBA</w:t>
+      </w:r>
+      <w:r>
+        <w:rPr>
+          <w:rFonts w:ascii="Segoe UI" w:eastAsia="Calibri" w:hAnsi="Segoe UI" w:cs="Segoe UI"/>
+          <w:b/>
+          <w:sz w:val="20"/>
+          <w:szCs w:val="20"/>
+        </w:rPr>
+        <w:tab/>
+      </w:r>
+      <w:r>
+        <w:rPr>
+          <w:rFonts w:ascii="Segoe UI" w:eastAsia="Calibri" w:hAnsi="Segoe UI" w:cs="Segoe UI"/>
+          <w:b/>
+          <w:sz w:val="20"/>
+          <w:szCs w:val="20"/>
+        </w:rPr>
+        <w:tab/>
+      </w:r>
+      <w:r>
+        <w:rPr>
+          <w:rFonts w:ascii="Segoe UI" w:eastAsia="Calibri" w:hAnsi="Segoe UI" w:cs="Segoe UI"/>
+          <w:b/>
+          <w:sz w:val="20"/>
+          <w:szCs w:val="20"/>
+        </w:rPr>
+        <w:tab/>
+      </w:r>
+      <w:r>
+        <w:rPr>
+          <w:rFonts w:ascii="Segoe UI" w:eastAsia="Calibri" w:hAnsi="Segoe UI" w:cs="Segoe UI"/>
+          <w:b/>
+          <w:sz w:val="20"/>
+          <w:szCs w:val="20"/>
+        </w:rPr>
+        <w:tab/>
+        <w:t xml:space="preserve">       </w:t>
+      </w:r>
     </w:p>
     <w:p>
       <w:pPr>
@@ -56,7 +152,7 @@
           <w:sz w:val="20"/>
           <w:szCs w:val="20"/>
         </w:rPr>
-        <w:t>Our Ref:</w:t>
+        <w:t>Date:</w:t>
       </w:r>
       <w:r>
         <w:rPr>
@@ -66,94 +162,33 @@
           <w:szCs w:val="20"/>
         </w:rPr>
         <w:tab/>
-        <w:t>KB/</w:t>
-      </w:r>
-      <w:r>
-        <w:rPr>
-          <w:rFonts w:ascii="Segoe UI" w:eastAsia="Calibri" w:hAnsi="Segoe UI" w:cs="Segoe UI"/>
-          <w:b/>
-          <w:sz w:val="20"/>
-          <w:szCs w:val="20"/>
-        </w:rPr>
-        <w:t>LEG/</w:t>
-      </w:r>
-      <w:r>
-        <w:rPr>
-          <w:rFonts w:ascii="Segoe UI" w:eastAsia="Calibri" w:hAnsi="Segoe UI" w:cs="Segoe UI"/>
-          <w:b/>
-          <w:sz w:val="20"/>
-          <w:szCs w:val="20"/>
-        </w:rPr>
-        <w:t>202</w:t>
-      </w:r>
-      <w:r>
-        <w:rPr>
-          <w:rFonts w:ascii="Segoe UI" w:eastAsia="Calibri" w:hAnsi="Segoe UI" w:cs="Segoe UI"/>
-          <w:b/>
-          <w:sz w:val="20"/>
-          <w:szCs w:val="20"/>
-        </w:rPr>
-        <w:t>5</w:t>
-      </w:r>
-      <w:proofErr w:type="gramStart"/>
-      <w:r>
-        <w:rPr>
-          <w:rFonts w:ascii="Segoe UI" w:eastAsia="Calibri" w:hAnsi="Segoe UI" w:cs="Segoe UI"/>
-          <w:b/>
-          <w:sz w:val="20"/>
-          <w:szCs w:val="20"/>
-        </w:rPr>
-        <w:t>/</w:t>
-      </w:r>
-      <w:r>
-        <w:rPr>
-          <w:rFonts w:ascii="Segoe UI" w:eastAsia="Calibri" w:hAnsi="Segoe UI" w:cs="Segoe UI"/>
-          <w:b/>
-          <w:bCs/>
-          <w:sz w:val="20"/>
-          <w:szCs w:val="20"/>
-        </w:rPr>
-        <w:t>[</w:t>
-      </w:r>
-      <w:proofErr w:type="gramEnd"/>
-      <w:r>
-        <w:rPr>
-          <w:rFonts w:ascii="Segoe UI" w:eastAsia="Calibri" w:hAnsi="Segoe UI" w:cs="Segoe UI"/>
-          <w:b/>
-          <w:bCs/>
-          <w:sz w:val="20"/>
-          <w:szCs w:val="20"/>
-        </w:rPr>
-        <w:t xml:space="preserve"> Client ID]</w:t>
-      </w:r>
-      <w:proofErr w:type="gramStart"/>
-      <w:r>
-        <w:rPr>
-          <w:rFonts w:ascii="Segoe UI" w:eastAsia="Calibri" w:hAnsi="Segoe UI" w:cs="Segoe UI"/>
-          <w:b/>
-          <w:sz w:val="20"/>
-          <w:szCs w:val="20"/>
-        </w:rPr>
-        <w:t>-</w:t>
-      </w:r>
-      <w:r>
-        <w:rPr>
-          <w:rFonts w:ascii="Segoe UI" w:eastAsia="Calibri" w:hAnsi="Segoe UI" w:cs="Segoe UI"/>
-          <w:b/>
-          <w:sz w:val="20"/>
-          <w:szCs w:val="20"/>
-        </w:rPr>
-        <w:t>[</w:t>
-      </w:r>
-      <w:proofErr w:type="gramEnd"/>
-      <w:r>
-        <w:rPr>
-          <w:rFonts w:ascii="Segoe UI" w:eastAsia="Calibri" w:hAnsi="Segoe UI" w:cs="Segoe UI"/>
-          <w:b/>
-          <w:sz w:val="20"/>
-          <w:szCs w:val="20"/>
-        </w:rPr>
-        <w:t>Account Manager initials]</w:t>
+      </w:r>
+      <w:r>
+        <w:rPr>
+          <w:rFonts w:ascii="Segoe UI" w:eastAsia="Calibri" w:hAnsi="Segoe UI" w:cs="Segoe UI"/>
+          <w:b/>
+          <w:sz w:val="20"/>
+          <w:szCs w:val="20"/>
+        </w:rPr>
+        <w:tab/>
+      </w:r>
+      <w:r>
+        <w:rPr>
+          <w:rFonts w:ascii="Segoe UI" w:eastAsia="Calibri" w:hAnsi="Segoe UI" w:cs="Segoe UI"/>
+          <w:b/>
+          <w:sz w:val="20"/>
+          <w:szCs w:val="20"/>
+        </w:rPr>
+        <w:t>{date}</w:t>
+      </w:r>
+      <w:r>
+        <w:rPr>
+          <w:rFonts w:ascii="Segoe UI" w:eastAsia="Calibri" w:hAnsi="Segoe UI" w:cs="Segoe UI"/>
+          <w:b/>
+          <w:sz w:val="20"/>
+          <w:szCs w:val="20"/>
+        </w:rPr>
+        <w:t xml:space="preserve">    </w:t>
       </w:r>
     </w:p>
     <w:p>
@@ -167,40 +202,275 @@
           <w:szCs w:val="20"/>
         </w:rPr>
       </w:pPr>
-      <w:r>
-        <w:rPr>
-          <w:rFonts w:ascii="Segoe UI" w:eastAsia="Calibri" w:hAnsi="Segoe UI" w:cs="Segoe UI"/>
-          <w:b/>
-          <w:sz w:val="20"/>
-          <w:szCs w:val="20"/>
-        </w:rPr>
-        <w:t>Your Ref</w:t>
-      </w:r>
-      <w:proofErr w:type="gramStart"/>
-      <w:r>
-        <w:rPr>
-          <w:rFonts w:ascii="Segoe UI" w:eastAsia="Calibri" w:hAnsi="Segoe UI" w:cs="Segoe UI"/>
-          <w:b/>
-          <w:sz w:val="20"/>
-          <w:szCs w:val="20"/>
-        </w:rPr>
-        <w:t xml:space="preserve">: </w:t>
-      </w:r>
-      <w:r>
-        <w:rPr>
-          <w:rFonts w:ascii="Segoe UI" w:eastAsia="Calibri" w:hAnsi="Segoe UI" w:cs="Segoe UI"/>
-          <w:b/>
+    </w:p>
+    <w:p>
+      <w:pPr>
+        <w:widowControl w:val="0"/>
+        <w:suppressAutoHyphens/>
+        <w:spacing w:after="0" w:line="240" w:lineRule="auto"/>
+        <w:rPr>
+          <w:rFonts w:ascii="Segoe UI" w:eastAsia="Lucida Sans Unicode" w:hAnsi="Segoe UI" w:cs="Segoe UI"/>
+          <w:b/>
+          <w:kern w:val="2"/>
+          <w:sz w:val="20"/>
+          <w:szCs w:val="20"/>
+        </w:rPr>
+      </w:pPr>
+      <w:bookmarkStart w:id="0" w:name="_Hlk158201880"/>
+      <w:bookmarkStart w:id="1" w:name="_Hlk139556479"/>
+      <w:r>
+        <w:rPr>
+          <w:rFonts w:ascii="Segoe UI" w:eastAsia="Lucida Sans Unicode" w:hAnsi="Segoe UI" w:cs="Segoe UI"/>
+          <w:b/>
+          <w:kern w:val="2"/>
+          <w:sz w:val="20"/>
+          <w:szCs w:val="20"/>
+        </w:rPr>
+        <w:t>{#customer}{name}{/customer},</w:t>
+      </w:r>
+    </w:p>
+    <w:p>
+      <w:pPr>
+        <w:widowControl w:val="0"/>
+        <w:suppressAutoHyphens/>
+        <w:spacing w:after="0" w:line="240" w:lineRule="auto"/>
+        <w:rPr>
+          <w:rFonts w:ascii="Segoe UI" w:eastAsia="Lucida Sans Unicode" w:hAnsi="Segoe UI" w:cs="Segoe UI"/>
+          <w:b/>
+          <w:kern w:val="2"/>
+          <w:sz w:val="20"/>
+          <w:szCs w:val="20"/>
+        </w:rPr>
+      </w:pPr>
+      <w:bookmarkStart w:id="2" w:name="_Hlk129184393"/>
+      <w:r>
+        <w:rPr>
+          <w:rFonts w:ascii="Segoe UI" w:eastAsia="Lucida Sans Unicode" w:hAnsi="Segoe UI" w:cs="Segoe UI"/>
+          <w:b/>
+          <w:kern w:val="2"/>
+          <w:sz w:val="20"/>
+          <w:szCs w:val="20"/>
+        </w:rPr>
+        <w:t xml:space="preserve">{#customer}{address_line_1}{/customer} – {#customer}{address_line_2}{/customer}, </w:t>
+      </w:r>
+    </w:p>
+    <w:p>
+      <w:pPr>
+        <w:tabs>
+          <w:tab w:val="left" w:pos="720"/>
+          <w:tab w:val="left" w:pos="1440"/>
+          <w:tab w:val="left" w:pos="2160"/>
+          <w:tab w:val="left" w:pos="2880"/>
+          <w:tab w:val="left" w:pos="3600"/>
+          <w:tab w:val="left" w:pos="7080"/>
+        </w:tabs>
+        <w:spacing w:after="0" w:line="240" w:lineRule="auto"/>
+        <w:rPr>
+          <w:rFonts w:ascii="Segoe UI" w:eastAsia="Lucida Sans Unicode" w:hAnsi="Segoe UI" w:cs="Segoe UI"/>
+          <w:kern w:val="2"/>
+          <w:sz w:val="20"/>
+          <w:szCs w:val="20"/>
+        </w:rPr>
+      </w:pPr>
+      <w:r>
+        <w:rPr>
+          <w:rFonts w:ascii="Segoe UI" w:eastAsia="Lucida Sans Unicode" w:hAnsi="Segoe UI" w:cs="Segoe UI"/>
+          <w:b/>
+          <w:kern w:val="2"/>
+          <w:sz w:val="20"/>
+          <w:szCs w:val="20"/>
+        </w:rPr>
+        <w:t>{#customer}{town}{/customer}.</w:t>
+      </w:r>
+    </w:p>
+    <w:p>
+      <w:pPr>
+        <w:spacing w:after="0" w:line="240" w:lineRule="auto"/>
+        <w:rPr>
+          <w:rFonts w:ascii="Segoe UI" w:hAnsi="Segoe UI" w:cs="Segoe UI"/>
+          <w:b/>
+          <w:bCs/>
+          <w:i/>
+          <w:iCs/>
+          <w:sz w:val="20"/>
+          <w:szCs w:val="20"/>
+          <w:u w:val="single"/>
+        </w:rPr>
+      </w:pPr>
+      <w:r>
+        <w:rPr>
+          <w:rFonts w:ascii="Segoe UI" w:eastAsia="Times New Roman" w:hAnsi="Segoe UI" w:cs="Segoe UI"/>
+          <w:b/>
+          <w:sz w:val="20"/>
+          <w:szCs w:val="20"/>
+          <w:u w:val="single"/>
+        </w:rPr>
+        <w:t>KENYA</w:t>
+      </w:r>
+      <w:bookmarkEnd w:id="0"/>
+      <w:r>
+        <w:rPr>
+          <w:rFonts w:ascii="Segoe UI" w:eastAsia="Times New Roman" w:hAnsi="Segoe UI" w:cs="Segoe UI"/>
+          <w:b/>
+          <w:sz w:val="20"/>
+          <w:szCs w:val="20"/>
+        </w:rPr>
+        <w:t xml:space="preserve">    </w:t>
+      </w:r>
+      <w:r>
+        <w:rPr>
+          <w:rFonts w:ascii="Segoe UI" w:eastAsia="Times New Roman" w:hAnsi="Segoe UI" w:cs="Segoe UI"/>
+          <w:bCs/>
+          <w:sz w:val="20"/>
+          <w:szCs w:val="20"/>
+        </w:rPr>
+        <w:t xml:space="preserve">                              </w:t>
+      </w:r>
+      <w:r>
+        <w:rPr>
+          <w:rFonts w:ascii="Segoe UI" w:eastAsia="Times New Roman" w:hAnsi="Segoe UI" w:cs="Segoe UI"/>
+          <w:bCs/>
+          <w:sz w:val="20"/>
+          <w:szCs w:val="20"/>
+        </w:rPr>
+        <w:t xml:space="preserve"> </w:t>
+      </w:r>
+      <w:r>
+        <w:rPr>
+          <w:rFonts w:ascii="Segoe UI" w:eastAsia="Times New Roman" w:hAnsi="Segoe UI" w:cs="Segoe UI"/>
+          <w:bCs/>
+          <w:sz w:val="20"/>
+          <w:szCs w:val="20"/>
+        </w:rPr>
+        <w:t xml:space="preserve">     </w:t>
+      </w:r>
+      <w:r>
+        <w:rPr>
+          <w:rFonts w:ascii="Segoe UI" w:eastAsia="Times New Roman" w:hAnsi="Segoe UI" w:cs="Segoe UI"/>
+          <w:bCs/>
+          <w:sz w:val="20"/>
+          <w:szCs w:val="20"/>
+        </w:rPr>
+        <w:t>‘</w:t>
+      </w:r>
+      <w:r>
+        <w:rPr>
+          <w:rFonts w:ascii="Segoe UI" w:hAnsi="Segoe UI" w:cs="Segoe UI"/>
+          <w:b/>
+          <w:bCs/>
+          <w:i/>
+          <w:iCs/>
+          <w:sz w:val="20"/>
+          <w:szCs w:val="20"/>
+          <w:u w:val="single"/>
+        </w:rPr>
+        <w:t xml:space="preserve">This notice is sent to you as the </w:t>
+      </w:r>
+      <w:r>
+        <w:rPr>
+          <w:rFonts w:ascii="Segoe UI" w:hAnsi="Segoe UI" w:cs="Segoe UI"/>
+          <w:b/>
+          <w:bCs/>
+          <w:i/>
+          <w:iCs/>
+          <w:sz w:val="20"/>
+          <w:szCs w:val="20"/>
+          <w:u w:val="single"/>
+        </w:rPr>
+        <w:t>Chargor</w:t>
+      </w:r>
+      <w:r>
+        <w:rPr>
+          <w:rFonts w:ascii="Segoe UI" w:hAnsi="Segoe UI" w:cs="Segoe UI"/>
+          <w:b/>
+          <w:bCs/>
+          <w:i/>
+          <w:iCs/>
+          <w:sz w:val="20"/>
+          <w:szCs w:val="20"/>
+          <w:u w:val="single"/>
+        </w:rPr>
+        <w:t xml:space="preserve"> </w:t>
+      </w:r>
+      <w:r>
+        <w:rPr>
+          <w:rFonts w:ascii="Segoe UI" w:hAnsi="Segoe UI" w:cs="Segoe UI"/>
+          <w:b/>
+          <w:bCs/>
+          <w:i/>
+          <w:iCs/>
+          <w:sz w:val="20"/>
+          <w:szCs w:val="20"/>
+          <w:u w:val="single"/>
+        </w:rPr>
+        <w:t xml:space="preserve">and Borrower </w:t>
+      </w:r>
+      <w:r>
+        <w:rPr>
+          <w:rFonts w:ascii="Segoe UI" w:hAnsi="Segoe UI" w:cs="Segoe UI"/>
+          <w:b/>
+          <w:bCs/>
+          <w:i/>
+          <w:iCs/>
+          <w:sz w:val="20"/>
+          <w:szCs w:val="20"/>
+          <w:u w:val="single"/>
+        </w:rPr>
+        <w:t>of the Facility</w:t>
+      </w:r>
+      <w:r>
+        <w:rPr>
+          <w:rFonts w:ascii="Segoe UI" w:hAnsi="Segoe UI" w:cs="Segoe UI"/>
+          <w:b/>
+          <w:bCs/>
+          <w:i/>
+          <w:iCs/>
+          <w:sz w:val="20"/>
+          <w:szCs w:val="20"/>
+          <w:u w:val="single"/>
+        </w:rPr>
+        <w:t>’</w:t>
+      </w:r>
+    </w:p>
+    <w:p>
+      <w:pPr>
+        <w:spacing w:after="0" w:line="240" w:lineRule="auto"/>
+        <w:rPr>
+          <w:rFonts w:ascii="Segoe UI" w:eastAsia="Times New Roman" w:hAnsi="Segoe UI" w:cs="Segoe UI"/>
+          <w:b/>
+          <w:sz w:val="20"/>
+          <w:szCs w:val="20"/>
+        </w:rPr>
+      </w:pPr>
+      <w:r>
+        <w:rPr>
+          <w:rFonts w:ascii="Segoe UI" w:hAnsi="Segoe UI" w:cs="Segoe UI"/>
+          <w:b/>
+          <w:i/>
+          <w:iCs/>
+          <w:sz w:val="20"/>
+          <w:szCs w:val="20"/>
+        </w:rPr>
+        <w:t xml:space="preserve">                                                    </w:t>
+      </w:r>
+      <w:r>
+        <w:rPr>
+          <w:rFonts w:ascii="Segoe UI" w:eastAsia="Times New Roman" w:hAnsi="Segoe UI" w:cs="Segoe UI"/>
+          <w:b/>
+          <w:i/>
+          <w:iCs/>
           <w:sz w:val="20"/>
           <w:szCs w:val="20"/>
         </w:rPr>
         <w:tab/>
-        <w:t>TBA</w:t>
-      </w:r>
-      <w:proofErr w:type="gramEnd"/>
-      <w:r>
-        <w:rPr>
-          <w:rFonts w:ascii="Segoe UI" w:eastAsia="Calibri" w:hAnsi="Segoe UI" w:cs="Segoe UI"/>
-          <w:b/>
+      </w:r>
+      <w:bookmarkEnd w:id="1"/>
+      <w:r>
+        <w:rPr>
+          <w:rFonts w:ascii="Segoe UI" w:eastAsia="Times New Roman" w:hAnsi="Segoe UI" w:cs="Segoe UI"/>
+          <w:b/>
+          <w:i/>
+          <w:iCs/>
           <w:sz w:val="20"/>
           <w:szCs w:val="20"/>
         </w:rPr>
@@ -208,8 +478,10 @@
       </w:r>
       <w:r>
         <w:rPr>
-          <w:rFonts w:ascii="Segoe UI" w:eastAsia="Calibri" w:hAnsi="Segoe UI" w:cs="Segoe UI"/>
-          <w:b/>
+          <w:rFonts w:ascii="Segoe UI" w:eastAsia="Times New Roman" w:hAnsi="Segoe UI" w:cs="Segoe UI"/>
+          <w:b/>
+          <w:i/>
+          <w:iCs/>
           <w:sz w:val="20"/>
           <w:szCs w:val="20"/>
         </w:rPr>
@@ -217,8 +489,32 @@
       </w:r>
       <w:r>
         <w:rPr>
-          <w:rFonts w:ascii="Segoe UI" w:eastAsia="Calibri" w:hAnsi="Segoe UI" w:cs="Segoe UI"/>
-          <w:b/>
+          <w:rFonts w:ascii="Segoe UI" w:eastAsia="Times New Roman" w:hAnsi="Segoe UI" w:cs="Segoe UI"/>
+          <w:b/>
+          <w:i/>
+          <w:iCs/>
+          <w:sz w:val="20"/>
+          <w:szCs w:val="20"/>
+        </w:rPr>
+        <w:t xml:space="preserve">        </w:t>
+      </w:r>
+      <w:r>
+        <w:rPr>
+          <w:rFonts w:ascii="Segoe UI" w:eastAsia="Times New Roman" w:hAnsi="Segoe UI" w:cs="Segoe UI"/>
+          <w:b/>
+          <w:i/>
+          <w:iCs/>
+          <w:sz w:val="20"/>
+          <w:szCs w:val="20"/>
+        </w:rPr>
+        <w:t>“By registered post”</w:t>
+      </w:r>
+      <w:bookmarkEnd w:id="2"/>
+      <w:r>
+        <w:rPr>
+          <w:rFonts w:ascii="Segoe UI" w:eastAsia="Calibri" w:hAnsi="Segoe UI" w:cs="Segoe UI"/>
+          <w:i/>
+          <w:iCs/>
           <w:sz w:val="20"/>
           <w:szCs w:val="20"/>
         </w:rPr>
@@ -227,12 +523,28 @@
       <w:r>
         <w:rPr>
           <w:rFonts w:ascii="Segoe UI" w:eastAsia="Calibri" w:hAnsi="Segoe UI" w:cs="Segoe UI"/>
-          <w:b/>
+          <w:i/>
+          <w:iCs/>
           <w:sz w:val="20"/>
           <w:szCs w:val="20"/>
         </w:rPr>
         <w:tab/>
-        <w:t xml:space="preserve">       </w:t>
+      </w:r>
+      <w:r>
+        <w:rPr>
+          <w:rFonts w:ascii="Segoe UI" w:eastAsia="Calibri" w:hAnsi="Segoe UI" w:cs="Segoe UI"/>
+          <w:sz w:val="20"/>
+          <w:szCs w:val="20"/>
+        </w:rPr>
+        <w:tab/>
+      </w:r>
+      <w:r>
+        <w:rPr>
+          <w:rFonts w:ascii="Segoe UI" w:eastAsia="Calibri" w:hAnsi="Segoe UI" w:cs="Segoe UI"/>
+          <w:sz w:val="20"/>
+          <w:szCs w:val="20"/>
+        </w:rPr>
+        <w:tab/>
       </w:r>
     </w:p>
     <w:p>
@@ -241,441 +553,6 @@
         <w:jc w:val="both"/>
         <w:rPr>
           <w:rFonts w:ascii="Segoe UI" w:eastAsia="Calibri" w:hAnsi="Segoe UI" w:cs="Segoe UI"/>
-          <w:b/>
-          <w:sz w:val="20"/>
-          <w:szCs w:val="20"/>
-        </w:rPr>
-      </w:pPr>
-      <w:r>
-        <w:rPr>
-          <w:rFonts w:ascii="Segoe UI" w:eastAsia="Calibri" w:hAnsi="Segoe UI" w:cs="Segoe UI"/>
-          <w:b/>
-          <w:sz w:val="20"/>
-          <w:szCs w:val="20"/>
-        </w:rPr>
-        <w:t>Date</w:t>
-      </w:r>
-      <w:proofErr w:type="gramStart"/>
-      <w:r>
-        <w:rPr>
-          <w:rFonts w:ascii="Segoe UI" w:eastAsia="Calibri" w:hAnsi="Segoe UI" w:cs="Segoe UI"/>
-          <w:b/>
-          <w:sz w:val="20"/>
-          <w:szCs w:val="20"/>
-        </w:rPr>
-        <w:t>:</w:t>
-      </w:r>
-      <w:r>
-        <w:rPr>
-          <w:rFonts w:ascii="Segoe UI" w:eastAsia="Calibri" w:hAnsi="Segoe UI" w:cs="Segoe UI"/>
-          <w:b/>
-          <w:sz w:val="20"/>
-          <w:szCs w:val="20"/>
-        </w:rPr>
-        <w:tab/>
-      </w:r>
-      <w:r>
-        <w:rPr>
-          <w:rFonts w:ascii="Segoe UI" w:eastAsia="Calibri" w:hAnsi="Segoe UI" w:cs="Segoe UI"/>
-          <w:b/>
-          <w:sz w:val="20"/>
-          <w:szCs w:val="20"/>
-        </w:rPr>
-        <w:tab/>
-      </w:r>
-      <w:r>
-        <w:rPr>
-          <w:rFonts w:ascii="Segoe UI" w:eastAsia="Calibri" w:hAnsi="Segoe UI" w:cs="Segoe UI"/>
-          <w:b/>
-          <w:sz w:val="20"/>
-          <w:szCs w:val="20"/>
-        </w:rPr>
-        <w:t>[</w:t>
-      </w:r>
-      <w:proofErr w:type="gramEnd"/>
-      <w:r>
-        <w:rPr>
-          <w:rFonts w:ascii="Segoe UI" w:eastAsia="Calibri" w:hAnsi="Segoe UI" w:cs="Segoe UI"/>
-          <w:b/>
-          <w:sz w:val="20"/>
-          <w:szCs w:val="20"/>
-        </w:rPr>
-        <w:t>Date of Issuance]</w:t>
-      </w:r>
-      <w:r>
-        <w:rPr>
-          <w:rFonts w:ascii="Segoe UI" w:eastAsia="Calibri" w:hAnsi="Segoe UI" w:cs="Segoe UI"/>
-          <w:b/>
-          <w:sz w:val="20"/>
-          <w:szCs w:val="20"/>
-        </w:rPr>
-        <w:t xml:space="preserve">    </w:t>
-      </w:r>
-    </w:p>
-    <w:p>
-      <w:pPr>
-        <w:spacing w:after="0" w:line="240" w:lineRule="auto"/>
-        <w:jc w:val="both"/>
-        <w:rPr>
-          <w:rFonts w:ascii="Segoe UI" w:eastAsia="Calibri" w:hAnsi="Segoe UI" w:cs="Segoe UI"/>
-          <w:b/>
-          <w:sz w:val="20"/>
-          <w:szCs w:val="20"/>
-        </w:rPr>
-      </w:pPr>
-    </w:p>
-    <w:p>
-      <w:pPr>
-        <w:spacing w:after="0" w:line="240" w:lineRule="auto"/>
-        <w:rPr>
-          <w:rFonts w:ascii="Segoe UI" w:eastAsia="Times New Roman" w:hAnsi="Segoe UI" w:cs="Segoe UI"/>
-          <w:sz w:val="20"/>
-          <w:szCs w:val="20"/>
-        </w:rPr>
-      </w:pPr>
-      <w:bookmarkStart w:id="0" w:name="_Hlk158201880"/>
-      <w:bookmarkStart w:id="1" w:name="_Hlk139556479"/>
-      <w:r>
-        <w:rPr>
-          <w:rFonts w:ascii="Segoe UI" w:eastAsia="Times New Roman" w:hAnsi="Segoe UI" w:cs="Segoe UI"/>
-          <w:sz w:val="20"/>
-          <w:szCs w:val="20"/>
-        </w:rPr>
-        <w:t>[Customer Name]</w:t>
-      </w:r>
-    </w:p>
-    <w:p>
-      <w:pPr>
-        <w:spacing w:after="0" w:line="240" w:lineRule="auto"/>
-        <w:rPr>
-          <w:rFonts w:ascii="Segoe UI" w:eastAsia="Times New Roman" w:hAnsi="Segoe UI" w:cs="Segoe UI"/>
-          <w:sz w:val="20"/>
-          <w:szCs w:val="20"/>
-        </w:rPr>
-      </w:pPr>
-      <w:bookmarkStart w:id="2" w:name="_Hlk129184393"/>
-      <w:r>
-        <w:rPr>
-          <w:rFonts w:ascii="Segoe UI" w:eastAsia="Times New Roman" w:hAnsi="Segoe UI" w:cs="Segoe UI"/>
-          <w:sz w:val="20"/>
-          <w:szCs w:val="20"/>
-        </w:rPr>
-        <w:t xml:space="preserve">P.O. Box </w:t>
-      </w:r>
-      <w:r>
-        <w:rPr>
-          <w:rFonts w:ascii="Segoe UI" w:eastAsia="Times New Roman" w:hAnsi="Segoe UI" w:cs="Segoe UI"/>
-          <w:sz w:val="20"/>
-          <w:szCs w:val="20"/>
-        </w:rPr>
-        <w:t>[Postal address]</w:t>
-      </w:r>
-    </w:p>
-    <w:p>
-      <w:pPr>
-        <w:spacing w:after="0" w:line="240" w:lineRule="auto"/>
-        <w:rPr>
-          <w:rFonts w:ascii="Segoe UI" w:eastAsia="Times New Roman" w:hAnsi="Segoe UI" w:cs="Segoe UI"/>
-          <w:b/>
-          <w:sz w:val="20"/>
-          <w:szCs w:val="20"/>
-          <w:u w:val="single"/>
-        </w:rPr>
-      </w:pPr>
-      <w:r>
-        <w:rPr>
-          <w:rFonts w:ascii="Segoe UI" w:eastAsia="Times New Roman" w:hAnsi="Segoe UI" w:cs="Segoe UI"/>
-          <w:b/>
-          <w:sz w:val="20"/>
-          <w:szCs w:val="20"/>
-          <w:u w:val="single"/>
-        </w:rPr>
-        <w:t>[Town]</w:t>
-      </w:r>
-    </w:p>
-    <w:p>
-      <w:pPr>
-        <w:spacing w:after="0" w:line="240" w:lineRule="auto"/>
-        <w:rPr>
-          <w:rFonts w:ascii="Segoe UI" w:hAnsi="Segoe UI" w:cs="Segoe UI"/>
-          <w:b/>
-          <w:bCs/>
-          <w:i/>
-          <w:iCs/>
-          <w:sz w:val="20"/>
-          <w:szCs w:val="20"/>
-          <w:u w:val="single"/>
-        </w:rPr>
-      </w:pPr>
-      <w:r>
-        <w:rPr>
-          <w:rFonts w:ascii="Segoe UI" w:eastAsia="Times New Roman" w:hAnsi="Segoe UI" w:cs="Segoe UI"/>
-          <w:b/>
-          <w:sz w:val="20"/>
-          <w:szCs w:val="20"/>
-          <w:u w:val="single"/>
-        </w:rPr>
-        <w:t>KENYA</w:t>
-      </w:r>
-      <w:bookmarkEnd w:id="0"/>
-      <w:r>
-        <w:rPr>
-          <w:rFonts w:ascii="Segoe UI" w:eastAsia="Times New Roman" w:hAnsi="Segoe UI" w:cs="Segoe UI"/>
-          <w:b/>
-          <w:sz w:val="20"/>
-          <w:szCs w:val="20"/>
-        </w:rPr>
-        <w:t xml:space="preserve">    </w:t>
-      </w:r>
-      <w:r>
-        <w:rPr>
-          <w:rFonts w:ascii="Segoe UI" w:eastAsia="Times New Roman" w:hAnsi="Segoe UI" w:cs="Segoe UI"/>
-          <w:bCs/>
-          <w:sz w:val="20"/>
-          <w:szCs w:val="20"/>
-        </w:rPr>
-        <w:t xml:space="preserve">                              </w:t>
-      </w:r>
-      <w:r>
-        <w:rPr>
-          <w:rFonts w:ascii="Segoe UI" w:eastAsia="Times New Roman" w:hAnsi="Segoe UI" w:cs="Segoe UI"/>
-          <w:bCs/>
-          <w:sz w:val="20"/>
-          <w:szCs w:val="20"/>
-        </w:rPr>
-        <w:t xml:space="preserve"> </w:t>
-      </w:r>
-      <w:r>
-        <w:rPr>
-          <w:rFonts w:ascii="Segoe UI" w:eastAsia="Times New Roman" w:hAnsi="Segoe UI" w:cs="Segoe UI"/>
-          <w:bCs/>
-          <w:sz w:val="20"/>
-          <w:szCs w:val="20"/>
-        </w:rPr>
-        <w:t xml:space="preserve">  </w:t>
-      </w:r>
-      <w:proofErr w:type="gramStart"/>
-      <w:r>
-        <w:rPr>
-          <w:rFonts w:ascii="Segoe UI" w:eastAsia="Times New Roman" w:hAnsi="Segoe UI" w:cs="Segoe UI"/>
-          <w:bCs/>
-          <w:sz w:val="20"/>
-          <w:szCs w:val="20"/>
-        </w:rPr>
-        <w:t xml:space="preserve">   </w:t>
-      </w:r>
-      <w:r>
-        <w:rPr>
-          <w:rFonts w:ascii="Segoe UI" w:eastAsia="Times New Roman" w:hAnsi="Segoe UI" w:cs="Segoe UI"/>
-          <w:bCs/>
-          <w:sz w:val="20"/>
-          <w:szCs w:val="20"/>
-        </w:rPr>
-        <w:t>‘</w:t>
-      </w:r>
-      <w:proofErr w:type="gramEnd"/>
-      <w:r>
-        <w:rPr>
-          <w:rFonts w:ascii="Segoe UI" w:hAnsi="Segoe UI" w:cs="Segoe UI"/>
-          <w:b/>
-          <w:bCs/>
-          <w:i/>
-          <w:iCs/>
-          <w:sz w:val="20"/>
-          <w:szCs w:val="20"/>
-          <w:u w:val="single"/>
-        </w:rPr>
-        <w:t xml:space="preserve">This notice is sent to you as the </w:t>
-      </w:r>
-      <w:proofErr w:type="spellStart"/>
-      <w:r>
-        <w:rPr>
-          <w:rFonts w:ascii="Segoe UI" w:hAnsi="Segoe UI" w:cs="Segoe UI"/>
-          <w:b/>
-          <w:bCs/>
-          <w:i/>
-          <w:iCs/>
-          <w:sz w:val="20"/>
-          <w:szCs w:val="20"/>
-          <w:u w:val="single"/>
-        </w:rPr>
-        <w:t>Chargor</w:t>
-      </w:r>
-      <w:proofErr w:type="spellEnd"/>
-      <w:r>
-        <w:rPr>
-          <w:rFonts w:ascii="Segoe UI" w:hAnsi="Segoe UI" w:cs="Segoe UI"/>
-          <w:b/>
-          <w:bCs/>
-          <w:i/>
-          <w:iCs/>
-          <w:sz w:val="20"/>
-          <w:szCs w:val="20"/>
-          <w:u w:val="single"/>
-        </w:rPr>
-        <w:t xml:space="preserve"> </w:t>
-      </w:r>
-      <w:r>
-        <w:rPr>
-          <w:rFonts w:ascii="Segoe UI" w:hAnsi="Segoe UI" w:cs="Segoe UI"/>
-          <w:b/>
-          <w:bCs/>
-          <w:i/>
-          <w:iCs/>
-          <w:sz w:val="20"/>
-          <w:szCs w:val="20"/>
-          <w:u w:val="single"/>
-        </w:rPr>
-        <w:t xml:space="preserve">and Borrower </w:t>
-      </w:r>
-      <w:r>
-        <w:rPr>
-          <w:rFonts w:ascii="Segoe UI" w:hAnsi="Segoe UI" w:cs="Segoe UI"/>
-          <w:b/>
-          <w:bCs/>
-          <w:i/>
-          <w:iCs/>
-          <w:sz w:val="20"/>
-          <w:szCs w:val="20"/>
-          <w:u w:val="single"/>
-        </w:rPr>
-        <w:t>of the Facility</w:t>
-      </w:r>
-      <w:r>
-        <w:rPr>
-          <w:rFonts w:ascii="Segoe UI" w:hAnsi="Segoe UI" w:cs="Segoe UI"/>
-          <w:b/>
-          <w:bCs/>
-          <w:i/>
-          <w:iCs/>
-          <w:sz w:val="20"/>
-          <w:szCs w:val="20"/>
-          <w:u w:val="single"/>
-        </w:rPr>
-        <w:t>’</w:t>
-      </w:r>
-    </w:p>
-    <w:p>
-      <w:pPr>
-        <w:spacing w:after="0" w:line="240" w:lineRule="auto"/>
-        <w:rPr>
-          <w:rFonts w:ascii="Segoe UI" w:eastAsia="Times New Roman" w:hAnsi="Segoe UI" w:cs="Segoe UI"/>
-          <w:b/>
-          <w:sz w:val="20"/>
-          <w:szCs w:val="20"/>
-        </w:rPr>
-      </w:pPr>
-      <w:r>
-        <w:rPr>
-          <w:rFonts w:ascii="Segoe UI" w:hAnsi="Segoe UI" w:cs="Segoe UI"/>
-          <w:b/>
-          <w:i/>
-          <w:iCs/>
-          <w:sz w:val="20"/>
-          <w:szCs w:val="20"/>
-        </w:rPr>
-        <w:t xml:space="preserve">                                                    </w:t>
-      </w:r>
-      <w:r>
-        <w:rPr>
-          <w:rFonts w:ascii="Segoe UI" w:eastAsia="Times New Roman" w:hAnsi="Segoe UI" w:cs="Segoe UI"/>
-          <w:b/>
-          <w:i/>
-          <w:iCs/>
-          <w:sz w:val="20"/>
-          <w:szCs w:val="20"/>
-        </w:rPr>
-        <w:tab/>
-      </w:r>
-      <w:bookmarkEnd w:id="1"/>
-      <w:r>
-        <w:rPr>
-          <w:rFonts w:ascii="Segoe UI" w:eastAsia="Times New Roman" w:hAnsi="Segoe UI" w:cs="Segoe UI"/>
-          <w:b/>
-          <w:i/>
-          <w:iCs/>
-          <w:sz w:val="20"/>
-          <w:szCs w:val="20"/>
-        </w:rPr>
-        <w:tab/>
-      </w:r>
-      <w:r>
-        <w:rPr>
-          <w:rFonts w:ascii="Segoe UI" w:eastAsia="Times New Roman" w:hAnsi="Segoe UI" w:cs="Segoe UI"/>
-          <w:b/>
-          <w:i/>
-          <w:iCs/>
-          <w:sz w:val="20"/>
-          <w:szCs w:val="20"/>
-        </w:rPr>
-        <w:tab/>
-      </w:r>
-      <w:r>
-        <w:rPr>
-          <w:rFonts w:ascii="Segoe UI" w:eastAsia="Times New Roman" w:hAnsi="Segoe UI" w:cs="Segoe UI"/>
-          <w:b/>
-          <w:i/>
-          <w:iCs/>
-          <w:sz w:val="20"/>
-          <w:szCs w:val="20"/>
-        </w:rPr>
-        <w:t xml:space="preserve">        </w:t>
-      </w:r>
-      <w:r>
-        <w:rPr>
-          <w:rFonts w:ascii="Segoe UI" w:eastAsia="Times New Roman" w:hAnsi="Segoe UI" w:cs="Segoe UI"/>
-          <w:b/>
-          <w:i/>
-          <w:iCs/>
-          <w:sz w:val="20"/>
-          <w:szCs w:val="20"/>
-        </w:rPr>
-        <w:t>“By registered post”</w:t>
-      </w:r>
-      <w:bookmarkEnd w:id="2"/>
-      <w:r>
-        <w:rPr>
-          <w:rFonts w:ascii="Segoe UI" w:eastAsia="Calibri" w:hAnsi="Segoe UI" w:cs="Segoe UI"/>
-          <w:i/>
-          <w:iCs/>
-          <w:sz w:val="20"/>
-          <w:szCs w:val="20"/>
-        </w:rPr>
-        <w:tab/>
-      </w:r>
-      <w:r>
-        <w:rPr>
-          <w:rFonts w:ascii="Segoe UI" w:eastAsia="Calibri" w:hAnsi="Segoe UI" w:cs="Segoe UI"/>
-          <w:i/>
-          <w:iCs/>
-          <w:sz w:val="20"/>
-          <w:szCs w:val="20"/>
-        </w:rPr>
-        <w:tab/>
-      </w:r>
-      <w:r>
-        <w:rPr>
-          <w:rFonts w:ascii="Segoe UI" w:eastAsia="Calibri" w:hAnsi="Segoe UI" w:cs="Segoe UI"/>
-          <w:sz w:val="20"/>
-          <w:szCs w:val="20"/>
-        </w:rPr>
-        <w:tab/>
-      </w:r>
-      <w:r>
-        <w:rPr>
-          <w:rFonts w:ascii="Segoe UI" w:eastAsia="Calibri" w:hAnsi="Segoe UI" w:cs="Segoe UI"/>
-          <w:sz w:val="20"/>
-          <w:szCs w:val="20"/>
-        </w:rPr>
-        <w:tab/>
-      </w:r>
-    </w:p>
-    <w:p>
-      <w:pPr>
-        <w:spacing w:after="0" w:line="240" w:lineRule="auto"/>
-        <w:jc w:val="both"/>
-        <w:rPr>
-          <w:rFonts w:ascii="Segoe UI" w:eastAsia="Calibri" w:hAnsi="Segoe UI" w:cs="Segoe UI"/>
           <w:sz w:val="20"/>
           <w:szCs w:val="20"/>
         </w:rPr>
@@ -687,6 +564,14 @@
           <w:szCs w:val="20"/>
         </w:rPr>
         <w:t xml:space="preserve">Dear </w:t>
+      </w:r>
+      <w:r>
+        <w:rPr>
+          <w:rFonts w:ascii="Segoe UI" w:eastAsia="Calibri" w:hAnsi="Segoe UI" w:cs="Segoe UI"/>
+          <w:sz w:val="20"/>
+          <w:szCs w:val="20"/>
+        </w:rPr>
+        <w:t>Sir/</w:t>
       </w:r>
       <w:r>
         <w:rPr>
@@ -727,17 +612,7 @@
           <w:sz w:val="20"/>
           <w:szCs w:val="20"/>
         </w:rPr>
-        <w:t>RE</w:t>
-      </w:r>
-      <w:proofErr w:type="gramStart"/>
-      <w:r>
-        <w:rPr>
-          <w:rFonts w:ascii="Segoe UI" w:eastAsia="Calibri" w:hAnsi="Segoe UI" w:cs="Segoe UI"/>
-          <w:b/>
-          <w:sz w:val="20"/>
-          <w:szCs w:val="20"/>
-        </w:rPr>
-        <w:t xml:space="preserve">:  </w:t>
+        <w:t xml:space="preserve">RE:  </w:t>
       </w:r>
       <w:r>
         <w:rPr>
@@ -756,17 +631,7 @@
           <w:szCs w:val="20"/>
         </w:rPr>
         <w:tab/>
-        <w:t>40</w:t>
-      </w:r>
-      <w:proofErr w:type="gramEnd"/>
-      <w:r>
-        <w:rPr>
-          <w:rFonts w:ascii="Segoe UI" w:eastAsia="Calibri" w:hAnsi="Segoe UI" w:cs="Segoe UI"/>
-          <w:b/>
-          <w:sz w:val="20"/>
-          <w:szCs w:val="20"/>
-        </w:rPr>
-        <w:t xml:space="preserve"> DAYS NOTICE UNDER SECTION 96(2)(3) (c) OF THE LAND ACT NO. 6 OF</w:t>
+        <w:t>40 DAYS NOTICE UNDER SECTION 96(2)(3) (c) OF THE LAND ACT NO. 6 OF</w:t>
       </w:r>
     </w:p>
     <w:p>
@@ -836,17 +701,7 @@
           <w:szCs w:val="20"/>
         </w:rPr>
         <w:tab/>
-        <w:t>CHARGEE</w:t>
-      </w:r>
-      <w:proofErr w:type="gramStart"/>
-      <w:r>
-        <w:rPr>
-          <w:rFonts w:ascii="Segoe UI" w:eastAsia="Calibri" w:hAnsi="Segoe UI" w:cs="Segoe UI"/>
-          <w:b/>
-          <w:sz w:val="20"/>
-          <w:szCs w:val="20"/>
-        </w:rPr>
-        <w:t xml:space="preserve">:     </w:t>
+        <w:t xml:space="preserve">CHARGEE:     </w:t>
       </w:r>
       <w:r>
         <w:rPr>
@@ -864,17 +719,7 @@
           <w:sz w:val="20"/>
           <w:szCs w:val="20"/>
         </w:rPr>
-        <w:t>KINGDOM</w:t>
-      </w:r>
-      <w:proofErr w:type="gramEnd"/>
-      <w:r>
-        <w:rPr>
-          <w:rFonts w:ascii="Segoe UI" w:eastAsia="Calibri" w:hAnsi="Segoe UI" w:cs="Segoe UI"/>
-          <w:b/>
-          <w:sz w:val="20"/>
-          <w:szCs w:val="20"/>
-        </w:rPr>
-        <w:t xml:space="preserve"> BANK LIMITED (FORME</w:t>
+        <w:t>KINGDOM BANK LIMITED (FORME</w:t>
       </w:r>
       <w:r>
         <w:rPr>
@@ -945,40 +790,18 @@
           <w:sz w:val="20"/>
           <w:szCs w:val="20"/>
         </w:rPr>
-        <w:t>[</w:t>
-      </w:r>
-      <w:proofErr w:type="spellStart"/>
-      <w:r>
-        <w:rPr>
-          <w:rFonts w:ascii="Segoe UI" w:eastAsia="Calibri" w:hAnsi="Segoe UI" w:cs="Segoe UI"/>
-          <w:b/>
-          <w:sz w:val="20"/>
-          <w:szCs w:val="20"/>
-        </w:rPr>
-        <w:t>Chargors</w:t>
-      </w:r>
-      <w:proofErr w:type="spellEnd"/>
-      <w:r>
-        <w:rPr>
-          <w:rFonts w:ascii="Segoe UI" w:eastAsia="Calibri" w:hAnsi="Segoe UI" w:cs="Segoe UI"/>
-          <w:b/>
-          <w:sz w:val="20"/>
-          <w:szCs w:val="20"/>
-        </w:rPr>
-        <w:t xml:space="preserve"> Name]</w:t>
-      </w:r>
-    </w:p>
-    <w:p>
-      <w:pPr>
-        <w:tabs>
-          <w:tab w:val="left" w:pos="540"/>
-        </w:tabs>
+        <w:t>[Chargors Name]</w:t>
+      </w:r>
+    </w:p>
+    <w:p>
+      <w:pPr>
+        <w:widowControl w:val="0"/>
+        <w:suppressAutoHyphens/>
         <w:spacing w:after="0" w:line="240" w:lineRule="auto"/>
-        <w:ind w:left="2370" w:hanging="2370"/>
-        <w:jc w:val="both"/>
-        <w:rPr>
-          <w:rFonts w:ascii="Segoe UI" w:eastAsia="Calibri" w:hAnsi="Segoe UI" w:cs="Segoe UI"/>
-          <w:b/>
+        <w:rPr>
+          <w:rFonts w:ascii="Segoe UI" w:eastAsia="Lucida Sans Unicode" w:hAnsi="Segoe UI" w:cs="Segoe UI"/>
+          <w:b/>
+          <w:kern w:val="2"/>
           <w:sz w:val="20"/>
           <w:szCs w:val="20"/>
         </w:rPr>
@@ -1046,7 +869,6 @@
         </w:rPr>
         <w:t xml:space="preserve"> </w:t>
       </w:r>
-      <w:proofErr w:type="gramStart"/>
       <w:r>
         <w:rPr>
           <w:rFonts w:ascii="Segoe UI" w:eastAsia="Calibri" w:hAnsi="Segoe UI" w:cs="Segoe UI"/>
@@ -1058,22 +880,13 @@
       </w:r>
       <w:r>
         <w:rPr>
-          <w:rFonts w:ascii="Segoe UI" w:hAnsi="Segoe UI" w:cs="Segoe UI"/>
-          <w:b/>
-          <w:sz w:val="20"/>
-          <w:szCs w:val="20"/>
-        </w:rPr>
-        <w:t>[</w:t>
-      </w:r>
-      <w:proofErr w:type="gramEnd"/>
-      <w:r>
-        <w:rPr>
-          <w:rFonts w:ascii="Segoe UI" w:hAnsi="Segoe UI" w:cs="Segoe UI"/>
-          <w:b/>
-          <w:sz w:val="20"/>
-          <w:szCs w:val="20"/>
-        </w:rPr>
-        <w:t>Borrowers Name]</w:t>
+          <w:rFonts w:ascii="Segoe UI" w:eastAsia="Lucida Sans Unicode" w:hAnsi="Segoe UI" w:cs="Segoe UI"/>
+          <w:b/>
+          <w:kern w:val="2"/>
+          <w:sz w:val="20"/>
+          <w:szCs w:val="20"/>
+        </w:rPr>
+        <w:t>{#customer}{name}{/customer},</w:t>
       </w:r>
     </w:p>
     <w:p>
@@ -1136,17 +949,7 @@
           <w:szCs w:val="20"/>
         </w:rPr>
         <w:tab/>
-        <w:t>PROPERTY</w:t>
-      </w:r>
-      <w:proofErr w:type="gramStart"/>
-      <w:r>
-        <w:rPr>
-          <w:rFonts w:ascii="Segoe UI" w:eastAsia="Calibri" w:hAnsi="Segoe UI" w:cs="Segoe UI"/>
-          <w:b/>
-          <w:sz w:val="20"/>
-          <w:szCs w:val="20"/>
-        </w:rPr>
-        <w:t xml:space="preserve">: </w:t>
+        <w:t xml:space="preserve">PROPERTY: </w:t>
       </w:r>
       <w:r>
         <w:rPr>
@@ -1164,17 +967,7 @@
           <w:sz w:val="20"/>
           <w:szCs w:val="20"/>
         </w:rPr>
-        <w:t>LAND</w:t>
-      </w:r>
-      <w:proofErr w:type="gramEnd"/>
-      <w:r>
-        <w:rPr>
-          <w:rFonts w:ascii="Segoe UI" w:eastAsia="Calibri" w:hAnsi="Segoe UI" w:cs="Segoe UI"/>
-          <w:b/>
-          <w:sz w:val="20"/>
-          <w:szCs w:val="20"/>
-        </w:rPr>
-        <w:t xml:space="preserve"> REFERENCE NO. </w:t>
+        <w:t xml:space="preserve">LAND REFERENCE NO. </w:t>
       </w:r>
       <w:r>
         <w:rPr>
@@ -1257,27 +1050,7 @@
           <w:sz w:val="20"/>
           <w:szCs w:val="20"/>
         </w:rPr>
-        <w:t xml:space="preserve">, wherein the </w:t>
-      </w:r>
-      <w:proofErr w:type="spellStart"/>
-      <w:r>
-        <w:rPr>
-          <w:rFonts w:ascii="Segoe UI" w:eastAsia="Calibri" w:hAnsi="Segoe UI" w:cs="Segoe UI"/>
-          <w:bCs/>
-          <w:sz w:val="20"/>
-          <w:szCs w:val="20"/>
-        </w:rPr>
-        <w:t>Chargee</w:t>
-      </w:r>
-      <w:proofErr w:type="spellEnd"/>
-      <w:r>
-        <w:rPr>
-          <w:rFonts w:ascii="Segoe UI" w:eastAsia="Calibri" w:hAnsi="Segoe UI" w:cs="Segoe UI"/>
-          <w:bCs/>
-          <w:sz w:val="20"/>
-          <w:szCs w:val="20"/>
-        </w:rPr>
-        <w:t xml:space="preserve"> required you to </w:t>
+        <w:t xml:space="preserve">, wherein the Chargee required you to </w:t>
       </w:r>
       <w:r>
         <w:rPr>
@@ -1324,19 +1097,6 @@
       <w:bookmarkEnd w:id="4"/>
       <w:r>
         <w:rPr>
-          <w:rFonts w:ascii="Segoe UI" w:eastAsia="Calibri" w:hAnsi="Segoe UI" w:cs="Segoe UI"/>
-          <w:b/>
-          <w:bCs/>
-          <w:sz w:val="20"/>
-          <w:szCs w:val="20"/>
-        </w:rPr>
-        <w:t>[Loan Balance In figures]</w:t>
-      </w:r>
-      <w:r>
-        <w:rPr>
-          <w:rFonts w:ascii="Segoe UI" w:eastAsia="Calibri" w:hAnsi="Segoe UI" w:cs="Segoe UI"/>
-          <w:b/>
-          <w:bCs/>
           <w:sz w:val="20"/>
           <w:szCs w:val="20"/>
         </w:rPr>
@@ -1344,6 +1104,25 @@
       </w:r>
       <w:r>
         <w:rPr>
+          <w:b/>
+          <w:bCs/>
+          <w:sz w:val="20"/>
+          <w:szCs w:val="20"/>
+        </w:rPr>
+        <w:t>{#loan}{outstanding_balance}{/loan}</w:t>
+      </w:r>
+      <w:r>
+        <w:rPr>
+          <w:rFonts w:ascii="Segoe UI" w:eastAsia="Calibri" w:hAnsi="Segoe UI" w:cs="Segoe UI"/>
+          <w:b/>
+          <w:bCs/>
+          <w:sz w:val="20"/>
+          <w:szCs w:val="20"/>
+        </w:rPr>
+        <w:t xml:space="preserve"> </w:t>
+      </w:r>
+      <w:r>
+        <w:rPr>
           <w:rFonts w:ascii="Segoe UI" w:hAnsi="Segoe UI" w:cs="Segoe UI"/>
           <w:b/>
           <w:sz w:val="20"/>
@@ -1375,53 +1154,7 @@
           <w:sz w:val="20"/>
           <w:szCs w:val="20"/>
         </w:rPr>
-        <w:t>14</w:t>
-      </w:r>
-      <w:r>
-        <w:rPr>
-          <w:rFonts w:ascii="Segoe UI" w:hAnsi="Segoe UI" w:cs="Segoe UI"/>
-          <w:bCs/>
-          <w:sz w:val="20"/>
-          <w:szCs w:val="20"/>
-          <w:vertAlign w:val="superscript"/>
-        </w:rPr>
-        <w:t>th</w:t>
-      </w:r>
-      <w:r>
-        <w:rPr>
-          <w:rFonts w:ascii="Segoe UI" w:hAnsi="Segoe UI" w:cs="Segoe UI"/>
-          <w:bCs/>
-          <w:sz w:val="20"/>
-          <w:szCs w:val="20"/>
-        </w:rPr>
-        <w:t xml:space="preserve"> </w:t>
-      </w:r>
-      <w:r>
-        <w:rPr>
-          <w:rFonts w:ascii="Segoe UI" w:hAnsi="Segoe UI" w:cs="Segoe UI"/>
-          <w:bCs/>
-          <w:sz w:val="20"/>
-          <w:szCs w:val="20"/>
-        </w:rPr>
-        <w:t>May,</w:t>
-      </w:r>
-      <w:r>
-        <w:rPr>
-          <w:rFonts w:ascii="Segoe UI" w:hAnsi="Segoe UI" w:cs="Segoe UI"/>
-          <w:bCs/>
-          <w:sz w:val="20"/>
-          <w:szCs w:val="20"/>
-        </w:rPr>
-        <w:t xml:space="preserve"> 202</w:t>
-      </w:r>
-      <w:r>
-        <w:rPr>
-          <w:rFonts w:ascii="Segoe UI" w:hAnsi="Segoe UI" w:cs="Segoe UI"/>
-          <w:bCs/>
-          <w:sz w:val="20"/>
-          <w:szCs w:val="20"/>
-        </w:rPr>
-        <w:t>5</w:t>
+        <w:t>{date}</w:t>
       </w:r>
       <w:r>
         <w:rPr>
@@ -1439,27 +1172,25 @@
           <w:sz w:val="20"/>
           <w:szCs w:val="20"/>
         </w:rPr>
-        <w:t xml:space="preserve"> </w:t>
-      </w:r>
-      <w:r>
-        <w:rPr>
-          <w:rFonts w:ascii="Segoe UI" w:eastAsia="Calibri" w:hAnsi="Segoe UI" w:cs="Segoe UI"/>
-          <w:b/>
-          <w:bCs/>
+        <w:t xml:space="preserve">  </w:t>
+      </w:r>
+      <w:r>
+        <w:rPr>
+          <w:rFonts w:ascii="Segoe UI" w:eastAsia="Lucida Sans Unicode" w:hAnsi="Segoe UI" w:cs="Segoe UI"/>
+          <w:kern w:val="2"/>
+          <w:sz w:val="20"/>
+          <w:szCs w:val="20"/>
+        </w:rPr>
+        <w:t>{#customer}{account_number}{/customer}</w:t>
+      </w:r>
+      <w:r>
+        <w:rPr>
+          <w:rFonts w:ascii="Segoe UI" w:hAnsi="Segoe UI" w:cs="Segoe UI"/>
+          <w:b/>
           <w:color w:val="000000"/>
           <w:sz w:val="20"/>
           <w:szCs w:val="20"/>
         </w:rPr>
-        <w:t>[Loan Account number]</w:t>
-      </w:r>
-      <w:r>
-        <w:rPr>
-          <w:rFonts w:ascii="Segoe UI" w:hAnsi="Segoe UI" w:cs="Segoe UI"/>
-          <w:b/>
-          <w:color w:val="000000"/>
-          <w:sz w:val="20"/>
-          <w:szCs w:val="20"/>
-        </w:rPr>
         <w:t xml:space="preserve">, </w:t>
       </w:r>
       <w:r>
@@ -1509,27 +1240,7 @@
           <w:sz w:val="20"/>
           <w:szCs w:val="20"/>
         </w:rPr>
-        <w:t xml:space="preserve"> after the date of service thereof, failing which the </w:t>
-      </w:r>
-      <w:proofErr w:type="spellStart"/>
-      <w:r>
-        <w:rPr>
-          <w:rFonts w:ascii="Segoe UI" w:eastAsia="Calibri" w:hAnsi="Segoe UI" w:cs="Segoe UI"/>
-          <w:bCs/>
-          <w:sz w:val="20"/>
-          <w:szCs w:val="20"/>
-        </w:rPr>
-        <w:t>Chargee</w:t>
-      </w:r>
-      <w:proofErr w:type="spellEnd"/>
-      <w:r>
-        <w:rPr>
-          <w:rFonts w:ascii="Segoe UI" w:eastAsia="Calibri" w:hAnsi="Segoe UI" w:cs="Segoe UI"/>
-          <w:bCs/>
-          <w:sz w:val="20"/>
-          <w:szCs w:val="20"/>
-        </w:rPr>
-        <w:t xml:space="preserve"> shall exercise its Statutory remedy of sale under Section 90 (2) (3) (e) of the Land Act No. 6 of 2012 Laws of Kenya.</w:t>
+        <w:t xml:space="preserve"> after the date of service thereof, failing which the Chargee shall exercise its Statutory remedy of sale under Section 90 (2) (3) (e) of the Land Act No. 6 of 2012 Laws of Kenya.</w:t>
       </w:r>
     </w:p>
     <w:p>
@@ -1570,25 +1281,7 @@
           <w:sz w:val="20"/>
           <w:szCs w:val="20"/>
         </w:rPr>
-        <w:t xml:space="preserve"> to rectify the default and you owe the </w:t>
-      </w:r>
-      <w:proofErr w:type="spellStart"/>
-      <w:r>
-        <w:rPr>
-          <w:rFonts w:ascii="Segoe UI" w:hAnsi="Segoe UI" w:cs="Segoe UI"/>
-          <w:sz w:val="20"/>
-          <w:szCs w:val="20"/>
-        </w:rPr>
-        <w:t>Chargee</w:t>
-      </w:r>
-      <w:proofErr w:type="spellEnd"/>
-      <w:r>
-        <w:rPr>
-          <w:rFonts w:ascii="Segoe UI" w:hAnsi="Segoe UI" w:cs="Segoe UI"/>
-          <w:sz w:val="20"/>
-          <w:szCs w:val="20"/>
-        </w:rPr>
-        <w:t xml:space="preserve"> an outstanding </w:t>
+        <w:t xml:space="preserve"> to rectify the default and you owe the Chargee an outstanding </w:t>
       </w:r>
       <w:r>
         <w:rPr>
@@ -1623,18 +1316,7 @@
           <w:sz w:val="20"/>
           <w:szCs w:val="20"/>
         </w:rPr>
-        <w:t xml:space="preserve">[ Loan balance in </w:t>
-      </w:r>
-      <w:proofErr w:type="gramStart"/>
-      <w:r>
-        <w:rPr>
-          <w:rFonts w:ascii="Segoe UI" w:eastAsia="Calibri" w:hAnsi="Segoe UI" w:cs="Segoe UI"/>
-          <w:b/>
-          <w:bCs/>
-          <w:sz w:val="20"/>
-          <w:szCs w:val="20"/>
-        </w:rPr>
-        <w:t>Words]</w:t>
+        <w:t>[ Loan balance in Words]</w:t>
       </w:r>
       <w:r>
         <w:rPr>
@@ -1658,24 +1340,12 @@
       </w:r>
       <w:r>
         <w:rPr>
-          <w:rFonts w:ascii="Segoe UI" w:eastAsia="Calibri" w:hAnsi="Segoe UI" w:cs="Segoe UI"/>
-          <w:b/>
-          <w:bCs/>
-          <w:sz w:val="20"/>
-          <w:szCs w:val="20"/>
-        </w:rPr>
-        <w:t>[</w:t>
-      </w:r>
-      <w:proofErr w:type="gramEnd"/>
-      <w:r>
-        <w:rPr>
-          <w:rFonts w:ascii="Segoe UI" w:eastAsia="Calibri" w:hAnsi="Segoe UI" w:cs="Segoe UI"/>
-          <w:b/>
-          <w:bCs/>
-          <w:sz w:val="20"/>
-          <w:szCs w:val="20"/>
-        </w:rPr>
-        <w:t>Loan Balance In figures]</w:t>
+          <w:b/>
+          <w:bCs/>
+          <w:sz w:val="20"/>
+          <w:szCs w:val="20"/>
+        </w:rPr>
+        <w:t>{#loan}{outstanding_balance}{/loan}</w:t>
       </w:r>
       <w:r>
         <w:rPr>
@@ -1733,40 +1403,12 @@
       </w:r>
       <w:r>
         <w:rPr>
-          <w:rFonts w:ascii="Segoe UI" w:hAnsi="Segoe UI" w:cs="Segoe UI"/>
-          <w:sz w:val="20"/>
-          <w:szCs w:val="20"/>
-        </w:rPr>
-        <w:t>[</w:t>
-      </w:r>
-      <w:r>
-        <w:rPr>
-          <w:rFonts w:ascii="Segoe UI" w:hAnsi="Segoe UI" w:cs="Segoe UI"/>
-          <w:b/>
-          <w:sz w:val="20"/>
-          <w:szCs w:val="20"/>
-        </w:rPr>
-        <w:t xml:space="preserve">Arrears Amounts </w:t>
-      </w:r>
-      <w:proofErr w:type="gramStart"/>
-      <w:r>
-        <w:rPr>
-          <w:rFonts w:ascii="Segoe UI" w:hAnsi="Segoe UI" w:cs="Segoe UI"/>
-          <w:b/>
-          <w:sz w:val="20"/>
-          <w:szCs w:val="20"/>
-        </w:rPr>
-        <w:t>In</w:t>
-      </w:r>
-      <w:proofErr w:type="gramEnd"/>
-      <w:r>
-        <w:rPr>
-          <w:rFonts w:ascii="Segoe UI" w:hAnsi="Segoe UI" w:cs="Segoe UI"/>
-          <w:b/>
-          <w:sz w:val="20"/>
-          <w:szCs w:val="20"/>
-        </w:rPr>
-        <w:t xml:space="preserve"> Figures]</w:t>
+          <w:b/>
+          <w:bCs/>
+          <w:sz w:val="20"/>
+          <w:szCs w:val="20"/>
+        </w:rPr>
+        <w:t>{#loan}{arrears_amount}{/loan}</w:t>
       </w:r>
       <w:r>
         <w:rPr>
@@ -1783,18 +1425,8 @@
           <w:sz w:val="20"/>
           <w:szCs w:val="20"/>
         </w:rPr>
-        <w:t xml:space="preserve">as </w:t>
-      </w:r>
-      <w:proofErr w:type="gramStart"/>
-      <w:r>
-        <w:rPr>
-          <w:rFonts w:ascii="Segoe UI" w:hAnsi="Segoe UI" w:cs="Segoe UI"/>
-          <w:sz w:val="20"/>
-          <w:szCs w:val="20"/>
-        </w:rPr>
-        <w:t>at</w:t>
-      </w:r>
-      <w:proofErr w:type="gramEnd"/>
+        <w:t>as at</w:t>
+      </w:r>
       <w:r>
         <w:rPr>
           <w:rFonts w:ascii="Segoe UI" w:hAnsi="Segoe UI" w:cs="Segoe UI"/>
@@ -1828,23 +1460,13 @@
         </w:rPr>
         <w:t xml:space="preserve"> </w:t>
       </w:r>
-      <w:proofErr w:type="gramStart"/>
-      <w:r>
-        <w:rPr>
-          <w:rFonts w:ascii="Segoe UI" w:hAnsi="Segoe UI" w:cs="Segoe UI"/>
-          <w:sz w:val="20"/>
-          <w:szCs w:val="20"/>
-        </w:rPr>
-        <w:t>September,</w:t>
-      </w:r>
-      <w:proofErr w:type="gramEnd"/>
-      <w:r>
-        <w:rPr>
-          <w:rFonts w:ascii="Segoe UI" w:hAnsi="Segoe UI" w:cs="Segoe UI"/>
-          <w:sz w:val="20"/>
-          <w:szCs w:val="20"/>
-        </w:rPr>
-        <w:t xml:space="preserve"> </w:t>
+      <w:r>
+        <w:rPr>
+          <w:rFonts w:ascii="Segoe UI" w:hAnsi="Segoe UI" w:cs="Segoe UI"/>
+          <w:sz w:val="20"/>
+          <w:szCs w:val="20"/>
+        </w:rPr>
+        <w:t xml:space="preserve">September, </w:t>
       </w:r>
       <w:r>
         <w:rPr>
@@ -1869,27 +1491,7 @@
           <w:sz w:val="20"/>
           <w:szCs w:val="20"/>
         </w:rPr>
-        <w:t xml:space="preserve">continue to accrue interest compounded monthly until payment </w:t>
-      </w:r>
-      <w:proofErr w:type="gramStart"/>
-      <w:r>
-        <w:rPr>
-          <w:rFonts w:ascii="Segoe UI" w:eastAsia="Calibri" w:hAnsi="Segoe UI" w:cs="Segoe UI"/>
-          <w:bCs/>
-          <w:sz w:val="20"/>
-          <w:szCs w:val="20"/>
-        </w:rPr>
-        <w:t>in</w:t>
-      </w:r>
-      <w:proofErr w:type="gramEnd"/>
-      <w:r>
-        <w:rPr>
-          <w:rFonts w:ascii="Segoe UI" w:eastAsia="Calibri" w:hAnsi="Segoe UI" w:cs="Segoe UI"/>
-          <w:bCs/>
-          <w:sz w:val="20"/>
-          <w:szCs w:val="20"/>
-        </w:rPr>
-        <w:t xml:space="preserve"> full. </w:t>
+        <w:t xml:space="preserve">continue to accrue interest compounded monthly until payment in full. </w:t>
       </w:r>
     </w:p>
     <w:tbl>
@@ -1900,10 +1502,10 @@
         <w:tblLook w:val="04A0" w:firstRow="1" w:lastRow="0" w:firstColumn="1" w:lastColumn="0" w:noHBand="0" w:noVBand="1"/>
       </w:tblPr>
       <w:tblGrid>
-        <w:gridCol w:w="2882"/>
-        <w:gridCol w:w="1798"/>
-        <w:gridCol w:w="2250"/>
-        <w:gridCol w:w="1971"/>
+        <w:gridCol w:w="707"/>
+        <w:gridCol w:w="3404"/>
+        <w:gridCol w:w="2788"/>
+        <w:gridCol w:w="2451"/>
       </w:tblGrid>
       <w:tr>
         <w:trPr>
@@ -2044,6 +1646,16 @@
                 <w:szCs w:val="20"/>
               </w:rPr>
             </w:pPr>
+            <w:r>
+              <w:rPr>
+                <w:rFonts w:ascii="Segoe UI" w:eastAsia="Calibri" w:hAnsi="Segoe UI" w:cs="Segoe UI"/>
+                <w:b/>
+                <w:color w:val="000000"/>
+                <w:sz w:val="20"/>
+                <w:szCs w:val="20"/>
+              </w:rPr>
+              <w:t>{date}</w:t>
+            </w:r>
           </w:p>
         </w:tc>
         <w:tc>
@@ -2063,6 +1675,15 @@
                 <w:szCs w:val="20"/>
               </w:rPr>
             </w:pPr>
+            <w:r>
+              <w:rPr>
+                <w:rFonts w:ascii="Segoe UI" w:eastAsia="Lucida Sans Unicode" w:hAnsi="Segoe UI" w:cs="Segoe UI"/>
+                <w:kern w:val="2"/>
+                <w:sz w:val="20"/>
+                <w:szCs w:val="20"/>
+              </w:rPr>
+              <w:t>{#customer}{account_number}{/customer}</w:t>
+            </w:r>
           </w:p>
         </w:tc>
         <w:tc>
@@ -2082,6 +1703,13 @@
                 <w:szCs w:val="20"/>
               </w:rPr>
             </w:pPr>
+            <w:r>
+              <w:rPr>
+                <w:sz w:val="20"/>
+                <w:szCs w:val="20"/>
+              </w:rPr>
+              <w:t>{#loan}{outstanding_balance}{/loan}</w:t>
+            </w:r>
           </w:p>
         </w:tc>
         <w:tc>
@@ -2101,6 +1729,13 @@
                 <w:szCs w:val="20"/>
               </w:rPr>
             </w:pPr>
+            <w:r>
+              <w:rPr>
+                <w:sz w:val="20"/>
+                <w:szCs w:val="20"/>
+              </w:rPr>
+              <w:t>{#loan}{arrears_amount}{/loan}</w:t>
+            </w:r>
           </w:p>
         </w:tc>
       </w:tr>
@@ -2140,6 +1775,7 @@
           <w:szCs w:val="20"/>
           <w:u w:val="single"/>
         </w:rPr>
+        <w:lastRenderedPageBreak/>
         <w:t>NOTICE IS HEREBY GIVEN</w:t>
       </w:r>
       <w:r>
@@ -2149,37 +1785,7 @@
           <w:sz w:val="20"/>
           <w:szCs w:val="20"/>
         </w:rPr>
-        <w:t xml:space="preserve"> that unless full payment of the said outstanding amount as more particularized above is made immediately, the </w:t>
-      </w:r>
-      <w:proofErr w:type="spellStart"/>
-      <w:r>
-        <w:rPr>
-          <w:rFonts w:ascii="Segoe UI" w:eastAsia="Calibri" w:hAnsi="Segoe UI" w:cs="Segoe UI"/>
-          <w:bCs/>
-          <w:sz w:val="20"/>
-          <w:szCs w:val="20"/>
-        </w:rPr>
-        <w:t>Chargee</w:t>
-      </w:r>
-      <w:proofErr w:type="spellEnd"/>
-      <w:r>
-        <w:rPr>
-          <w:rFonts w:ascii="Segoe UI" w:eastAsia="Calibri" w:hAnsi="Segoe UI" w:cs="Segoe UI"/>
-          <w:bCs/>
-          <w:sz w:val="20"/>
-          <w:szCs w:val="20"/>
-        </w:rPr>
-        <w:t xml:space="preserve"> shall proceed to exercise its Statutory remedy under Section 96 </w:t>
-      </w:r>
-      <w:r>
-        <w:rPr>
-          <w:rFonts w:ascii="Segoe UI" w:eastAsia="Calibri" w:hAnsi="Segoe UI" w:cs="Segoe UI"/>
-          <w:bCs/>
-          <w:sz w:val="20"/>
-          <w:szCs w:val="20"/>
-        </w:rPr>
-        <w:lastRenderedPageBreak/>
-        <w:t xml:space="preserve">(1) as read with Section 90 (2) (3) (e) of the Land Act No. 6 of 2012 and sell the Charged property at the expiry of </w:t>
+        <w:t xml:space="preserve"> that unless full payment of the said outstanding amount as more particularized above is made immediately, the Chargee shall proceed to exercise its Statutory remedy under Section 96 (1) as read with Section 90 (2) (3) (e) of the Land Act No. 6 of 2012 and sell the Charged property at the expiry of </w:t>
       </w:r>
       <w:r>
         <w:rPr>
@@ -2242,7 +1848,6 @@
         </w:rPr>
         <w:t xml:space="preserve">that the sale of the Charged property shall be by public auction or by private contract and any part payment made by you shall be received by the </w:t>
       </w:r>
-      <w:proofErr w:type="spellStart"/>
       <w:r>
         <w:rPr>
           <w:rFonts w:ascii="Segoe UI" w:eastAsia="Calibri" w:hAnsi="Segoe UI" w:cs="Segoe UI"/>
@@ -2252,7 +1857,6 @@
         </w:rPr>
         <w:t>Chargee</w:t>
       </w:r>
-      <w:proofErr w:type="spellEnd"/>
       <w:r>
         <w:rPr>
           <w:rFonts w:ascii="Segoe UI" w:eastAsia="Calibri" w:hAnsi="Segoe UI" w:cs="Segoe UI"/>
@@ -2299,25 +1903,7 @@
           <w:sz w:val="20"/>
           <w:szCs w:val="20"/>
         </w:rPr>
-        <w:t xml:space="preserve">shall be deemed as </w:t>
-      </w:r>
-      <w:proofErr w:type="gramStart"/>
-      <w:r>
-        <w:rPr>
-          <w:rFonts w:ascii="Segoe UI" w:eastAsia="Calibri" w:hAnsi="Segoe UI" w:cs="Segoe UI"/>
-          <w:sz w:val="20"/>
-          <w:szCs w:val="20"/>
-        </w:rPr>
-        <w:t>a final</w:t>
-      </w:r>
-      <w:proofErr w:type="gramEnd"/>
-      <w:r>
-        <w:rPr>
-          <w:rFonts w:ascii="Segoe UI" w:eastAsia="Calibri" w:hAnsi="Segoe UI" w:cs="Segoe UI"/>
-          <w:sz w:val="20"/>
-          <w:szCs w:val="20"/>
-        </w:rPr>
-        <w:t xml:space="preserve"> notice.</w:t>
+        <w:t>shall be deemed as a final notice.</w:t>
       </w:r>
     </w:p>
     <w:p>
@@ -2541,12 +2127,8 @@
       </w:r>
     </w:p>
     <w:sectPr>
-      <w:headerReference w:type="even" r:id="rId7"/>
-      <w:headerReference w:type="default" r:id="rId8"/>
-      <w:footerReference w:type="even" r:id="rId9"/>
-      <w:footerReference w:type="default" r:id="rId10"/>
-      <w:headerReference w:type="first" r:id="rId11"/>
-      <w:footerReference w:type="first" r:id="rId12"/>
+      <w:headerReference w:type="default" r:id="rId7"/>
+      <w:footerReference w:type="default" r:id="rId8"/>
       <w:pgSz w:w="12240" w:h="15840"/>
       <w:pgMar w:top="1440" w:right="1440" w:bottom="1440" w:left="1440" w:header="720" w:footer="720" w:gutter="0"/>
       <w:cols w:space="720"/>
@@ -2586,190 +2168,21 @@
   <w:p>
     <w:pPr>
       <w:pStyle w:val="Footer"/>
-    </w:pPr>
-  </w:p>
-</w:ftr>
-</file>
-
-<file path=word/footer2.xml><?xml version="1.0" encoding="utf-8"?>
-<w:ftr xmlns:wpc="http://schemas.microsoft.com/office/word/2010/wordprocessingCanvas" xmlns:cx="http://schemas.microsoft.com/office/drawing/2014/chartex" xmlns:cx1="http://schemas.microsoft.com/office/drawing/2015/9/8/chartex" xmlns:cx2="http://schemas.microsoft.com/office/drawing/2015/10/21/chartex" xmlns:cx3="http://schemas.microsoft.com/office/drawing/2016/5/9/chartex" xmlns:cx4="http://schemas.microsoft.com/office/drawing/2016/5/10/chartex" xmlns:cx5="http://schemas.microsoft.com/office/drawing/2016/5/11/chartex" xmlns:cx6="http://schemas.microsoft.com/office/drawing/2016/5/12/chartex" xmlns:cx7="http://schemas.microsoft.com/office/drawing/2016/5/13/chartex" xmlns:cx8="http://schemas.microsoft.com/office/drawing/2016/5/14/chartex" xmlns:mc="http://schemas.openxmlformats.org/markup-compatibility/2006" xmlns:aink="http://schemas.microsoft.com/office/drawing/2016/ink" xmlns:am3d="http://schemas.microsoft.com/office/drawing/2017/model3d" xmlns:o="urn:schemas-microsoft-com:office:office" xmlns:oel="http://schemas.microsoft.com/office/2019/extlst" xmlns:r="http://schemas.openxmlformats.org/officeDocument/2006/relationships" xmlns:m="http://schemas.openxmlformats.org/officeDocument/2006/math" xmlns:v="urn:schemas-microsoft-com:vml" xmlns:wp14="http://schemas.microsoft.com/office/word/2010/wordprocessingDrawing" xmlns:wp="http://schemas.openxmlformats.org/drawingml/2006/wordprocessingDrawing" xmlns:w10="urn:schemas-microsoft-com:office:word" xmlns:w="http://schemas.openxmlformats.org/wordprocessingml/2006/main" xmlns:w14="http://schemas.microsoft.com/office/word/2010/wordml" xmlns:w15="http://schemas.microsoft.com/office/word/2012/wordml" xmlns:w16cex="http://schemas.microsoft.com/office/word/2018/wordml/cex" xmlns:w16cid="http://schemas.microsoft.com/office/word/2016/wordml/cid" xmlns:w16="http://schemas.microsoft.com/office/word/2018/wordml" xmlns:w16du="http://schemas.microsoft.com/office/word/2023/wordml/word16du" xmlns:w16sdtdh="http://schemas.microsoft.com/office/word/2020/wordml/sdtdatahash" xmlns:w16sdtfl="http://schemas.microsoft.com/office/word/2024/wordml/sdtformatlock" xmlns:w16se="http://schemas.microsoft.com/office/word/2015/wordml/symex" xmlns:wpg="http://schemas.microsoft.com/office/word/2010/wordprocessingGroup" xmlns:wpi="http://schemas.microsoft.com/office/word/2010/wordprocessingInk" xmlns:wne="http://schemas.microsoft.com/office/word/2006/wordml" xmlns:wps="http://schemas.microsoft.com/office/word/2010/wordprocessingShape" mc:Ignorable="w14 w15 w16se w16cid w16 w16cex w16sdtdh w16sdtfl w16du wp14">
-  <w:sdt>
-    <w:sdtPr>
-      <w:id w:val="-1409142308"/>
-      <w:docPartObj>
-        <w:docPartGallery w:val="Page Numbers (Bottom of Page)"/>
-        <w:docPartUnique/>
-      </w:docPartObj>
-    </w:sdtPr>
-    <w:sdtEndPr>
+      <w:jc w:val="center"/>
       <w:rPr>
-        <w:noProof/>
+        <w:sz w:val="16"/>
+        <w:szCs w:val="16"/>
       </w:rPr>
-    </w:sdtEndPr>
-    <w:sdtContent>
-      <w:p>
-        <w:pPr>
-          <w:pStyle w:val="Footer"/>
-          <w:jc w:val="right"/>
-        </w:pPr>
-        <w:r>
-          <w:fldChar w:fldCharType="begin"/>
-        </w:r>
-        <w:r>
-          <w:instrText xml:space="preserve"> PAGE   \* MERGEFORMAT </w:instrText>
-        </w:r>
-        <w:r>
-          <w:fldChar w:fldCharType="separate"/>
-        </w:r>
-        <w:r>
-          <w:rPr>
-            <w:noProof/>
-          </w:rPr>
-          <w:t>2</w:t>
-        </w:r>
-        <w:r>
-          <w:rPr>
-            <w:noProof/>
-          </w:rPr>
-          <w:fldChar w:fldCharType="end"/>
-        </w:r>
-      </w:p>
-    </w:sdtContent>
-  </w:sdt>
-  <w:p>
-    <w:pPr>
-      <w:pStyle w:val="Footer"/>
     </w:pPr>
     <w:r>
       <w:rPr>
-        <w:noProof/>
+        <w:rFonts w:ascii="Arial" w:hAnsi="Arial"/>
+        <w:sz w:val="16"/>
+        <w:szCs w:val="16"/>
       </w:rPr>
-      <mc:AlternateContent>
-        <mc:Choice Requires="wps">
-          <w:drawing>
-            <wp:anchor distT="0" distB="0" distL="114300" distR="114300" simplePos="0" relativeHeight="251659264" behindDoc="0" locked="0" layoutInCell="1" allowOverlap="1" wp14:anchorId="66557D5C" wp14:editId="223AE122">
-              <wp:simplePos x="0" y="0"/>
-              <wp:positionH relativeFrom="page">
-                <wp:align>left</wp:align>
-              </wp:positionH>
-              <wp:positionV relativeFrom="page">
-                <wp:align>bottom</wp:align>
-              </wp:positionV>
-              <wp:extent cx="2540000" cy="317500"/>
-              <wp:effectExtent l="0" t="0" r="0" b="0"/>
-              <wp:wrapNone/>
-              <wp:docPr id="1105415681" name="GVFooter_Section1_1955138413"/>
-              <wp:cNvGraphicFramePr/>
-              <a:graphic xmlns:a="http://schemas.openxmlformats.org/drawingml/2006/main">
-                <a:graphicData uri="http://schemas.microsoft.com/office/word/2010/wordprocessingShape">
-                  <wps:wsp>
-                    <wps:cNvSpPr txBox="1"/>
-                    <wps:spPr>
-                      <a:xfrm>
-                        <a:off x="0" y="0"/>
-                        <a:ext cx="2540000" cy="317500"/>
-                      </a:xfrm>
-                      <a:prstGeom prst="rect">
-                        <a:avLst/>
-                      </a:prstGeom>
-                      <a:noFill/>
-                      <a:ln w="6350">
-                        <a:noFill/>
-                      </a:ln>
-                      <a:extLst>
-                        <a:ext uri="{91240B29-F687-4F45-9708-019B960494DF}">
-                          <a14:hiddenLine xmlns:a14="http://schemas.microsoft.com/office/drawing/2010/main" w="6350">
-                            <a:solidFill>
-                              <a:prstClr val="black"/>
-                            </a:solidFill>
-                          </a14:hiddenLine>
-                        </a:ext>
-                      </a:extLst>
-                    </wps:spPr>
-                    <wps:txbx>
-                      <w:txbxContent>
-                        <w:p>
-                          <w:r>
-                            <w:rPr>
-                              <w:rFonts w:ascii="Calibri" w:hAnsi="Calibri" w:cs="Calibri"/>
-                              <w:color w:val="00FF00"/>
-                              <w:sz w:val="20"/>
-                              <w:szCs w:val="20"/>
-                            </w:rPr>
-                            <w:t xml:space="preserve"> KINGDOM BANK LTD </w:t>
-                          </w:r>
-                          <w:r>
-                            <w:rPr>
-                              <w:rFonts w:ascii="Calibri" w:hAnsi="Calibri" w:cs="Calibri"/>
-                              <w:b/>
-                              <w:bCs/>
-                              <w:color w:val="00FF00"/>
-                              <w:sz w:val="20"/>
-                              <w:szCs w:val="20"/>
-                            </w:rPr>
-                            <w:t>Confidential/Internal</w:t>
-                          </w:r>
-                        </w:p>
-                      </w:txbxContent>
-                    </wps:txbx>
-                    <wps:bodyPr rot="0" spcFirstLastPara="0" vertOverflow="overflow" horzOverflow="overflow" vert="horz" wrap="square" lIns="91440" tIns="45720" rIns="91440" bIns="45720" numCol="1" spcCol="0" rtlCol="0" fromWordArt="0" anchor="t" anchorCtr="0" forceAA="0" compatLnSpc="1">
-                      <a:prstTxWarp prst="textNoShape">
-                        <a:avLst/>
-                      </a:prstTxWarp>
-                      <a:spAutoFit/>
-                    </wps:bodyPr>
-                  </wps:wsp>
-                </a:graphicData>
-              </a:graphic>
-            </wp:anchor>
-          </w:drawing>
-        </mc:Choice>
-        <mc:Fallback>
-          <w:pict>
-            <v:shapetype w14:anchorId="66557D5C" id="_x0000_t202" coordsize="21600,21600" o:spt="202" path="m,l,21600r21600,l21600,xe">
-              <v:stroke joinstyle="miter"/>
-              <v:path gradientshapeok="t" o:connecttype="rect"/>
-            </v:shapetype>
-            <v:shape id="GVFooter_Section1_1955138413" o:spid="_x0000_s1026" type="#_x0000_t202" style="position:absolute;margin-left:0;margin-top:0;width:200pt;height:25pt;z-index:251659264;visibility:visible;mso-wrap-style:square;mso-wrap-distance-left:9pt;mso-wrap-distance-top:0;mso-wrap-distance-right:9pt;mso-wrap-distance-bottom:0;mso-position-horizontal:left;mso-position-horizontal-relative:page;mso-position-vertical:bottom;mso-position-vertical-relative:page;v-text-anchor:top" o:gfxdata="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" filled="f" stroked="f" strokeweight=".5pt">
-              <v:fill o:detectmouseclick="t"/>
-              <v:textbox style="mso-fit-shape-to-text:t">
-                <w:txbxContent>
-                  <w:p>
-                    <w:r>
-                      <w:rPr>
-                        <w:rFonts w:ascii="Calibri" w:hAnsi="Calibri" w:cs="Calibri"/>
-                        <w:color w:val="00FF00"/>
-                        <w:sz w:val="20"/>
-                        <w:szCs w:val="20"/>
-                      </w:rPr>
-                      <w:t xml:space="preserve"> KINGDOM BANK LTD </w:t>
-                    </w:r>
-                    <w:r>
-                      <w:rPr>
-                        <w:rFonts w:ascii="Calibri" w:hAnsi="Calibri" w:cs="Calibri"/>
-                        <w:b/>
-                        <w:bCs/>
-                        <w:color w:val="00FF00"/>
-                        <w:sz w:val="20"/>
-                        <w:szCs w:val="20"/>
-                      </w:rPr>
-                      <w:t>Confidential/Internal</w:t>
-                    </w:r>
-                  </w:p>
-                </w:txbxContent>
-              </v:textbox>
-              <w10:wrap anchorx="page" anchory="page"/>
-            </v:shape>
-          </w:pict>
-        </mc:Fallback>
-      </mc:AlternateContent>
+      <w:t>Directors: Mrs. Margaret Karangatha (Chairlady), Macloud Malonza, Julius Sitienei, Charles Kamari, Dr. Gideon Muriuki, CBS, MBS, Anthony Mburu (MD &amp; CEO)</w:t>
     </w:r>
   </w:p>
-</w:ftr>
-</file>
-
-<file path=word/footer3.xml><?xml version="1.0" encoding="utf-8"?>
-<w:ftr xmlns:wpc="http://schemas.microsoft.com/office/word/2010/wordprocessingCanvas" xmlns:cx="http://schemas.microsoft.com/office/drawing/2014/chartex" xmlns:cx1="http://schemas.microsoft.com/office/drawing/2015/9/8/chartex" xmlns:cx2="http://schemas.microsoft.com/office/drawing/2015/10/21/chartex" xmlns:cx3="http://schemas.microsoft.com/office/drawing/2016/5/9/chartex" xmlns:cx4="http://schemas.microsoft.com/office/drawing/2016/5/10/chartex" xmlns:cx5="http://schemas.microsoft.com/office/drawing/2016/5/11/chartex" xmlns:cx6="http://schemas.microsoft.com/office/drawing/2016/5/12/chartex" xmlns:cx7="http://schemas.microsoft.com/office/drawing/2016/5/13/chartex" xmlns:cx8="http://schemas.microsoft.com/office/drawing/2016/5/14/chartex" xmlns:mc="http://schemas.openxmlformats.org/markup-compatibility/2006" xmlns:aink="http://schemas.microsoft.com/office/drawing/2016/ink" xmlns:am3d="http://schemas.microsoft.com/office/drawing/2017/model3d" xmlns:o="urn:schemas-microsoft-com:office:office" xmlns:oel="http://schemas.microsoft.com/office/2019/extlst" xmlns:r="http://schemas.openxmlformats.org/officeDocument/2006/relationships" xmlns:m="http://schemas.openxmlformats.org/officeDocument/2006/math" xmlns:v="urn:schemas-microsoft-com:vml" xmlns:wp14="http://schemas.microsoft.com/office/word/2010/wordprocessingDrawing" xmlns:wp="http://schemas.openxmlformats.org/drawingml/2006/wordprocessingDrawing" xmlns:w10="urn:schemas-microsoft-com:office:word" xmlns:w="http://schemas.openxmlformats.org/wordprocessingml/2006/main" xmlns:w14="http://schemas.microsoft.com/office/word/2010/wordml" xmlns:w15="http://schemas.microsoft.com/office/word/2012/wordml" xmlns:w16cex="http://schemas.microsoft.com/office/word/2018/wordml/cex" xmlns:w16cid="http://schemas.microsoft.com/office/word/2016/wordml/cid" xmlns:w16="http://schemas.microsoft.com/office/word/2018/wordml" xmlns:w16du="http://schemas.microsoft.com/office/word/2023/wordml/word16du" xmlns:w16sdtdh="http://schemas.microsoft.com/office/word/2020/wordml/sdtdatahash" xmlns:w16sdtfl="http://schemas.microsoft.com/office/word/2024/wordml/sdtformatlock" xmlns:w16se="http://schemas.microsoft.com/office/word/2015/wordml/symex" xmlns:wpg="http://schemas.microsoft.com/office/word/2010/wordprocessingGroup" xmlns:wpi="http://schemas.microsoft.com/office/word/2010/wordprocessingInk" xmlns:wne="http://schemas.microsoft.com/office/word/2006/wordml" xmlns:wps="http://schemas.microsoft.com/office/word/2010/wordprocessingShape" mc:Ignorable="w14 w15 w16se w16cid w16 w16cex w16sdtdh w16sdtfl w16du wp14">
   <w:p>
     <w:pPr>
       <w:pStyle w:val="Footer"/>
@@ -2807,28 +2220,200 @@
 <w:hdr xmlns:wpc="http://schemas.microsoft.com/office/word/2010/wordprocessingCanvas" xmlns:cx="http://schemas.microsoft.com/office/drawing/2014/chartex" xmlns:cx1="http://schemas.microsoft.com/office/drawing/2015/9/8/chartex" xmlns:cx2="http://schemas.microsoft.com/office/drawing/2015/10/21/chartex" xmlns:cx3="http://schemas.microsoft.com/office/drawing/2016/5/9/chartex" xmlns:cx4="http://schemas.microsoft.com/office/drawing/2016/5/10/chartex" xmlns:cx5="http://schemas.microsoft.com/office/drawing/2016/5/11/chartex" xmlns:cx6="http://schemas.microsoft.com/office/drawing/2016/5/12/chartex" xmlns:cx7="http://schemas.microsoft.com/office/drawing/2016/5/13/chartex" xmlns:cx8="http://schemas.microsoft.com/office/drawing/2016/5/14/chartex" xmlns:mc="http://schemas.openxmlformats.org/markup-compatibility/2006" xmlns:aink="http://schemas.microsoft.com/office/drawing/2016/ink" xmlns:am3d="http://schemas.microsoft.com/office/drawing/2017/model3d" xmlns:o="urn:schemas-microsoft-com:office:office" xmlns:oel="http://schemas.microsoft.com/office/2019/extlst" xmlns:r="http://schemas.openxmlformats.org/officeDocument/2006/relationships" xmlns:m="http://schemas.openxmlformats.org/officeDocument/2006/math" xmlns:v="urn:schemas-microsoft-com:vml" xmlns:wp14="http://schemas.microsoft.com/office/word/2010/wordprocessingDrawing" xmlns:wp="http://schemas.openxmlformats.org/drawingml/2006/wordprocessingDrawing" xmlns:w10="urn:schemas-microsoft-com:office:word" xmlns:w="http://schemas.openxmlformats.org/wordprocessingml/2006/main" xmlns:w14="http://schemas.microsoft.com/office/word/2010/wordml" xmlns:w15="http://schemas.microsoft.com/office/word/2012/wordml" xmlns:w16cex="http://schemas.microsoft.com/office/word/2018/wordml/cex" xmlns:w16cid="http://schemas.microsoft.com/office/word/2016/wordml/cid" xmlns:w16="http://schemas.microsoft.com/office/word/2018/wordml" xmlns:w16du="http://schemas.microsoft.com/office/word/2023/wordml/word16du" xmlns:w16sdtdh="http://schemas.microsoft.com/office/word/2020/wordml/sdtdatahash" xmlns:w16sdtfl="http://schemas.microsoft.com/office/word/2024/wordml/sdtformatlock" xmlns:w16se="http://schemas.microsoft.com/office/word/2015/wordml/symex" xmlns:wpg="http://schemas.microsoft.com/office/word/2010/wordprocessingGroup" xmlns:wpi="http://schemas.microsoft.com/office/word/2010/wordprocessingInk" xmlns:wne="http://schemas.microsoft.com/office/word/2006/wordml" xmlns:wps="http://schemas.microsoft.com/office/word/2010/wordprocessingShape" mc:Ignorable="w14 w15 w16se w16cid w16 w16cex w16sdtdh w16sdtfl w16du wp14">
   <w:p>
     <w:pPr>
-      <w:pStyle w:val="Header"/>
+      <w:spacing w:after="0"/>
+      <w:jc w:val="right"/>
+      <w:rPr>
+        <w:rFonts w:ascii="Segoe UI" w:hAnsi="Segoe UI" w:cs="Segoe UI"/>
+        <w:bCs/>
+        <w:sz w:val="20"/>
+        <w:szCs w:val="20"/>
+      </w:rPr>
     </w:pPr>
+    <w:r>
+      <w:rPr>
+        <w:rFonts w:ascii="Segoe UI" w:hAnsi="Segoe UI" w:cs="Segoe UI"/>
+        <w:bCs/>
+        <w:sz w:val="20"/>
+        <w:szCs w:val="20"/>
+      </w:rPr>
+      <w:t>Kingdom Bank | Argwings Kodhek Rd, Kilimani</w:t>
+    </w:r>
   </w:p>
-</w:hdr>
-</file>
-
-<file path=word/header2.xml><?xml version="1.0" encoding="utf-8"?>
-<w:hdr xmlns:wpc="http://schemas.microsoft.com/office/word/2010/wordprocessingCanvas" xmlns:cx="http://schemas.microsoft.com/office/drawing/2014/chartex" xmlns:cx1="http://schemas.microsoft.com/office/drawing/2015/9/8/chartex" xmlns:cx2="http://schemas.microsoft.com/office/drawing/2015/10/21/chartex" xmlns:cx3="http://schemas.microsoft.com/office/drawing/2016/5/9/chartex" xmlns:cx4="http://schemas.microsoft.com/office/drawing/2016/5/10/chartex" xmlns:cx5="http://schemas.microsoft.com/office/drawing/2016/5/11/chartex" xmlns:cx6="http://schemas.microsoft.com/office/drawing/2016/5/12/chartex" xmlns:cx7="http://schemas.microsoft.com/office/drawing/2016/5/13/chartex" xmlns:cx8="http://schemas.microsoft.com/office/drawing/2016/5/14/chartex" xmlns:mc="http://schemas.openxmlformats.org/markup-compatibility/2006" xmlns:aink="http://schemas.microsoft.com/office/drawing/2016/ink" xmlns:am3d="http://schemas.microsoft.com/office/drawing/2017/model3d" xmlns:o="urn:schemas-microsoft-com:office:office" xmlns:oel="http://schemas.microsoft.com/office/2019/extlst" xmlns:r="http://schemas.openxmlformats.org/officeDocument/2006/relationships" xmlns:m="http://schemas.openxmlformats.org/officeDocument/2006/math" xmlns:v="urn:schemas-microsoft-com:vml" xmlns:wp14="http://schemas.microsoft.com/office/word/2010/wordprocessingDrawing" xmlns:wp="http://schemas.openxmlformats.org/drawingml/2006/wordprocessingDrawing" xmlns:w10="urn:schemas-microsoft-com:office:word" xmlns:w="http://schemas.openxmlformats.org/wordprocessingml/2006/main" xmlns:w14="http://schemas.microsoft.com/office/word/2010/wordml" xmlns:w15="http://schemas.microsoft.com/office/word/2012/wordml" xmlns:w16cex="http://schemas.microsoft.com/office/word/2018/wordml/cex" xmlns:w16cid="http://schemas.microsoft.com/office/word/2016/wordml/cid" xmlns:w16="http://schemas.microsoft.com/office/word/2018/wordml" xmlns:w16du="http://schemas.microsoft.com/office/word/2023/wordml/word16du" xmlns:w16sdtdh="http://schemas.microsoft.com/office/word/2020/wordml/sdtdatahash" xmlns:w16sdtfl="http://schemas.microsoft.com/office/word/2024/wordml/sdtformatlock" xmlns:w16se="http://schemas.microsoft.com/office/word/2015/wordml/symex" xmlns:wpg="http://schemas.microsoft.com/office/word/2010/wordprocessingGroup" xmlns:wpi="http://schemas.microsoft.com/office/word/2010/wordprocessingInk" xmlns:wne="http://schemas.microsoft.com/office/word/2006/wordml" xmlns:wps="http://schemas.microsoft.com/office/word/2010/wordprocessingShape" mc:Ignorable="w14 w15 w16se w16cid w16 w16cex w16sdtdh w16sdtfl w16du wp14">
+  <w:p>
+    <w:pPr>
+      <w:spacing w:after="0"/>
+      <w:jc w:val="right"/>
+      <w:rPr>
+        <w:rFonts w:ascii="Segoe UI" w:hAnsi="Segoe UI" w:cs="Segoe UI"/>
+        <w:bCs/>
+        <w:sz w:val="20"/>
+        <w:szCs w:val="20"/>
+      </w:rPr>
+    </w:pPr>
+    <w:r>
+      <w:rPr>
+        <w:rFonts w:ascii="Segoe UI" w:hAnsi="Segoe UI" w:cs="Segoe UI"/>
+        <w:bCs/>
+        <w:noProof/>
+        <w:sz w:val="20"/>
+        <w:szCs w:val="20"/>
+      </w:rPr>
+      <w:drawing>
+        <wp:anchor distT="0" distB="0" distL="114300" distR="114300" simplePos="0" relativeHeight="251659264" behindDoc="0" locked="0" layoutInCell="1" allowOverlap="1" wp14:anchorId="4EB7596C" wp14:editId="6AEE6EB5">
+          <wp:simplePos x="0" y="0"/>
+          <wp:positionH relativeFrom="column">
+            <wp:posOffset>48986</wp:posOffset>
+          </wp:positionH>
+          <wp:positionV relativeFrom="paragraph">
+            <wp:posOffset>5170</wp:posOffset>
+          </wp:positionV>
+          <wp:extent cx="2512295" cy="538843"/>
+          <wp:effectExtent l="0" t="0" r="2540" b="0"/>
+          <wp:wrapNone/>
+          <wp:docPr id="1287025203" name="Picture 1" descr="Kingdom Bank Ltd - We Too are You."/>
+          <wp:cNvGraphicFramePr>
+            <a:graphicFrameLocks xmlns:a="http://schemas.openxmlformats.org/drawingml/2006/main" noChangeAspect="1"/>
+          </wp:cNvGraphicFramePr>
+          <a:graphic xmlns:a="http://schemas.openxmlformats.org/drawingml/2006/main">
+            <a:graphicData uri="http://schemas.openxmlformats.org/drawingml/2006/picture">
+              <pic:pic xmlns:pic="http://schemas.openxmlformats.org/drawingml/2006/picture">
+                <pic:nvPicPr>
+                  <pic:cNvPr id="0" name="Picture 1" descr="Kingdom Bank Ltd - We Too are You."/>
+                  <pic:cNvPicPr>
+                    <a:picLocks noChangeAspect="1" noChangeArrowheads="1"/>
+                  </pic:cNvPicPr>
+                </pic:nvPicPr>
+                <pic:blipFill>
+                  <a:blip r:embed="rId1">
+                    <a:extLst>
+                      <a:ext uri="{28A0092B-C50C-407E-A947-70E740481C1C}">
+                        <a14:useLocalDpi xmlns:a14="http://schemas.microsoft.com/office/drawing/2010/main" val="0"/>
+                      </a:ext>
+                    </a:extLst>
+                  </a:blip>
+                  <a:srcRect/>
+                  <a:stretch>
+                    <a:fillRect/>
+                  </a:stretch>
+                </pic:blipFill>
+                <pic:spPr bwMode="auto">
+                  <a:xfrm>
+                    <a:off x="0" y="0"/>
+                    <a:ext cx="2527752" cy="542158"/>
+                  </a:xfrm>
+                  <a:prstGeom prst="rect">
+                    <a:avLst/>
+                  </a:prstGeom>
+                  <a:noFill/>
+                  <a:ln>
+                    <a:noFill/>
+                  </a:ln>
+                </pic:spPr>
+              </pic:pic>
+            </a:graphicData>
+          </a:graphic>
+          <wp14:sizeRelH relativeFrom="margin">
+            <wp14:pctWidth>0</wp14:pctWidth>
+          </wp14:sizeRelH>
+          <wp14:sizeRelV relativeFrom="margin">
+            <wp14:pctHeight>0</wp14:pctHeight>
+          </wp14:sizeRelV>
+        </wp:anchor>
+      </w:drawing>
+    </w:r>
+    <w:r>
+      <w:rPr>
+        <w:rFonts w:ascii="Segoe UI" w:hAnsi="Segoe UI" w:cs="Segoe UI"/>
+        <w:bCs/>
+        <w:sz w:val="20"/>
+        <w:szCs w:val="20"/>
+      </w:rPr>
+      <w:t>P.O Box 22741-00400, Nairobi Kenya</w:t>
+    </w:r>
+  </w:p>
+  <w:p>
+    <w:pPr>
+      <w:spacing w:after="0"/>
+      <w:jc w:val="right"/>
+      <w:rPr>
+        <w:rFonts w:ascii="Segoe UI" w:hAnsi="Segoe UI" w:cs="Segoe UI"/>
+        <w:bCs/>
+        <w:sz w:val="20"/>
+        <w:szCs w:val="20"/>
+      </w:rPr>
+    </w:pPr>
+    <w:r>
+      <w:rPr>
+        <w:rFonts w:ascii="Segoe UI" w:hAnsi="Segoe UI" w:cs="Segoe UI"/>
+        <w:bCs/>
+        <w:sz w:val="20"/>
+        <w:szCs w:val="20"/>
+      </w:rPr>
+      <w:t>Landline: 020-221 0339</w:t>
+    </w:r>
+  </w:p>
+  <w:p>
+    <w:pPr>
+      <w:spacing w:after="0"/>
+      <w:jc w:val="right"/>
+      <w:rPr>
+        <w:rFonts w:ascii="Segoe UI" w:hAnsi="Segoe UI" w:cs="Segoe UI"/>
+        <w:bCs/>
+        <w:sz w:val="20"/>
+        <w:szCs w:val="20"/>
+      </w:rPr>
+    </w:pPr>
+    <w:r>
+      <w:rPr>
+        <w:rFonts w:ascii="Segoe UI" w:hAnsi="Segoe UI" w:cs="Segoe UI"/>
+        <w:bCs/>
+        <w:sz w:val="20"/>
+        <w:szCs w:val="20"/>
+      </w:rPr>
+      <w:t>Mobile: 0709 881 000 | 0709 881 300</w:t>
+    </w:r>
+  </w:p>
+  <w:p>
+    <w:pPr>
+      <w:spacing w:after="0"/>
+      <w:jc w:val="right"/>
+      <w:rPr>
+        <w:rFonts w:ascii="Segoe UI" w:hAnsi="Segoe UI" w:cs="Segoe UI"/>
+        <w:bCs/>
+        <w:sz w:val="20"/>
+        <w:szCs w:val="20"/>
+      </w:rPr>
+    </w:pPr>
+    <w:r>
+      <w:rPr>
+        <w:rFonts w:ascii="Segoe UI" w:hAnsi="Segoe UI" w:cs="Segoe UI"/>
+        <w:bCs/>
+        <w:sz w:val="20"/>
+        <w:szCs w:val="20"/>
+      </w:rPr>
+      <w:t>Email: info@kingdombankltd.co.ke</w:t>
+    </w:r>
+  </w:p>
   <w:p>
     <w:pPr>
       <w:pStyle w:val="Header"/>
+      <w:jc w:val="right"/>
+      <w:rPr>
+        <w:rFonts w:cstheme="minorHAnsi"/>
+        <w:bCs/>
+        <w:sz w:val="20"/>
+        <w:szCs w:val="20"/>
+      </w:rPr>
     </w:pPr>
-  </w:p>
-</w:hdr>
-</file>
-
-<file path=word/header3.xml><?xml version="1.0" encoding="utf-8"?>
-<w:hdr xmlns:wpc="http://schemas.microsoft.com/office/word/2010/wordprocessingCanvas" xmlns:cx="http://schemas.microsoft.com/office/drawing/2014/chartex" xmlns:cx1="http://schemas.microsoft.com/office/drawing/2015/9/8/chartex" xmlns:cx2="http://schemas.microsoft.com/office/drawing/2015/10/21/chartex" xmlns:cx3="http://schemas.microsoft.com/office/drawing/2016/5/9/chartex" xmlns:cx4="http://schemas.microsoft.com/office/drawing/2016/5/10/chartex" xmlns:cx5="http://schemas.microsoft.com/office/drawing/2016/5/11/chartex" xmlns:cx6="http://schemas.microsoft.com/office/drawing/2016/5/12/chartex" xmlns:cx7="http://schemas.microsoft.com/office/drawing/2016/5/13/chartex" xmlns:cx8="http://schemas.microsoft.com/office/drawing/2016/5/14/chartex" xmlns:mc="http://schemas.openxmlformats.org/markup-compatibility/2006" xmlns:aink="http://schemas.microsoft.com/office/drawing/2016/ink" xmlns:am3d="http://schemas.microsoft.com/office/drawing/2017/model3d" xmlns:o="urn:schemas-microsoft-com:office:office" xmlns:oel="http://schemas.microsoft.com/office/2019/extlst" xmlns:r="http://schemas.openxmlformats.org/officeDocument/2006/relationships" xmlns:m="http://schemas.openxmlformats.org/officeDocument/2006/math" xmlns:v="urn:schemas-microsoft-com:vml" xmlns:wp14="http://schemas.microsoft.com/office/word/2010/wordprocessingDrawing" xmlns:wp="http://schemas.openxmlformats.org/drawingml/2006/wordprocessingDrawing" xmlns:w10="urn:schemas-microsoft-com:office:word" xmlns:w="http://schemas.openxmlformats.org/wordprocessingml/2006/main" xmlns:w14="http://schemas.microsoft.com/office/word/2010/wordml" xmlns:w15="http://schemas.microsoft.com/office/word/2012/wordml" xmlns:w16cex="http://schemas.microsoft.com/office/word/2018/wordml/cex" xmlns:w16cid="http://schemas.microsoft.com/office/word/2016/wordml/cid" xmlns:w16="http://schemas.microsoft.com/office/word/2018/wordml" xmlns:w16du="http://schemas.microsoft.com/office/word/2023/wordml/word16du" xmlns:w16sdtdh="http://schemas.microsoft.com/office/word/2020/wordml/sdtdatahash" xmlns:w16sdtfl="http://schemas.microsoft.com/office/word/2024/wordml/sdtformatlock" xmlns:w16se="http://schemas.microsoft.com/office/word/2015/wordml/symex" xmlns:wpg="http://schemas.microsoft.com/office/word/2010/wordprocessingGroup" xmlns:wpi="http://schemas.microsoft.com/office/word/2010/wordprocessingInk" xmlns:wne="http://schemas.microsoft.com/office/word/2006/wordml" xmlns:wps="http://schemas.microsoft.com/office/word/2010/wordprocessingShape" mc:Ignorable="w14 w15 w16se w16cid w16 w16cex w16sdtdh w16sdtfl w16du wp14">
-  <w:p>
-    <w:pPr>
-      <w:pStyle w:val="Header"/>
-    </w:pPr>
+    <w:r>
+      <w:rPr>
+        <w:rFonts w:ascii="Segoe UI" w:hAnsi="Segoe UI" w:cs="Segoe UI"/>
+        <w:bCs/>
+        <w:sz w:val="20"/>
+        <w:szCs w:val="20"/>
+      </w:rPr>
+      <w:t>Website: www.kingdombankltd.co.ke</w:t>
+    </w:r>
   </w:p>
 </w:hdr>
 </file>

--- a/templates/STAT_40/current.docx
+++ b/templates/STAT_40/current.docx
@@ -73,59 +73,38 @@
         <w:jc w:val="both"/>
         <w:textAlignment w:val="baseline"/>
         <w:rPr>
-          <w:i/>
-          <w:iCs/>
-          <w:sz w:val="22"/>
-          <w:szCs w:val="22"/>
-        </w:rPr>
-      </w:pPr>
-      <w:r>
-        <w:rPr>
-          <w:rStyle w:val="normaltextrun"/>
-          <w:rFonts w:eastAsiaTheme="majorEastAsia"/>
-          <w:b/>
-          <w:bCs/>
-          <w:sz w:val="22"/>
-          <w:szCs w:val="22"/>
-        </w:rPr>
-        <w:t>OUR REF: SS/DD2/</w:t>
-      </w:r>
-      <w:r>
-        <w:rPr>
-          <w:rStyle w:val="normaltextrun"/>
-          <w:rFonts w:eastAsiaTheme="majorEastAsia"/>
-          <w:b/>
-          <w:bCs/>
-          <w:sz w:val="22"/>
-          <w:szCs w:val="22"/>
-        </w:rPr>
-        <w:t xml:space="preserve"> </w:t>
-      </w:r>
-      <w:r>
-        <w:rPr>
-          <w:rStyle w:val="normaltextrun"/>
-          <w:rFonts w:eastAsiaTheme="majorEastAsia"/>
-          <w:b/>
-          <w:bCs/>
-          <w:i/>
-          <w:iCs/>
-          <w:sz w:val="22"/>
-          <w:szCs w:val="22"/>
-        </w:rPr>
-        <w:t>(Member No.)</w:t>
-      </w:r>
-      <w:r>
-        <w:rPr>
-          <w:rStyle w:val="normaltextrun"/>
-          <w:rFonts w:eastAsiaTheme="majorEastAsia"/>
-          <w:b/>
-          <w:bCs/>
-          <w:i/>
-          <w:iCs/>
-          <w:sz w:val="22"/>
-          <w:szCs w:val="22"/>
-        </w:rPr>
-        <w:tab/>
+          <w:sz w:val="22"/>
+          <w:szCs w:val="22"/>
+        </w:rPr>
+      </w:pPr>
+      <w:r>
+        <w:rPr>
+          <w:rStyle w:val="normaltextrun"/>
+          <w:rFonts w:eastAsiaTheme="majorEastAsia"/>
+          <w:sz w:val="22"/>
+          <w:szCs w:val="22"/>
+        </w:rPr>
+        <w:t>OUR REF: {</w:t>
+      </w:r>
+      <w:proofErr w:type="spellStart"/>
+      <w:r>
+        <w:rPr>
+          <w:rStyle w:val="normaltextrun"/>
+          <w:rFonts w:eastAsiaTheme="majorEastAsia"/>
+          <w:sz w:val="22"/>
+          <w:szCs w:val="22"/>
+        </w:rPr>
+        <w:t>our_ref</w:t>
+      </w:r>
+      <w:proofErr w:type="spellEnd"/>
+      <w:r>
+        <w:rPr>
+          <w:rStyle w:val="normaltextrun"/>
+          <w:rFonts w:eastAsiaTheme="majorEastAsia"/>
+          <w:sz w:val="22"/>
+          <w:szCs w:val="22"/>
+        </w:rPr>
+        <w:t>}</w:t>
       </w:r>
     </w:p>
     <w:p>
@@ -157,24 +136,18 @@
         <w:jc w:val="both"/>
         <w:textAlignment w:val="baseline"/>
         <w:rPr>
-          <w:i/>
-          <w:iCs/>
-          <w:sz w:val="22"/>
-          <w:szCs w:val="22"/>
-        </w:rPr>
-      </w:pPr>
-      <w:r>
-        <w:rPr>
-          <w:rStyle w:val="normaltextrun"/>
-          <w:rFonts w:eastAsiaTheme="majorEastAsia"/>
-          <w:b/>
-          <w:bCs/>
-          <w:i/>
-          <w:iCs/>
-          <w:sz w:val="22"/>
-          <w:szCs w:val="22"/>
-        </w:rPr>
-        <w:t>Date</w:t>
+          <w:sz w:val="22"/>
+          <w:szCs w:val="22"/>
+        </w:rPr>
+      </w:pPr>
+      <w:r>
+        <w:rPr>
+          <w:rStyle w:val="normaltextrun"/>
+          <w:rFonts w:eastAsiaTheme="majorEastAsia"/>
+          <w:sz w:val="22"/>
+          <w:szCs w:val="22"/>
+        </w:rPr>
+        <w:t>{date}</w:t>
       </w:r>
     </w:p>
     <w:p>
@@ -213,7 +186,41 @@
       <w:r>
         <w:rPr>
           <w:rFonts w:ascii="Times New Roman" w:eastAsia="Times New Roman" w:hAnsi="Times New Roman" w:cs="Times New Roman"/>
-          <w:b/>
+          <w:kern w:val="0"/>
+          <w:sz w:val="22"/>
+          <w:szCs w:val="22"/>
+          <w:lang w:val="en-GB"/>
+          <w14:ligatures w14:val="none"/>
+        </w:rPr>
+        <w:t>{#</w:t>
+      </w:r>
+      <w:proofErr w:type="gramStart"/>
+      <w:r>
+        <w:rPr>
+          <w:rFonts w:ascii="Times New Roman" w:eastAsia="Times New Roman" w:hAnsi="Times New Roman" w:cs="Times New Roman"/>
+          <w:kern w:val="0"/>
+          <w:sz w:val="22"/>
+          <w:szCs w:val="22"/>
+          <w:lang w:val="en-GB"/>
+          <w14:ligatures w14:val="none"/>
+        </w:rPr>
+        <w:t>customer}{</w:t>
+      </w:r>
+      <w:proofErr w:type="gramEnd"/>
+      <w:r>
+        <w:rPr>
+          <w:rFonts w:ascii="Times New Roman" w:eastAsia="Times New Roman" w:hAnsi="Times New Roman" w:cs="Times New Roman"/>
+          <w:kern w:val="0"/>
+          <w:sz w:val="22"/>
+          <w:szCs w:val="22"/>
+          <w:lang w:val="en-GB"/>
+          <w14:ligatures w14:val="none"/>
+        </w:rPr>
+        <w:t>name}{/customer}</w:t>
+      </w:r>
+      <w:r>
+        <w:rPr>
+          <w:rFonts w:ascii="Times New Roman" w:eastAsia="Times New Roman" w:hAnsi="Times New Roman" w:cs="Times New Roman"/>
           <w:i/>
           <w:iCs/>
           <w:kern w:val="0"/>
@@ -222,80 +229,8 @@
           <w:lang w:val="en-GB"/>
           <w14:ligatures w14:val="none"/>
         </w:rPr>
-        <w:t xml:space="preserve">(Member </w:t>
-      </w:r>
-      <w:proofErr w:type="gramStart"/>
-      <w:r>
-        <w:rPr>
-          <w:rFonts w:ascii="Times New Roman" w:eastAsia="Times New Roman" w:hAnsi="Times New Roman" w:cs="Times New Roman"/>
-          <w:b/>
-          <w:i/>
-          <w:iCs/>
-          <w:kern w:val="0"/>
-          <w:sz w:val="22"/>
-          <w:szCs w:val="22"/>
-          <w:lang w:val="en-GB"/>
-          <w14:ligatures w14:val="none"/>
-        </w:rPr>
-        <w:t>Name)</w:t>
-      </w:r>
-      <w:r>
-        <w:rPr>
-          <w:rFonts w:ascii="Times New Roman" w:eastAsia="Times New Roman" w:hAnsi="Times New Roman" w:cs="Times New Roman"/>
-          <w:b/>
-          <w:i/>
-          <w:iCs/>
-          <w:kern w:val="0"/>
-          <w:sz w:val="22"/>
-          <w:szCs w:val="22"/>
-          <w:lang w:val="en-GB"/>
-          <w14:ligatures w14:val="none"/>
-        </w:rPr>
-        <w:t xml:space="preserve">   </w:t>
-      </w:r>
-      <w:proofErr w:type="gramEnd"/>
-      <w:r>
-        <w:rPr>
-          <w:rFonts w:ascii="Times New Roman" w:eastAsia="Times New Roman" w:hAnsi="Times New Roman" w:cs="Times New Roman"/>
-          <w:b/>
-          <w:i/>
-          <w:iCs/>
-          <w:kern w:val="0"/>
-          <w:sz w:val="22"/>
-          <w:szCs w:val="22"/>
-          <w:lang w:val="en-GB"/>
-          <w14:ligatures w14:val="none"/>
-        </w:rPr>
-        <w:t xml:space="preserve">                                                           </w:t>
-      </w:r>
-      <w:proofErr w:type="gramStart"/>
-      <w:r>
-        <w:rPr>
-          <w:rFonts w:ascii="Times New Roman" w:eastAsia="Times New Roman" w:hAnsi="Times New Roman" w:cs="Times New Roman"/>
-          <w:b/>
-          <w:i/>
-          <w:iCs/>
-          <w:kern w:val="0"/>
-          <w:sz w:val="22"/>
-          <w:szCs w:val="22"/>
-          <w:lang w:val="en-GB"/>
-          <w14:ligatures w14:val="none"/>
-        </w:rPr>
-        <w:t xml:space="preserve">   </w:t>
-      </w:r>
-      <w:r>
-        <w:rPr>
-          <w:rFonts w:ascii="Times New Roman" w:eastAsia="Times New Roman" w:hAnsi="Times New Roman" w:cs="Times New Roman"/>
-          <w:b/>
-          <w:kern w:val="0"/>
-          <w:sz w:val="22"/>
-          <w:szCs w:val="22"/>
-          <w:lang w:val="en-GB"/>
-          <w14:ligatures w14:val="none"/>
-        </w:rPr>
-        <w:t>“</w:t>
-      </w:r>
-      <w:proofErr w:type="gramEnd"/>
+        <w:t xml:space="preserve">                                                                </w:t>
+      </w:r>
       <w:r>
         <w:rPr>
           <w:rFonts w:ascii="Times New Roman" w:eastAsia="Times New Roman" w:hAnsi="Times New Roman" w:cs="Times New Roman"/>
@@ -305,120 +240,12 @@
           <w:lang w:val="en-GB"/>
           <w14:ligatures w14:val="none"/>
         </w:rPr>
-        <w:t>By registered mail”</w:t>
+        <w:t>“By registered mail”</w:t>
       </w:r>
     </w:p>
     <w:p>
       <w:pPr>
         <w:spacing w:after="0" w:line="276" w:lineRule="auto"/>
-        <w:rPr>
-          <w:rFonts w:ascii="Times New Roman" w:eastAsia="Times New Roman" w:hAnsi="Times New Roman" w:cs="Times New Roman"/>
-          <w:b/>
-          <w:kern w:val="0"/>
-          <w:sz w:val="22"/>
-          <w:szCs w:val="22"/>
-          <w:lang w:val="en-GB"/>
-          <w14:ligatures w14:val="none"/>
-        </w:rPr>
-      </w:pPr>
-      <w:r>
-        <w:rPr>
-          <w:rFonts w:ascii="Times New Roman" w:eastAsia="Times New Roman" w:hAnsi="Times New Roman" w:cs="Times New Roman"/>
-          <w:b/>
-          <w:kern w:val="0"/>
-          <w:sz w:val="22"/>
-          <w:szCs w:val="22"/>
-          <w:lang w:val="en-GB"/>
-          <w14:ligatures w14:val="none"/>
-        </w:rPr>
-        <w:t xml:space="preserve">P.O.BOX </w:t>
-      </w:r>
-      <w:proofErr w:type="spellStart"/>
-      <w:r>
-        <w:rPr>
-          <w:rFonts w:ascii="Times New Roman" w:eastAsia="Times New Roman" w:hAnsi="Times New Roman" w:cs="Times New Roman"/>
-          <w:b/>
-          <w:kern w:val="0"/>
-          <w:sz w:val="22"/>
-          <w:szCs w:val="22"/>
-          <w:lang w:val="en-GB"/>
-          <w14:ligatures w14:val="none"/>
-        </w:rPr>
-        <w:t>xxxxxx</w:t>
-      </w:r>
-      <w:proofErr w:type="spellEnd"/>
-    </w:p>
-    <w:p>
-      <w:pPr>
-        <w:spacing w:after="0" w:line="276" w:lineRule="auto"/>
-        <w:rPr>
-          <w:rFonts w:ascii="Times New Roman" w:eastAsia="Times New Roman" w:hAnsi="Times New Roman" w:cs="Times New Roman"/>
-          <w:b/>
-          <w:kern w:val="0"/>
-          <w:sz w:val="22"/>
-          <w:szCs w:val="22"/>
-          <w:u w:val="single"/>
-          <w:lang w:val="en-GB"/>
-          <w14:ligatures w14:val="none"/>
-        </w:rPr>
-      </w:pPr>
-      <w:proofErr w:type="spellStart"/>
-      <w:r>
-        <w:rPr>
-          <w:rFonts w:ascii="Times New Roman" w:eastAsia="Times New Roman" w:hAnsi="Times New Roman" w:cs="Times New Roman"/>
-          <w:b/>
-          <w:kern w:val="0"/>
-          <w:sz w:val="22"/>
-          <w:szCs w:val="22"/>
-          <w:u w:val="single"/>
-          <w:lang w:val="en-GB"/>
-          <w14:ligatures w14:val="none"/>
-        </w:rPr>
-        <w:t>xxxxxx</w:t>
-      </w:r>
-      <w:proofErr w:type="spellEnd"/>
-      <w:r>
-        <w:rPr>
-          <w:rFonts w:ascii="Times New Roman" w:eastAsia="Times New Roman" w:hAnsi="Times New Roman" w:cs="Times New Roman"/>
-          <w:b/>
-          <w:kern w:val="0"/>
-          <w:sz w:val="22"/>
-          <w:szCs w:val="22"/>
-          <w:u w:val="single"/>
-          <w:lang w:val="en-GB"/>
-          <w14:ligatures w14:val="none"/>
-        </w:rPr>
-        <w:t>.</w:t>
-      </w:r>
-    </w:p>
-    <w:p>
-      <w:pPr>
-        <w:spacing w:after="0" w:line="276" w:lineRule="auto"/>
-        <w:rPr>
-          <w:rFonts w:ascii="Times New Roman" w:eastAsia="Times New Roman" w:hAnsi="Times New Roman" w:cs="Times New Roman"/>
-          <w:b/>
-          <w:kern w:val="0"/>
-          <w:sz w:val="22"/>
-          <w:szCs w:val="22"/>
-          <w:u w:val="single"/>
-          <w:lang w:val="en-GB"/>
-          <w14:ligatures w14:val="none"/>
-        </w:rPr>
-      </w:pPr>
-      <w:r>
-        <w:rPr>
-          <w:rFonts w:ascii="Times New Roman" w:eastAsia="Times New Roman" w:hAnsi="Times New Roman" w:cs="Times New Roman"/>
-          <w:b/>
-          <w:kern w:val="0"/>
-          <w:sz w:val="22"/>
-          <w:szCs w:val="22"/>
-          <w:u w:val="single"/>
-          <w:lang w:val="en-GB"/>
-          <w14:ligatures w14:val="none"/>
-        </w:rPr>
-        <w:t>Tel:</w:t>
-      </w:r>
-      <w:r>
         <w:rPr>
           <w:rFonts w:ascii="Times New Roman" w:eastAsia="Times New Roman" w:hAnsi="Times New Roman" w:cs="Times New Roman"/>
           <w:kern w:val="0"/>
@@ -427,13 +254,264 @@
           <w:lang w:val="en-GB"/>
           <w14:ligatures w14:val="none"/>
         </w:rPr>
+      </w:pPr>
+      <w:r>
+        <w:rPr>
+          <w:rFonts w:ascii="Times New Roman" w:eastAsia="Times New Roman" w:hAnsi="Times New Roman" w:cs="Times New Roman"/>
+          <w:kern w:val="0"/>
+          <w:sz w:val="22"/>
+          <w:szCs w:val="22"/>
+          <w:lang w:val="en-GB"/>
+          <w14:ligatures w14:val="none"/>
+        </w:rPr>
+        <w:t>{#</w:t>
+      </w:r>
+      <w:proofErr w:type="gramStart"/>
+      <w:r>
+        <w:rPr>
+          <w:rFonts w:ascii="Times New Roman" w:eastAsia="Times New Roman" w:hAnsi="Times New Roman" w:cs="Times New Roman"/>
+          <w:kern w:val="0"/>
+          <w:sz w:val="22"/>
+          <w:szCs w:val="22"/>
+          <w:lang w:val="en-GB"/>
+          <w14:ligatures w14:val="none"/>
+        </w:rPr>
+        <w:t>customer}{</w:t>
+      </w:r>
+      <w:proofErr w:type="gramEnd"/>
+      <w:r>
+        <w:rPr>
+          <w:rFonts w:ascii="Times New Roman" w:eastAsia="Times New Roman" w:hAnsi="Times New Roman" w:cs="Times New Roman"/>
+          <w:kern w:val="0"/>
+          <w:sz w:val="22"/>
+          <w:szCs w:val="22"/>
+          <w:lang w:val="en-GB"/>
+          <w14:ligatures w14:val="none"/>
+        </w:rPr>
+        <w:t>address_line_1}{/customer}</w:t>
+      </w:r>
+    </w:p>
+    <w:p>
+      <w:pPr>
+        <w:spacing w:after="0" w:line="276" w:lineRule="auto"/>
+        <w:rPr>
+          <w:rFonts w:ascii="Times New Roman" w:eastAsia="Times New Roman" w:hAnsi="Times New Roman" w:cs="Times New Roman"/>
+          <w:kern w:val="0"/>
+          <w:sz w:val="22"/>
+          <w:szCs w:val="22"/>
+          <w:lang w:val="en-GB"/>
+          <w14:ligatures w14:val="none"/>
+        </w:rPr>
+      </w:pPr>
+      <w:r>
+        <w:rPr>
+          <w:rFonts w:ascii="Times New Roman" w:eastAsia="Times New Roman" w:hAnsi="Times New Roman" w:cs="Times New Roman"/>
+          <w:kern w:val="0"/>
+          <w:sz w:val="22"/>
+          <w:szCs w:val="22"/>
+          <w:lang w:val="en-GB"/>
+          <w14:ligatures w14:val="none"/>
+        </w:rPr>
+        <w:t>{#</w:t>
+      </w:r>
+      <w:proofErr w:type="gramStart"/>
+      <w:r>
+        <w:rPr>
+          <w:rFonts w:ascii="Times New Roman" w:eastAsia="Times New Roman" w:hAnsi="Times New Roman" w:cs="Times New Roman"/>
+          <w:kern w:val="0"/>
+          <w:sz w:val="22"/>
+          <w:szCs w:val="22"/>
+          <w:lang w:val="en-GB"/>
+          <w14:ligatures w14:val="none"/>
+        </w:rPr>
+        <w:t>customer}{</w:t>
+      </w:r>
+      <w:proofErr w:type="gramEnd"/>
+      <w:r>
+        <w:rPr>
+          <w:rFonts w:ascii="Times New Roman" w:eastAsia="Times New Roman" w:hAnsi="Times New Roman" w:cs="Times New Roman"/>
+          <w:kern w:val="0"/>
+          <w:sz w:val="22"/>
+          <w:szCs w:val="22"/>
+          <w:lang w:val="en-GB"/>
+          <w14:ligatures w14:val="none"/>
+        </w:rPr>
+        <w:t>address_line_2}{/customer}</w:t>
+      </w:r>
+      <w:r>
+        <w:rPr>
+          <w:rFonts w:ascii="Times New Roman" w:eastAsia="Times New Roman" w:hAnsi="Times New Roman" w:cs="Times New Roman"/>
+          <w:kern w:val="0"/>
+          <w:sz w:val="22"/>
+          <w:szCs w:val="22"/>
+          <w:u w:val="single"/>
+          <w:lang w:val="en-GB"/>
+          <w14:ligatures w14:val="none"/>
+        </w:rPr>
+        <w:t>.</w:t>
+      </w:r>
+    </w:p>
+    <w:p>
+      <w:pPr>
+        <w:spacing w:after="0" w:line="276" w:lineRule="auto"/>
+        <w:rPr>
+          <w:rFonts w:ascii="Times New Roman" w:eastAsia="Times New Roman" w:hAnsi="Times New Roman" w:cs="Times New Roman"/>
+          <w:kern w:val="0"/>
+          <w:sz w:val="22"/>
+          <w:szCs w:val="22"/>
+          <w:lang w:val="en-GB"/>
+          <w14:ligatures w14:val="none"/>
+        </w:rPr>
+      </w:pPr>
+      <w:r>
+        <w:rPr>
+          <w:rFonts w:ascii="Times New Roman" w:eastAsia="Times New Roman" w:hAnsi="Times New Roman" w:cs="Times New Roman"/>
+          <w:kern w:val="0"/>
+          <w:sz w:val="22"/>
+          <w:szCs w:val="22"/>
+          <w:lang w:val="en-GB"/>
+          <w14:ligatures w14:val="none"/>
+        </w:rPr>
+        <w:t>Tel: {</w:t>
+      </w:r>
+      <w:r>
+        <w:rPr>
+          <w:rFonts w:ascii="Times New Roman" w:eastAsia="Times New Roman" w:hAnsi="Times New Roman" w:cs="Times New Roman"/>
+          <w:kern w:val="0"/>
+          <w:sz w:val="22"/>
+          <w:szCs w:val="22"/>
+          <w:lang w:val="en-GB"/>
+          <w14:ligatures w14:val="none"/>
+        </w:rPr>
+        <w:t>#</w:t>
+      </w:r>
+      <w:proofErr w:type="gramStart"/>
+      <w:r>
+        <w:rPr>
+          <w:rFonts w:ascii="Times New Roman" w:eastAsia="Times New Roman" w:hAnsi="Times New Roman" w:cs="Times New Roman"/>
+          <w:kern w:val="0"/>
+          <w:sz w:val="22"/>
+          <w:szCs w:val="22"/>
+          <w:lang w:val="en-GB"/>
+          <w14:ligatures w14:val="none"/>
+        </w:rPr>
+        <w:t>customer</w:t>
+      </w:r>
+      <w:r>
+        <w:rPr>
+          <w:rFonts w:ascii="Times New Roman" w:eastAsia="Times New Roman" w:hAnsi="Times New Roman" w:cs="Times New Roman"/>
+          <w:kern w:val="0"/>
+          <w:sz w:val="22"/>
+          <w:szCs w:val="22"/>
+          <w:lang w:val="en-GB"/>
+          <w14:ligatures w14:val="none"/>
+        </w:rPr>
+        <w:t>}{</w:t>
+      </w:r>
+      <w:proofErr w:type="gramEnd"/>
+      <w:r>
+        <w:rPr>
+          <w:rFonts w:ascii="Times New Roman" w:eastAsia="Times New Roman" w:hAnsi="Times New Roman" w:cs="Times New Roman"/>
+          <w:kern w:val="0"/>
+          <w:sz w:val="22"/>
+          <w:szCs w:val="22"/>
+          <w:lang w:val="en-GB"/>
+          <w14:ligatures w14:val="none"/>
+        </w:rPr>
+        <w:t>telephone</w:t>
+      </w:r>
+      <w:r>
+        <w:rPr>
+          <w:rFonts w:ascii="Times New Roman" w:eastAsia="Times New Roman" w:hAnsi="Times New Roman" w:cs="Times New Roman"/>
+          <w:kern w:val="0"/>
+          <w:sz w:val="22"/>
+          <w:szCs w:val="22"/>
+          <w:lang w:val="en-GB"/>
+          <w14:ligatures w14:val="none"/>
+        </w:rPr>
+        <w:t>}{</w:t>
+      </w:r>
+      <w:r>
+        <w:rPr>
+          <w:rFonts w:ascii="Times New Roman" w:eastAsia="Times New Roman" w:hAnsi="Times New Roman" w:cs="Times New Roman"/>
+          <w:kern w:val="0"/>
+          <w:sz w:val="22"/>
+          <w:szCs w:val="22"/>
+          <w:lang w:val="en-GB"/>
+          <w14:ligatures w14:val="none"/>
+        </w:rPr>
+        <w:t>/customer</w:t>
+      </w:r>
+      <w:r>
+        <w:rPr>
+          <w:rFonts w:ascii="Times New Roman" w:eastAsia="Times New Roman" w:hAnsi="Times New Roman" w:cs="Times New Roman"/>
+          <w:kern w:val="0"/>
+          <w:sz w:val="22"/>
+          <w:szCs w:val="22"/>
+          <w:lang w:val="en-GB"/>
+          <w14:ligatures w14:val="none"/>
+        </w:rPr>
+        <w:t>}</w:t>
+      </w:r>
+    </w:p>
+    <w:p>
+      <w:pPr>
+        <w:spacing w:after="0" w:line="276" w:lineRule="auto"/>
+        <w:rPr>
+          <w:rFonts w:ascii="Times New Roman" w:eastAsia="Times New Roman" w:hAnsi="Times New Roman" w:cs="Times New Roman"/>
+          <w:kern w:val="0"/>
+          <w:sz w:val="22"/>
+          <w:szCs w:val="22"/>
+          <w:lang w:val="en-GB"/>
+          <w14:ligatures w14:val="none"/>
+        </w:rPr>
+      </w:pPr>
+      <w:r>
+        <w:rPr>
+          <w:rFonts w:ascii="Times New Roman" w:eastAsia="Times New Roman" w:hAnsi="Times New Roman" w:cs="Times New Roman"/>
+          <w:kern w:val="0"/>
+          <w:sz w:val="22"/>
+          <w:szCs w:val="22"/>
+          <w:lang w:val="en-GB"/>
+          <w14:ligatures w14:val="none"/>
+        </w:rPr>
+        <w:t>Email:</w:t>
+      </w:r>
+      <w:r>
         <w:t xml:space="preserve"> </w:t>
       </w:r>
-      <w:proofErr w:type="spellStart"/>
-      <w:r>
+      <w:r>
+        <w:rPr>
+          <w:rFonts w:ascii="Times New Roman" w:hAnsi="Times New Roman" w:cs="Times New Roman"/>
+          <w:sz w:val="22"/>
+          <w:szCs w:val="22"/>
+        </w:rPr>
+        <w:t>{#</w:t>
+      </w:r>
+      <w:proofErr w:type="gramStart"/>
+      <w:r>
+        <w:rPr>
+          <w:rFonts w:ascii="Times New Roman" w:hAnsi="Times New Roman" w:cs="Times New Roman"/>
+          <w:sz w:val="22"/>
+          <w:szCs w:val="22"/>
+        </w:rPr>
+        <w:t>customer}{</w:t>
+      </w:r>
+      <w:proofErr w:type="gramEnd"/>
+      <w:r>
+        <w:rPr>
+          <w:rFonts w:ascii="Times New Roman" w:hAnsi="Times New Roman" w:cs="Times New Roman"/>
+          <w:sz w:val="22"/>
+          <w:szCs w:val="22"/>
+        </w:rPr>
+        <w:t>email_address}{/customer}</w:t>
+      </w:r>
+    </w:p>
+    <w:p>
+      <w:pPr>
+        <w:spacing w:after="0" w:line="276" w:lineRule="auto"/>
         <w:rPr>
           <w:rFonts w:ascii="Times New Roman" w:eastAsia="Times New Roman" w:hAnsi="Times New Roman" w:cs="Times New Roman"/>
-          <w:b/>
           <w:kern w:val="0"/>
           <w:sz w:val="22"/>
           <w:szCs w:val="22"/>
@@ -441,65 +519,6 @@
           <w:lang w:val="en-GB"/>
           <w14:ligatures w14:val="none"/>
         </w:rPr>
-        <w:t>xxxx</w:t>
-      </w:r>
-      <w:proofErr w:type="spellEnd"/>
-    </w:p>
-    <w:p>
-      <w:pPr>
-        <w:spacing w:after="0" w:line="276" w:lineRule="auto"/>
-        <w:rPr>
-          <w:rFonts w:ascii="Times New Roman" w:eastAsia="Times New Roman" w:hAnsi="Times New Roman" w:cs="Times New Roman"/>
-          <w:b/>
-          <w:bCs/>
-          <w:kern w:val="0"/>
-          <w:sz w:val="22"/>
-          <w:szCs w:val="22"/>
-          <w:u w:val="single"/>
-          <w:lang w:val="en-GB"/>
-          <w14:ligatures w14:val="none"/>
-        </w:rPr>
-      </w:pPr>
-      <w:r>
-        <w:rPr>
-          <w:rFonts w:ascii="Times New Roman" w:eastAsia="Times New Roman" w:hAnsi="Times New Roman" w:cs="Times New Roman"/>
-          <w:b/>
-          <w:kern w:val="0"/>
-          <w:sz w:val="22"/>
-          <w:szCs w:val="22"/>
-          <w:u w:val="single"/>
-          <w:lang w:val="en-GB"/>
-          <w14:ligatures w14:val="none"/>
-        </w:rPr>
-        <w:t>Email:</w:t>
-      </w:r>
-      <w:r>
-        <w:t xml:space="preserve"> </w:t>
-      </w:r>
-      <w:proofErr w:type="spellStart"/>
-      <w:r>
-        <w:rPr>
-          <w:rFonts w:ascii="Times New Roman" w:hAnsi="Times New Roman" w:cs="Times New Roman"/>
-          <w:sz w:val="22"/>
-          <w:szCs w:val="22"/>
-        </w:rPr>
-        <w:t>xxxxx</w:t>
-      </w:r>
-      <w:proofErr w:type="spellEnd"/>
-    </w:p>
-    <w:p>
-      <w:pPr>
-        <w:spacing w:after="0" w:line="276" w:lineRule="auto"/>
-        <w:rPr>
-          <w:rFonts w:ascii="Times New Roman" w:eastAsia="Times New Roman" w:hAnsi="Times New Roman" w:cs="Times New Roman"/>
-          <w:b/>
-          <w:kern w:val="0"/>
-          <w:sz w:val="22"/>
-          <w:szCs w:val="22"/>
-          <w:u w:val="single"/>
-          <w:lang w:val="en-GB"/>
-          <w14:ligatures w14:val="none"/>
-        </w:rPr>
       </w:pPr>
     </w:p>
     <w:p>
@@ -523,17 +542,15 @@
         </w:rPr>
         <w:t xml:space="preserve">Dear </w:t>
       </w:r>
-      <w:proofErr w:type="spellStart"/>
-      <w:r>
-        <w:rPr>
-          <w:rStyle w:val="normaltextrun"/>
-          <w:rFonts w:eastAsiaTheme="majorEastAsia"/>
-          <w:sz w:val="22"/>
-          <w:szCs w:val="22"/>
-        </w:rPr>
-        <w:t>xxxxx</w:t>
-      </w:r>
-      <w:proofErr w:type="spellEnd"/>
+      <w:r>
+        <w:rPr>
+          <w:rStyle w:val="normaltextrun"/>
+          <w:rFonts w:eastAsiaTheme="majorEastAsia"/>
+          <w:sz w:val="22"/>
+          <w:szCs w:val="22"/>
+        </w:rPr>
+        <w:t>Member</w:t>
+      </w:r>
       <w:r>
         <w:rPr>
           <w:rStyle w:val="normaltextrun"/>
@@ -587,7 +604,6 @@
         </w:rPr>
         <w:t xml:space="preserve">RE: NOTICE STATUTORY TO SELL UNDER SECTION 96 OF THE LAND ACT, 2012 FOR PAYMENT OF MONIES BY </w:t>
       </w:r>
-      <w:proofErr w:type="spellStart"/>
       <w:r>
         <w:rPr>
           <w:rStyle w:val="normaltextrun"/>
@@ -598,9 +614,8 @@
           <w:szCs w:val="22"/>
           <w:u w:val="single"/>
         </w:rPr>
-        <w:t>xxxxx</w:t>
-      </w:r>
-      <w:proofErr w:type="spellEnd"/>
+        <w:t>{date}</w:t>
+      </w:r>
       <w:r>
         <w:rPr>
           <w:rStyle w:val="normaltextrun"/>
@@ -633,7 +648,6 @@
         </w:rPr>
         <w:t xml:space="preserve"> </w:t>
       </w:r>
-      <w:proofErr w:type="spellStart"/>
       <w:r>
         <w:rPr>
           <w:rFonts w:eastAsiaTheme="majorEastAsia"/>
@@ -643,9 +657,9 @@
           <w:szCs w:val="22"/>
           <w:u w:val="single"/>
         </w:rPr>
-        <w:t>xxxxx</w:t>
-      </w:r>
-      <w:proofErr w:type="spellEnd"/>
+        <w:t>{#</w:t>
+      </w:r>
+      <w:proofErr w:type="gramStart"/>
       <w:r>
         <w:rPr>
           <w:rFonts w:eastAsiaTheme="majorEastAsia"/>
@@ -655,11 +669,11 @@
           <w:szCs w:val="22"/>
           <w:u w:val="single"/>
         </w:rPr>
-        <w:t xml:space="preserve"> </w:t>
-      </w:r>
-      <w:r>
-        <w:rPr>
-          <w:rStyle w:val="normaltextrun"/>
+        <w:t>customer}{</w:t>
+      </w:r>
+      <w:proofErr w:type="gramEnd"/>
+      <w:r>
+        <w:rPr>
           <w:rFonts w:eastAsiaTheme="majorEastAsia"/>
           <w:b/>
           <w:bCs/>
@@ -667,9 +681,20 @@
           <w:szCs w:val="22"/>
           <w:u w:val="single"/>
         </w:rPr>
+        <w:t xml:space="preserve">account_number}{/customer} </w:t>
+      </w:r>
+      <w:r>
+        <w:rPr>
+          <w:rStyle w:val="normaltextrun"/>
+          <w:rFonts w:eastAsiaTheme="majorEastAsia"/>
+          <w:b/>
+          <w:bCs/>
+          <w:sz w:val="22"/>
+          <w:szCs w:val="22"/>
+          <w:u w:val="single"/>
+        </w:rPr>
         <w:t xml:space="preserve">CHARGE TITLE NO. </w:t>
       </w:r>
-      <w:proofErr w:type="spellStart"/>
       <w:r>
         <w:rPr>
           <w:rStyle w:val="normaltextrun"/>
@@ -680,9 +705,8 @@
           <w:szCs w:val="22"/>
           <w:u w:val="single"/>
         </w:rPr>
-        <w:t>xxxxxxxx</w:t>
-      </w:r>
-      <w:proofErr w:type="spellEnd"/>
+        <w:t xml:space="preserve">{#property}{property_no}{/property} </w:t>
+      </w:r>
       <w:r>
         <w:rPr>
           <w:rStyle w:val="normaltextrun"/>
@@ -693,7 +717,7 @@
           <w:szCs w:val="22"/>
           <w:u w:val="single"/>
         </w:rPr>
-        <w:t xml:space="preserve"> </w:t>
+        <w:t xml:space="preserve">REGISTERED IN THE NAME OF </w:t>
       </w:r>
       <w:r>
         <w:rPr>
@@ -705,33 +729,7 @@
           <w:szCs w:val="22"/>
           <w:u w:val="single"/>
         </w:rPr>
-        <w:t xml:space="preserve">REGISTERED IN THE NAME OF </w:t>
-      </w:r>
-      <w:proofErr w:type="spellStart"/>
-      <w:r>
-        <w:rPr>
-          <w:rStyle w:val="normaltextrun"/>
-          <w:rFonts w:eastAsiaTheme="majorEastAsia"/>
-          <w:b/>
-          <w:bCs/>
-          <w:sz w:val="22"/>
-          <w:szCs w:val="22"/>
-          <w:u w:val="single"/>
-        </w:rPr>
-        <w:t>xxxxxxxxx</w:t>
-      </w:r>
-      <w:proofErr w:type="spellEnd"/>
-      <w:r>
-        <w:rPr>
-          <w:rStyle w:val="normaltextrun"/>
-          <w:rFonts w:eastAsiaTheme="majorEastAsia"/>
-          <w:b/>
-          <w:bCs/>
-          <w:sz w:val="22"/>
-          <w:szCs w:val="22"/>
-          <w:u w:val="single"/>
-        </w:rPr>
-        <w:t>.</w:t>
+        <w:t>{#property}{property_reg_owner}{/property}.</w:t>
       </w:r>
     </w:p>
     <w:p>
@@ -828,25 +826,67 @@
           <w:sz w:val="22"/>
           <w:szCs w:val="22"/>
         </w:rPr>
-        <w:t xml:space="preserve">We are the Chargee in the Charge dated </w:t>
+        <w:t xml:space="preserve">We are the </w:t>
       </w:r>
       <w:proofErr w:type="spellStart"/>
       <w:r>
         <w:rPr>
           <w:rStyle w:val="normaltextrun"/>
           <w:rFonts w:eastAsiaTheme="majorEastAsia"/>
-          <w:b/>
-          <w:bCs/>
-          <w:sz w:val="22"/>
-          <w:szCs w:val="22"/>
-        </w:rPr>
-        <w:t>xxxxxxxx</w:t>
+          <w:sz w:val="22"/>
+          <w:szCs w:val="22"/>
+        </w:rPr>
+        <w:t>Chargee</w:t>
       </w:r>
       <w:proofErr w:type="spellEnd"/>
       <w:r>
         <w:rPr>
           <w:rStyle w:val="normaltextrun"/>
           <w:rFonts w:eastAsiaTheme="majorEastAsia"/>
+          <w:sz w:val="22"/>
+          <w:szCs w:val="22"/>
+        </w:rPr>
+        <w:t xml:space="preserve"> in the Charge dated </w:t>
+      </w:r>
+      <w:r>
+        <w:rPr>
+          <w:rStyle w:val="normaltextrun"/>
+          <w:rFonts w:eastAsiaTheme="majorEastAsia"/>
+          <w:b/>
+          <w:bCs/>
+          <w:sz w:val="22"/>
+          <w:szCs w:val="22"/>
+        </w:rPr>
+        <w:t>{#</w:t>
+      </w:r>
+      <w:proofErr w:type="gramStart"/>
+      <w:r>
+        <w:rPr>
+          <w:rStyle w:val="normaltextrun"/>
+          <w:rFonts w:eastAsiaTheme="majorEastAsia"/>
+          <w:b/>
+          <w:bCs/>
+          <w:sz w:val="22"/>
+          <w:szCs w:val="22"/>
+        </w:rPr>
+        <w:t>property}{</w:t>
+      </w:r>
+      <w:proofErr w:type="gramEnd"/>
+      <w:r>
+        <w:rPr>
+          <w:rStyle w:val="normaltextrun"/>
+          <w:rFonts w:eastAsiaTheme="majorEastAsia"/>
+          <w:b/>
+          <w:bCs/>
+          <w:sz w:val="22"/>
+          <w:szCs w:val="22"/>
+        </w:rPr>
+        <w:t>charge_date}{/property}</w:t>
+      </w:r>
+      <w:r>
+        <w:rPr>
+          <w:rStyle w:val="normaltextrun"/>
+          <w:rFonts w:eastAsiaTheme="majorEastAsia"/>
           <w:b/>
           <w:bCs/>
           <w:sz w:val="22"/>
@@ -863,123 +903,119 @@
         </w:rPr>
         <w:t xml:space="preserve">(the “Charge”) over all that piece of land known as Land Reference </w:t>
       </w:r>
+      <w:r>
+        <w:rPr>
+          <w:rStyle w:val="normaltextrun"/>
+          <w:rFonts w:eastAsiaTheme="majorEastAsia"/>
+          <w:b/>
+          <w:bCs/>
+          <w:sz w:val="22"/>
+          <w:szCs w:val="22"/>
+        </w:rPr>
+        <w:t>{#property}{property_no}{/property}</w:t>
+      </w:r>
+      <w:r>
+        <w:rPr>
+          <w:rStyle w:val="normaltextrun"/>
+          <w:rFonts w:eastAsiaTheme="majorEastAsia"/>
+          <w:b/>
+          <w:bCs/>
+          <w:sz w:val="22"/>
+          <w:szCs w:val="22"/>
+        </w:rPr>
+        <w:t xml:space="preserve"> </w:t>
+      </w:r>
+      <w:r>
+        <w:rPr>
+          <w:rFonts w:eastAsiaTheme="majorEastAsia"/>
+          <w:sz w:val="22"/>
+          <w:szCs w:val="22"/>
+        </w:rPr>
+        <w:t>wherein</w:t>
+      </w:r>
+      <w:r>
+        <w:rPr>
+          <w:rStyle w:val="normaltextrun"/>
+          <w:rFonts w:eastAsiaTheme="majorEastAsia"/>
+          <w:sz w:val="22"/>
+          <w:szCs w:val="22"/>
+        </w:rPr>
+        <w:t xml:space="preserve"> </w:t>
+      </w:r>
+      <w:r>
+        <w:rPr>
+          <w:rStyle w:val="normaltextrun"/>
+          <w:rFonts w:eastAsiaTheme="majorEastAsia"/>
+          <w:b/>
+          <w:bCs/>
+          <w:sz w:val="22"/>
+          <w:szCs w:val="22"/>
+        </w:rPr>
+        <w:t>STIMA SACCO</w:t>
+      </w:r>
+      <w:r>
+        <w:rPr>
+          <w:rStyle w:val="normaltextrun"/>
+          <w:rFonts w:eastAsiaTheme="majorEastAsia"/>
+          <w:b/>
+          <w:bCs/>
+          <w:sz w:val="22"/>
+          <w:szCs w:val="22"/>
+          <w:u w:val="single"/>
+        </w:rPr>
+        <w:t xml:space="preserve"> </w:t>
+      </w:r>
+      <w:r>
+        <w:rPr>
+          <w:rStyle w:val="normaltextrun"/>
+          <w:rFonts w:eastAsiaTheme="majorEastAsia"/>
+          <w:b/>
+          <w:bCs/>
+          <w:sz w:val="22"/>
+          <w:szCs w:val="22"/>
+        </w:rPr>
+        <w:t xml:space="preserve">SOCIETY LIMITED </w:t>
+      </w:r>
+      <w:r>
+        <w:rPr>
+          <w:rStyle w:val="normaltextrun"/>
+          <w:rFonts w:eastAsiaTheme="majorEastAsia"/>
+          <w:sz w:val="22"/>
+          <w:szCs w:val="22"/>
+        </w:rPr>
+        <w:t xml:space="preserve">is the </w:t>
+      </w:r>
       <w:proofErr w:type="spellStart"/>
       <w:r>
         <w:rPr>
           <w:rStyle w:val="normaltextrun"/>
           <w:rFonts w:eastAsiaTheme="majorEastAsia"/>
-          <w:b/>
-          <w:bCs/>
-          <w:sz w:val="22"/>
-          <w:szCs w:val="22"/>
-        </w:rPr>
-        <w:t>xxxxxxxxx</w:t>
+          <w:sz w:val="22"/>
+          <w:szCs w:val="22"/>
+        </w:rPr>
+        <w:t>Chargee</w:t>
       </w:r>
       <w:proofErr w:type="spellEnd"/>
       <w:r>
         <w:rPr>
           <w:rStyle w:val="normaltextrun"/>
           <w:rFonts w:eastAsiaTheme="majorEastAsia"/>
-          <w:b/>
-          <w:bCs/>
-          <w:sz w:val="22"/>
-          <w:szCs w:val="22"/>
-        </w:rPr>
-        <w:t xml:space="preserve"> </w:t>
-      </w:r>
-      <w:r>
-        <w:rPr>
-          <w:rFonts w:eastAsiaTheme="majorEastAsia"/>
-          <w:sz w:val="22"/>
-          <w:szCs w:val="22"/>
-        </w:rPr>
-        <w:t>wherein</w:t>
-      </w:r>
-      <w:r>
-        <w:rPr>
-          <w:rStyle w:val="normaltextrun"/>
-          <w:rFonts w:eastAsiaTheme="majorEastAsia"/>
-          <w:sz w:val="22"/>
-          <w:szCs w:val="22"/>
-        </w:rPr>
-        <w:t xml:space="preserve"> </w:t>
-      </w:r>
-      <w:r>
-        <w:rPr>
-          <w:rStyle w:val="normaltextrun"/>
-          <w:rFonts w:eastAsiaTheme="majorEastAsia"/>
-          <w:b/>
-          <w:bCs/>
-          <w:sz w:val="22"/>
-          <w:szCs w:val="22"/>
-        </w:rPr>
-        <w:t>STIMA SACCO</w:t>
-      </w:r>
-      <w:r>
-        <w:rPr>
-          <w:rStyle w:val="normaltextrun"/>
-          <w:rFonts w:eastAsiaTheme="majorEastAsia"/>
-          <w:b/>
-          <w:bCs/>
-          <w:sz w:val="22"/>
-          <w:szCs w:val="22"/>
-          <w:u w:val="single"/>
-        </w:rPr>
-        <w:t xml:space="preserve"> </w:t>
-      </w:r>
-      <w:r>
-        <w:rPr>
-          <w:rStyle w:val="normaltextrun"/>
-          <w:rFonts w:eastAsiaTheme="majorEastAsia"/>
-          <w:b/>
-          <w:bCs/>
-          <w:sz w:val="22"/>
-          <w:szCs w:val="22"/>
-        </w:rPr>
-        <w:t xml:space="preserve">SOCIETY LIMITED </w:t>
-      </w:r>
-      <w:r>
-        <w:rPr>
-          <w:rStyle w:val="normaltextrun"/>
-          <w:rFonts w:eastAsiaTheme="majorEastAsia"/>
-          <w:sz w:val="22"/>
-          <w:szCs w:val="22"/>
-        </w:rPr>
-        <w:t xml:space="preserve">is the </w:t>
-      </w:r>
-      <w:proofErr w:type="spellStart"/>
-      <w:r>
-        <w:rPr>
-          <w:rStyle w:val="normaltextrun"/>
-          <w:rFonts w:eastAsiaTheme="majorEastAsia"/>
-          <w:sz w:val="22"/>
-          <w:szCs w:val="22"/>
-        </w:rPr>
-        <w:t>Chargee</w:t>
-      </w:r>
-      <w:proofErr w:type="spellEnd"/>
-      <w:r>
-        <w:rPr>
-          <w:rStyle w:val="normaltextrun"/>
-          <w:rFonts w:eastAsiaTheme="majorEastAsia"/>
           <w:sz w:val="22"/>
           <w:szCs w:val="22"/>
         </w:rPr>
         <w:t xml:space="preserve"> and </w:t>
       </w:r>
-      <w:proofErr w:type="spellStart"/>
-      <w:r>
-        <w:rPr>
-          <w:rStyle w:val="normaltextrun"/>
-          <w:rFonts w:eastAsiaTheme="majorEastAsia"/>
-          <w:b/>
-          <w:bCs/>
-          <w:sz w:val="22"/>
-          <w:szCs w:val="22"/>
-        </w:rPr>
-        <w:t>xxxxxxx</w:t>
-      </w:r>
-      <w:proofErr w:type="spellEnd"/>
+      <w:r>
+        <w:rPr>
+          <w:rStyle w:val="normaltextrun"/>
+          <w:rFonts w:eastAsiaTheme="majorEastAsia"/>
+          <w:b/>
+          <w:bCs/>
+          <w:sz w:val="22"/>
+          <w:szCs w:val="22"/>
+        </w:rPr>
+        <w:t>{#customer}{name}{/customer}</w:t>
+      </w:r>
       <w:r>
         <w:rPr>
           <w:rStyle w:val="normaltextrun"/>
@@ -1075,36 +1111,91 @@
           <w:sz w:val="22"/>
           <w:szCs w:val="22"/>
         </w:rPr>
-        <w:t xml:space="preserve">By the said Charge, the Chargor secured a loan facility of </w:t>
-      </w:r>
-      <w:r>
-        <w:rPr>
-          <w:rStyle w:val="normaltextrun"/>
-          <w:rFonts w:eastAsiaTheme="majorEastAsia"/>
-          <w:b/>
-          <w:bCs/>
-          <w:sz w:val="22"/>
-          <w:szCs w:val="22"/>
-        </w:rPr>
-        <w:t xml:space="preserve">Kshs. </w:t>
+        <w:t xml:space="preserve">By the said Charge, the </w:t>
       </w:r>
       <w:proofErr w:type="spellStart"/>
       <w:r>
         <w:rPr>
           <w:rStyle w:val="normaltextrun"/>
           <w:rFonts w:eastAsiaTheme="majorEastAsia"/>
-          <w:b/>
-          <w:bCs/>
-          <w:sz w:val="22"/>
-          <w:szCs w:val="22"/>
-        </w:rPr>
-        <w:t>xxxxxx</w:t>
+          <w:sz w:val="22"/>
+          <w:szCs w:val="22"/>
+        </w:rPr>
+        <w:t>Chargor</w:t>
       </w:r>
       <w:proofErr w:type="spellEnd"/>
       <w:r>
         <w:rPr>
           <w:rStyle w:val="normaltextrun"/>
           <w:rFonts w:eastAsiaTheme="majorEastAsia"/>
+          <w:sz w:val="22"/>
+          <w:szCs w:val="22"/>
+        </w:rPr>
+        <w:t xml:space="preserve"> secured a loan facility of </w:t>
+      </w:r>
+      <w:proofErr w:type="spellStart"/>
+      <w:r>
+        <w:rPr>
+          <w:rStyle w:val="normaltextrun"/>
+          <w:rFonts w:eastAsiaTheme="majorEastAsia"/>
+          <w:b/>
+          <w:bCs/>
+          <w:sz w:val="22"/>
+          <w:szCs w:val="22"/>
+        </w:rPr>
+        <w:t>Kshs</w:t>
+      </w:r>
+      <w:proofErr w:type="spellEnd"/>
+      <w:r>
+        <w:rPr>
+          <w:rStyle w:val="normaltextrun"/>
+          <w:rFonts w:eastAsiaTheme="majorEastAsia"/>
+          <w:b/>
+          <w:bCs/>
+          <w:sz w:val="22"/>
+          <w:szCs w:val="22"/>
+        </w:rPr>
+        <w:t xml:space="preserve">. </w:t>
+      </w:r>
+      <w:r>
+        <w:rPr>
+          <w:rStyle w:val="normaltextrun"/>
+          <w:rFonts w:eastAsiaTheme="majorEastAsia"/>
+          <w:b/>
+          <w:bCs/>
+          <w:sz w:val="22"/>
+          <w:szCs w:val="22"/>
+        </w:rPr>
+        <w:t>{#</w:t>
+      </w:r>
+      <w:proofErr w:type="gramStart"/>
+      <w:r>
+        <w:rPr>
+          <w:rStyle w:val="normaltextrun"/>
+          <w:rFonts w:eastAsiaTheme="majorEastAsia"/>
+          <w:b/>
+          <w:bCs/>
+          <w:sz w:val="22"/>
+          <w:szCs w:val="22"/>
+        </w:rPr>
+        <w:t>loan}{</w:t>
+      </w:r>
+      <w:proofErr w:type="gramEnd"/>
+      <w:r>
+        <w:rPr>
+          <w:rStyle w:val="normaltextrun"/>
+          <w:rFonts w:eastAsiaTheme="majorEastAsia"/>
+          <w:b/>
+          <w:bCs/>
+          <w:sz w:val="22"/>
+          <w:szCs w:val="22"/>
+        </w:rPr>
+        <w:t>loan_orig_amount}{/loan}</w:t>
+      </w:r>
+      <w:r>
+        <w:rPr>
+          <w:rStyle w:val="normaltextrun"/>
+          <w:rFonts w:eastAsiaTheme="majorEastAsia"/>
           <w:b/>
           <w:bCs/>
           <w:sz w:val="22"/>
@@ -1119,27 +1210,7 @@
           <w:sz w:val="22"/>
           <w:szCs w:val="22"/>
         </w:rPr>
-        <w:t xml:space="preserve">(Kenya Shillings </w:t>
-      </w:r>
-      <w:proofErr w:type="spellStart"/>
-      <w:r>
-        <w:rPr>
-          <w:rStyle w:val="normaltextrun"/>
-          <w:rFonts w:eastAsiaTheme="majorEastAsia"/>
-          <w:sz w:val="22"/>
-          <w:szCs w:val="22"/>
-        </w:rPr>
-        <w:t>xxxxxxxx</w:t>
-      </w:r>
-      <w:proofErr w:type="spellEnd"/>
-      <w:r>
-        <w:rPr>
-          <w:rStyle w:val="normaltextrun"/>
-          <w:rFonts w:eastAsiaTheme="majorEastAsia"/>
-          <w:sz w:val="22"/>
-          <w:szCs w:val="22"/>
-        </w:rPr>
-        <w:t xml:space="preserve">) </w:t>
+        <w:t xml:space="preserve">(Kenya Shillings) </w:t>
       </w:r>
     </w:p>
     <w:p>
@@ -1186,7 +1257,47 @@
           <w:sz w:val="22"/>
           <w:szCs w:val="22"/>
         </w:rPr>
-        <w:t xml:space="preserve">The Chargor has since defaulted in paying the Chargee the principal amount, loan arrears and interest which as </w:t>
+        <w:t xml:space="preserve">The </w:t>
+      </w:r>
+      <w:proofErr w:type="spellStart"/>
+      <w:r>
+        <w:rPr>
+          <w:rStyle w:val="normaltextrun"/>
+          <w:rFonts w:eastAsiaTheme="majorEastAsia"/>
+          <w:sz w:val="22"/>
+          <w:szCs w:val="22"/>
+        </w:rPr>
+        <w:t>Chargor</w:t>
+      </w:r>
+      <w:proofErr w:type="spellEnd"/>
+      <w:r>
+        <w:rPr>
+          <w:rStyle w:val="normaltextrun"/>
+          <w:rFonts w:eastAsiaTheme="majorEastAsia"/>
+          <w:sz w:val="22"/>
+          <w:szCs w:val="22"/>
+        </w:rPr>
+        <w:t xml:space="preserve"> has since defaulted in paying the </w:t>
+      </w:r>
+      <w:proofErr w:type="spellStart"/>
+      <w:r>
+        <w:rPr>
+          <w:rStyle w:val="normaltextrun"/>
+          <w:rFonts w:eastAsiaTheme="majorEastAsia"/>
+          <w:sz w:val="22"/>
+          <w:szCs w:val="22"/>
+        </w:rPr>
+        <w:t>Chargee</w:t>
+      </w:r>
+      <w:proofErr w:type="spellEnd"/>
+      <w:r>
+        <w:rPr>
+          <w:rStyle w:val="normaltextrun"/>
+          <w:rFonts w:eastAsiaTheme="majorEastAsia"/>
+          <w:sz w:val="22"/>
+          <w:szCs w:val="22"/>
+        </w:rPr>
+        <w:t xml:space="preserve"> the principal amount, loan arrears and interest which as </w:t>
       </w:r>
       <w:r>
         <w:rPr>
@@ -1199,6 +1310,26 @@
         </w:rPr>
         <w:t xml:space="preserve">of </w:t>
       </w:r>
+      <w:r>
+        <w:rPr>
+          <w:rStyle w:val="normaltextrun"/>
+          <w:rFonts w:eastAsiaTheme="majorEastAsia"/>
+          <w:b/>
+          <w:bCs/>
+          <w:sz w:val="22"/>
+          <w:szCs w:val="22"/>
+        </w:rPr>
+        <w:t xml:space="preserve">{date} </w:t>
+      </w:r>
+      <w:r>
+        <w:rPr>
+          <w:rStyle w:val="normaltextrun"/>
+          <w:rFonts w:eastAsiaTheme="majorEastAsia"/>
+          <w:sz w:val="22"/>
+          <w:szCs w:val="22"/>
+        </w:rPr>
+        <w:t xml:space="preserve">amount to </w:t>
+      </w:r>
       <w:proofErr w:type="spellStart"/>
       <w:r>
         <w:rPr>
@@ -1209,15 +1340,11 @@
           <w:sz w:val="22"/>
           <w:szCs w:val="22"/>
         </w:rPr>
-        <w:t>xxxxxxx</w:t>
+        <w:t>Kshs</w:t>
       </w:r>
       <w:proofErr w:type="spellEnd"/>
       <w:r>
         <w:rPr>
-          <w:rStyle w:val="normaltextrun"/>
-          <w:rFonts w:eastAsiaTheme="majorEastAsia"/>
-          <w:b/>
-          <w:bCs/>
           <w:sz w:val="22"/>
           <w:szCs w:val="22"/>
         </w:rPr>
@@ -1227,54 +1354,36 @@
         <w:rPr>
           <w:rStyle w:val="normaltextrun"/>
           <w:rFonts w:eastAsiaTheme="majorEastAsia"/>
-          <w:sz w:val="22"/>
-          <w:szCs w:val="22"/>
-        </w:rPr>
-        <w:t xml:space="preserve">amount to </w:t>
-      </w:r>
-      <w:proofErr w:type="spellStart"/>
-      <w:r>
-        <w:rPr>
-          <w:rStyle w:val="normaltextrun"/>
-          <w:rFonts w:eastAsiaTheme="majorEastAsia"/>
-          <w:b/>
-          <w:bCs/>
-          <w:sz w:val="22"/>
-          <w:szCs w:val="22"/>
-        </w:rPr>
-        <w:t>Kshs</w:t>
-      </w:r>
-      <w:proofErr w:type="spellEnd"/>
-      <w:r>
-        <w:rPr>
-          <w:sz w:val="22"/>
-          <w:szCs w:val="22"/>
-        </w:rPr>
-        <w:t xml:space="preserve"> </w:t>
-      </w:r>
-      <w:proofErr w:type="spellStart"/>
-      <w:r>
-        <w:rPr>
-          <w:rStyle w:val="normaltextrun"/>
-          <w:rFonts w:eastAsiaTheme="majorEastAsia"/>
-          <w:b/>
-          <w:bCs/>
-          <w:sz w:val="22"/>
-          <w:szCs w:val="22"/>
-        </w:rPr>
-        <w:t>xxxxxxxx</w:t>
-      </w:r>
-      <w:proofErr w:type="spellEnd"/>
-      <w:r>
-        <w:rPr>
-          <w:rStyle w:val="normaltextrun"/>
-          <w:rFonts w:eastAsiaTheme="majorEastAsia"/>
-          <w:b/>
-          <w:bCs/>
-          <w:sz w:val="22"/>
-          <w:szCs w:val="22"/>
-        </w:rPr>
-        <w:t xml:space="preserve"> </w:t>
+          <w:b/>
+          <w:bCs/>
+          <w:sz w:val="22"/>
+          <w:szCs w:val="22"/>
+        </w:rPr>
+        <w:t>{#</w:t>
+      </w:r>
+      <w:proofErr w:type="gramStart"/>
+      <w:r>
+        <w:rPr>
+          <w:rStyle w:val="normaltextrun"/>
+          <w:rFonts w:eastAsiaTheme="majorEastAsia"/>
+          <w:b/>
+          <w:bCs/>
+          <w:sz w:val="22"/>
+          <w:szCs w:val="22"/>
+        </w:rPr>
+        <w:t>loan}{</w:t>
+      </w:r>
+      <w:proofErr w:type="gramEnd"/>
+      <w:r>
+        <w:rPr>
+          <w:rStyle w:val="normaltextrun"/>
+          <w:rFonts w:eastAsiaTheme="majorEastAsia"/>
+          <w:b/>
+          <w:bCs/>
+          <w:sz w:val="22"/>
+          <w:szCs w:val="22"/>
+        </w:rPr>
+        <w:t xml:space="preserve">arrears_amount}{/loan} </w:t>
       </w:r>
       <w:r>
         <w:rPr>
@@ -1361,7 +1470,6 @@
       <w:r>
         <w:t xml:space="preserve"> </w:t>
       </w:r>
-      <w:proofErr w:type="spellStart"/>
       <w:r>
         <w:rPr>
           <w:rFonts w:eastAsiaTheme="majorEastAsia"/>
@@ -1371,9 +1479,32 @@
           <w:szCs w:val="22"/>
           <w:u w:val="single"/>
         </w:rPr>
-        <w:t>xxxxxxxxx</w:t>
-      </w:r>
-      <w:proofErr w:type="spellEnd"/>
+        <w:t>{#</w:t>
+      </w:r>
+      <w:proofErr w:type="gramStart"/>
+      <w:r>
+        <w:rPr>
+          <w:rFonts w:eastAsiaTheme="majorEastAsia"/>
+          <w:b/>
+          <w:bCs/>
+          <w:sz w:val="22"/>
+          <w:szCs w:val="22"/>
+          <w:u w:val="single"/>
+        </w:rPr>
+        <w:t>customer}{</w:t>
+      </w:r>
+      <w:proofErr w:type="gramEnd"/>
+      <w:r>
+        <w:rPr>
+          <w:rFonts w:eastAsiaTheme="majorEastAsia"/>
+          <w:b/>
+          <w:bCs/>
+          <w:sz w:val="22"/>
+          <w:szCs w:val="22"/>
+          <w:u w:val="single"/>
+        </w:rPr>
+        <w:t>account_number}{/customer}</w:t>
+      </w:r>
     </w:p>
     <w:p>
       <w:pPr>
@@ -1401,7 +1532,7 @@
           <w:szCs w:val="22"/>
           <w:lang w:val="en-GB"/>
         </w:rPr>
-        <w:t xml:space="preserve">                                Principle    - Kshs. </w:t>
+        <w:t xml:space="preserve">                                Principle    - </w:t>
       </w:r>
       <w:proofErr w:type="spellStart"/>
       <w:r>
@@ -1414,9 +1545,59 @@
           <w:szCs w:val="22"/>
           <w:lang w:val="en-GB"/>
         </w:rPr>
-        <w:t>xxxxxxx</w:t>
+        <w:t>Kshs</w:t>
       </w:r>
       <w:proofErr w:type="spellEnd"/>
+      <w:r>
+        <w:rPr>
+          <w:rStyle w:val="normaltextrun"/>
+          <w:rFonts w:eastAsiaTheme="majorEastAsia"/>
+          <w:b/>
+          <w:bCs/>
+          <w:sz w:val="22"/>
+          <w:szCs w:val="22"/>
+          <w:lang w:val="en-GB"/>
+        </w:rPr>
+        <w:t xml:space="preserve">. </w:t>
+      </w:r>
+      <w:r>
+        <w:rPr>
+          <w:rStyle w:val="normaltextrun"/>
+          <w:rFonts w:eastAsiaTheme="majorEastAsia"/>
+          <w:b/>
+          <w:bCs/>
+          <w:sz w:val="22"/>
+          <w:szCs w:val="22"/>
+          <w:lang w:val="en-GB"/>
+        </w:rPr>
+        <w:t>{#</w:t>
+      </w:r>
+      <w:proofErr w:type="gramStart"/>
+      <w:r>
+        <w:rPr>
+          <w:rStyle w:val="normaltextrun"/>
+          <w:rFonts w:eastAsiaTheme="majorEastAsia"/>
+          <w:b/>
+          <w:bCs/>
+          <w:sz w:val="22"/>
+          <w:szCs w:val="22"/>
+          <w:lang w:val="en-GB"/>
+        </w:rPr>
+        <w:t>loan}{</w:t>
+      </w:r>
+      <w:proofErr w:type="gramEnd"/>
+      <w:r>
+        <w:rPr>
+          <w:rStyle w:val="normaltextrun"/>
+          <w:rFonts w:eastAsiaTheme="majorEastAsia"/>
+          <w:b/>
+          <w:bCs/>
+          <w:sz w:val="22"/>
+          <w:szCs w:val="22"/>
+          <w:lang w:val="en-GB"/>
+        </w:rPr>
+        <w:t>outstanding_balance}{/loan}</w:t>
+      </w:r>
     </w:p>
     <w:p>
       <w:pPr>
@@ -1451,22 +1632,62 @@
           <w:sz w:val="22"/>
           <w:szCs w:val="22"/>
         </w:rPr>
-        <w:t xml:space="preserve"> Kshs. </w:t>
+        <w:t xml:space="preserve"> </w:t>
       </w:r>
       <w:proofErr w:type="spellStart"/>
       <w:r>
         <w:rPr>
-          <w:rStyle w:val="normaltextrun"/>
-          <w:rFonts w:eastAsiaTheme="majorEastAsia"/>
-          <w:b/>
-          <w:bCs/>
-          <w:sz w:val="22"/>
-          <w:szCs w:val="22"/>
-          <w:lang w:val="en-GB"/>
-        </w:rPr>
-        <w:t>xxxxxxx</w:t>
+          <w:sz w:val="22"/>
+          <w:szCs w:val="22"/>
+        </w:rPr>
+        <w:t>Kshs</w:t>
       </w:r>
       <w:proofErr w:type="spellEnd"/>
+      <w:r>
+        <w:rPr>
+          <w:sz w:val="22"/>
+          <w:szCs w:val="22"/>
+        </w:rPr>
+        <w:t xml:space="preserve">. </w:t>
+      </w:r>
+      <w:r>
+        <w:rPr>
+          <w:rStyle w:val="normaltextrun"/>
+          <w:rFonts w:eastAsiaTheme="majorEastAsia"/>
+          <w:b/>
+          <w:bCs/>
+          <w:sz w:val="22"/>
+          <w:szCs w:val="22"/>
+          <w:lang w:val="en-GB"/>
+        </w:rPr>
+        <w:t>{#</w:t>
+      </w:r>
+      <w:proofErr w:type="gramStart"/>
+      <w:r>
+        <w:rPr>
+          <w:rStyle w:val="normaltextrun"/>
+          <w:rFonts w:eastAsiaTheme="majorEastAsia"/>
+          <w:b/>
+          <w:bCs/>
+          <w:sz w:val="22"/>
+          <w:szCs w:val="22"/>
+          <w:lang w:val="en-GB"/>
+        </w:rPr>
+        <w:t>loan}{</w:t>
+      </w:r>
+      <w:proofErr w:type="gramEnd"/>
+      <w:r>
+        <w:rPr>
+          <w:rStyle w:val="normaltextrun"/>
+          <w:rFonts w:eastAsiaTheme="majorEastAsia"/>
+          <w:b/>
+          <w:bCs/>
+          <w:sz w:val="22"/>
+          <w:szCs w:val="22"/>
+          <w:lang w:val="en-GB"/>
+        </w:rPr>
+        <w:t>arrears_amount}{/loan}</w:t>
+      </w:r>
     </w:p>
     <w:p>
       <w:pPr>
@@ -1553,7 +1774,6 @@
         </w:rPr>
         <w:t xml:space="preserve"> </w:t>
       </w:r>
-      <w:proofErr w:type="spellStart"/>
       <w:r>
         <w:rPr>
           <w:rStyle w:val="normaltextrun"/>
@@ -1564,9 +1784,34 @@
           <w:szCs w:val="22"/>
           <w:u w:val="single"/>
         </w:rPr>
-        <w:t>xxxxxxxx</w:t>
-      </w:r>
-      <w:proofErr w:type="spellEnd"/>
+        <w:t>{#</w:t>
+      </w:r>
+      <w:proofErr w:type="gramStart"/>
+      <w:r>
+        <w:rPr>
+          <w:rStyle w:val="normaltextrun"/>
+          <w:rFonts w:eastAsiaTheme="majorEastAsia"/>
+          <w:b/>
+          <w:bCs/>
+          <w:sz w:val="22"/>
+          <w:szCs w:val="22"/>
+          <w:u w:val="single"/>
+        </w:rPr>
+        <w:t>loan}{</w:t>
+      </w:r>
+      <w:proofErr w:type="gramEnd"/>
+      <w:r>
+        <w:rPr>
+          <w:rStyle w:val="normaltextrun"/>
+          <w:rFonts w:eastAsiaTheme="majorEastAsia"/>
+          <w:b/>
+          <w:bCs/>
+          <w:sz w:val="22"/>
+          <w:szCs w:val="22"/>
+          <w:u w:val="single"/>
+        </w:rPr>
+        <w:t>outstanding_balance}{/loan}</w:t>
+      </w:r>
     </w:p>
     <w:p>
       <w:pPr>
@@ -1624,7 +1869,31 @@
           <w:sz w:val="22"/>
           <w:szCs w:val="22"/>
         </w:rPr>
-        <w:t>xx</w:t>
+        <w:t>{#</w:t>
+      </w:r>
+      <w:proofErr w:type="gramStart"/>
+      <w:r>
+        <w:rPr>
+          <w:rStyle w:val="normaltextrun"/>
+          <w:rFonts w:eastAsiaTheme="majorEastAsia"/>
+          <w:b/>
+          <w:bCs/>
+          <w:sz w:val="22"/>
+          <w:szCs w:val="22"/>
+        </w:rPr>
+        <w:t>loan}{</w:t>
+      </w:r>
+      <w:proofErr w:type="gramEnd"/>
+      <w:r>
+        <w:rPr>
+          <w:rStyle w:val="normaltextrun"/>
+          <w:rFonts w:eastAsiaTheme="majorEastAsia"/>
+          <w:b/>
+          <w:bCs/>
+          <w:sz w:val="22"/>
+          <w:szCs w:val="22"/>
+        </w:rPr>
+        <w:t>interest_rate}{/loan}</w:t>
       </w:r>
       <w:r>
         <w:rPr>
@@ -1697,6 +1966,7 @@
           <w:sz w:val="22"/>
           <w:szCs w:val="22"/>
         </w:rPr>
+        <w:lastRenderedPageBreak/>
         <w:t> </w:t>
       </w:r>
     </w:p>
@@ -1760,17 +2030,7 @@
           <w:sz w:val="22"/>
           <w:szCs w:val="22"/>
         </w:rPr>
-        <w:t xml:space="preserve"> from the date of receipt of this notice, we will, </w:t>
-      </w:r>
-      <w:r>
-        <w:rPr>
-          <w:rStyle w:val="normaltextrun"/>
-          <w:rFonts w:eastAsiaTheme="majorEastAsia"/>
-          <w:sz w:val="22"/>
-          <w:szCs w:val="22"/>
-        </w:rPr>
-        <w:lastRenderedPageBreak/>
-        <w:t>after expiry of this notice, exercise our statutory power of sale for the recovery of the entire outstanding sums in any manner it considers appropriate under section 98 of the Act.</w:t>
+        <w:t xml:space="preserve"> from the date of receipt of this notice, we will, after expiry of this notice, exercise our statutory power of sale for the recovery of the entire outstanding sums in any manner it considers appropriate under section 98 of the Act.</w:t>
       </w:r>
       <w:r>
         <w:rPr>
@@ -1832,7 +2092,27 @@
           <w:sz w:val="22"/>
           <w:szCs w:val="22"/>
         </w:rPr>
-        <w:t xml:space="preserve"> that the sale of the Property shall be by public auction or private treaty and that any part payment or installments made by the Chargor and/or any proposals made shall be received and accepted without prejudice to our rights and shall not constitute a waiver of this notice and unless the entire outstanding amount together with arrears and interest thereon shall have been received in full before then, the sale of the Property shall go on such payment notwithstanding.</w:t>
+        <w:t xml:space="preserve"> that the sale of the Property shall be by public auction or private treaty and that any part payment or installments made by the </w:t>
+      </w:r>
+      <w:proofErr w:type="spellStart"/>
+      <w:r>
+        <w:rPr>
+          <w:rStyle w:val="normaltextrun"/>
+          <w:rFonts w:eastAsiaTheme="majorEastAsia"/>
+          <w:sz w:val="22"/>
+          <w:szCs w:val="22"/>
+        </w:rPr>
+        <w:t>Chargor</w:t>
+      </w:r>
+      <w:proofErr w:type="spellEnd"/>
+      <w:r>
+        <w:rPr>
+          <w:rStyle w:val="normaltextrun"/>
+          <w:rFonts w:eastAsiaTheme="majorEastAsia"/>
+          <w:sz w:val="22"/>
+          <w:szCs w:val="22"/>
+        </w:rPr>
+        <w:t xml:space="preserve"> and/or any proposals made shall be received and accepted without prejudice to our rights and shall not constitute a waiver of this notice and unless the entire outstanding amount together with arrears and interest thereon shall have been received in full before then, the sale of the Property shall go on such payment notwithstanding.</w:t>
       </w:r>
       <w:r>
         <w:rPr>
@@ -1883,27 +2163,7 @@
           <w:sz w:val="22"/>
           <w:szCs w:val="22"/>
         </w:rPr>
-        <w:t xml:space="preserve">We further notify you that any proposals made if acceptable and any payments paid by you </w:t>
-      </w:r>
-      <w:proofErr w:type="gramStart"/>
-      <w:r>
-        <w:rPr>
-          <w:rStyle w:val="normaltextrun"/>
-          <w:rFonts w:eastAsiaTheme="majorEastAsia"/>
-          <w:sz w:val="22"/>
-          <w:szCs w:val="22"/>
-        </w:rPr>
-        <w:t>subsequent to</w:t>
-      </w:r>
-      <w:proofErr w:type="gramEnd"/>
-      <w:r>
-        <w:rPr>
-          <w:rStyle w:val="normaltextrun"/>
-          <w:rFonts w:eastAsiaTheme="majorEastAsia"/>
-          <w:sz w:val="22"/>
-          <w:szCs w:val="22"/>
-        </w:rPr>
-        <w:t xml:space="preserve"> the date of this notice shall be accepted without prejudice to our rights.</w:t>
+        <w:t>We further notify you that any proposals made if acceptable and any payments paid by you subsequent to the date of this notice shall be accepted without prejudice to our rights.</w:t>
       </w:r>
       <w:r>
         <w:rPr>
@@ -1973,6 +2233,8 @@
         <w:jc w:val="both"/>
         <w:textAlignment w:val="baseline"/>
         <w:rPr>
+          <w:rStyle w:val="eop"/>
+          <w:rFonts w:eastAsiaTheme="majorEastAsia"/>
           <w:sz w:val="22"/>
           <w:szCs w:val="22"/>
         </w:rPr>
@@ -2009,15 +2271,6 @@
           <w:szCs w:val="22"/>
         </w:rPr>
       </w:pPr>
-      <w:r>
-        <w:rPr>
-          <w:rStyle w:val="eop"/>
-          <w:rFonts w:eastAsiaTheme="majorEastAsia"/>
-          <w:sz w:val="22"/>
-          <w:szCs w:val="22"/>
-        </w:rPr>
-        <w:t> </w:t>
-      </w:r>
     </w:p>
     <w:p>
       <w:pPr>
@@ -2039,6 +2292,55 @@
         </w:rPr>
         <w:t> </w:t>
       </w:r>
+      <w:r>
+        <w:rPr>
+          <w:noProof/>
+          <w:sz w:val="22"/>
+          <w:szCs w:val="22"/>
+          <w14:ligatures w14:val="standardContextual"/>
+        </w:rPr>
+        <w:drawing>
+          <wp:inline distT="0" distB="0" distL="0" distR="0" wp14:anchorId="65543415" wp14:editId="4D1726FB">
+            <wp:extent cx="590550" cy="381000"/>
+            <wp:effectExtent l="0" t="0" r="0" b="0"/>
+            <wp:docPr id="747296349" name="Picture 2"/>
+            <wp:cNvGraphicFramePr>
+              <a:graphicFrameLocks xmlns:a="http://schemas.openxmlformats.org/drawingml/2006/main" noChangeAspect="1"/>
+            </wp:cNvGraphicFramePr>
+            <a:graphic xmlns:a="http://schemas.openxmlformats.org/drawingml/2006/main">
+              <a:graphicData uri="http://schemas.openxmlformats.org/drawingml/2006/picture">
+                <pic:pic xmlns:pic="http://schemas.openxmlformats.org/drawingml/2006/picture">
+                  <pic:nvPicPr>
+                    <pic:cNvPr id="747296349" name="Picture 747296349"/>
+                    <pic:cNvPicPr/>
+                  </pic:nvPicPr>
+                  <pic:blipFill>
+                    <a:blip r:embed="rId5" cstate="print">
+                      <a:extLst>
+                        <a:ext uri="{28A0092B-C50C-407E-A947-70E740481C1C}">
+                          <a14:useLocalDpi xmlns:a14="http://schemas.microsoft.com/office/drawing/2010/main" val="0"/>
+                        </a:ext>
+                      </a:extLst>
+                    </a:blip>
+                    <a:stretch>
+                      <a:fillRect/>
+                    </a:stretch>
+                  </pic:blipFill>
+                  <pic:spPr>
+                    <a:xfrm>
+                      <a:off x="0" y="0"/>
+                      <a:ext cx="590637" cy="381056"/>
+                    </a:xfrm>
+                    <a:prstGeom prst="rect">
+                      <a:avLst/>
+                    </a:prstGeom>
+                  </pic:spPr>
+                </pic:pic>
+              </a:graphicData>
+            </a:graphic>
+          </wp:inline>
+        </w:drawing>
+      </w:r>
     </w:p>
     <w:p>
       <w:pPr>
@@ -2058,6 +2360,38 @@
           <w:sz w:val="22"/>
           <w:szCs w:val="22"/>
         </w:rPr>
+        <w:t>  </w:t>
+      </w:r>
+    </w:p>
+    <w:p>
+      <w:pPr>
+        <w:pStyle w:val="paragraph"/>
+        <w:spacing w:before="0" w:beforeAutospacing="0" w:after="0" w:afterAutospacing="0"/>
+        <w:textAlignment w:val="baseline"/>
+        <w:rPr>
+          <w:sz w:val="22"/>
+          <w:szCs w:val="22"/>
+        </w:rPr>
+      </w:pPr>
+      <w:r>
+        <w:rPr>
+          <w:rStyle w:val="normaltextrun"/>
+          <w:rFonts w:eastAsiaTheme="majorEastAsia"/>
+          <w:b/>
+          <w:bCs/>
+          <w:sz w:val="22"/>
+          <w:szCs w:val="22"/>
+          <w:u w:val="single"/>
+        </w:rPr>
+        <w:t>JOYCE CHEBET</w:t>
+      </w:r>
+      <w:r>
+        <w:rPr>
+          <w:rStyle w:val="eop"/>
+          <w:rFonts w:eastAsiaTheme="majorEastAsia"/>
+          <w:sz w:val="22"/>
+          <w:szCs w:val="22"/>
+        </w:rPr>
         <w:t> </w:t>
       </w:r>
     </w:p>
@@ -2081,7 +2415,7 @@
           <w:szCs w:val="22"/>
           <w:u w:val="single"/>
         </w:rPr>
-        <w:t>JOYCE CHEBET</w:t>
+        <w:t>CREDIT CONTROL-HEAD OFFICE.</w:t>
       </w:r>
       <w:r>
         <w:rPr>
@@ -2105,18 +2439,6 @@
       </w:pPr>
       <w:r>
         <w:rPr>
-          <w:rStyle w:val="normaltextrun"/>
-          <w:rFonts w:eastAsiaTheme="majorEastAsia"/>
-          <w:b/>
-          <w:bCs/>
-          <w:sz w:val="22"/>
-          <w:szCs w:val="22"/>
-          <w:u w:val="single"/>
-        </w:rPr>
-        <w:t>CREDIT CONTROL-HEAD OFFICE.</w:t>
-      </w:r>
-      <w:r>
-        <w:rPr>
           <w:rStyle w:val="eop"/>
           <w:rFonts w:eastAsiaTheme="majorEastAsia"/>
           <w:sz w:val="22"/>
@@ -2137,6 +2459,17 @@
       </w:pPr>
       <w:r>
         <w:rPr>
+          <w:rStyle w:val="normaltextrun"/>
+          <w:rFonts w:eastAsiaTheme="majorEastAsia"/>
+          <w:b/>
+          <w:bCs/>
+          <w:sz w:val="22"/>
+          <w:szCs w:val="22"/>
+        </w:rPr>
+        <w:t>Cc: LEGAL DEPARTMENT</w:t>
+      </w:r>
+      <w:r>
+        <w:rPr>
           <w:rStyle w:val="eop"/>
           <w:rFonts w:eastAsiaTheme="majorEastAsia"/>
           <w:sz w:val="22"/>
@@ -2151,29 +2484,81 @@
         <w:spacing w:before="0" w:beforeAutospacing="0" w:after="0" w:afterAutospacing="0"/>
         <w:textAlignment w:val="baseline"/>
         <w:rPr>
-          <w:sz w:val="22"/>
-          <w:szCs w:val="22"/>
-        </w:rPr>
-      </w:pPr>
-      <w:r>
-        <w:rPr>
-          <w:rStyle w:val="normaltextrun"/>
-          <w:rFonts w:eastAsiaTheme="majorEastAsia"/>
-          <w:b/>
-          <w:bCs/>
-          <w:sz w:val="22"/>
-          <w:szCs w:val="22"/>
-        </w:rPr>
-        <w:t>Cc: LEGAL DEPARTMENT</w:t>
-      </w:r>
-      <w:r>
-        <w:rPr>
-          <w:rStyle w:val="eop"/>
-          <w:rFonts w:eastAsiaTheme="majorEastAsia"/>
-          <w:sz w:val="22"/>
-          <w:szCs w:val="22"/>
-        </w:rPr>
-        <w:t> </w:t>
+          <w:rStyle w:val="normaltextrun"/>
+          <w:rFonts w:eastAsiaTheme="majorEastAsia"/>
+          <w:b/>
+          <w:bCs/>
+          <w:sz w:val="22"/>
+          <w:szCs w:val="22"/>
+        </w:rPr>
+      </w:pPr>
+      <w:r>
+        <w:rPr>
+          <w:rStyle w:val="normaltextrun"/>
+          <w:rFonts w:eastAsiaTheme="majorEastAsia"/>
+          <w:b/>
+          <w:bCs/>
+          <w:sz w:val="22"/>
+          <w:szCs w:val="22"/>
+        </w:rPr>
+        <w:t xml:space="preserve">       </w:t>
+      </w:r>
+      <w:r>
+        <w:rPr>
+          <w:rStyle w:val="normaltextrun"/>
+          <w:rFonts w:eastAsiaTheme="majorEastAsia"/>
+          <w:b/>
+          <w:bCs/>
+          <w:sz w:val="22"/>
+          <w:szCs w:val="22"/>
+        </w:rPr>
+        <w:t>{#</w:t>
+      </w:r>
+      <w:proofErr w:type="gramStart"/>
+      <w:r>
+        <w:rPr>
+          <w:rStyle w:val="normaltextrun"/>
+          <w:rFonts w:eastAsiaTheme="majorEastAsia"/>
+          <w:b/>
+          <w:bCs/>
+          <w:sz w:val="22"/>
+          <w:szCs w:val="22"/>
+        </w:rPr>
+        <w:t>customer}{</w:t>
+      </w:r>
+      <w:proofErr w:type="gramEnd"/>
+      <w:r>
+        <w:rPr>
+          <w:rStyle w:val="normaltextrun"/>
+          <w:rFonts w:eastAsiaTheme="majorEastAsia"/>
+          <w:b/>
+          <w:bCs/>
+          <w:sz w:val="22"/>
+          <w:szCs w:val="22"/>
+        </w:rPr>
+        <w:t>branchname}{/customer}</w:t>
+      </w:r>
+      <w:r>
+        <w:rPr>
+          <w:rStyle w:val="normaltextrun"/>
+          <w:rFonts w:eastAsiaTheme="majorEastAsia"/>
+          <w:b/>
+          <w:bCs/>
+          <w:sz w:val="22"/>
+          <w:szCs w:val="22"/>
+        </w:rPr>
+        <w:t xml:space="preserve"> BRANCH</w:t>
+      </w:r>
+      <w:r>
+        <w:rPr>
+          <w:rStyle w:val="normaltextrun"/>
+          <w:rFonts w:eastAsiaTheme="majorEastAsia"/>
+          <w:b/>
+          <w:bCs/>
+          <w:sz w:val="22"/>
+          <w:szCs w:val="22"/>
+        </w:rPr>
+        <w:tab/>
       </w:r>
     </w:p>
     <w:p>
@@ -2190,67 +2575,6 @@
           <w:szCs w:val="22"/>
         </w:rPr>
       </w:pPr>
-      <w:r>
-        <w:rPr>
-          <w:rStyle w:val="normaltextrun"/>
-          <w:rFonts w:eastAsiaTheme="majorEastAsia"/>
-          <w:b/>
-          <w:bCs/>
-          <w:sz w:val="22"/>
-          <w:szCs w:val="22"/>
-        </w:rPr>
-        <w:t xml:space="preserve">       </w:t>
-      </w:r>
-      <w:proofErr w:type="spellStart"/>
-      <w:r>
-        <w:rPr>
-          <w:rStyle w:val="normaltextrun"/>
-          <w:rFonts w:eastAsiaTheme="majorEastAsia"/>
-          <w:b/>
-          <w:bCs/>
-          <w:sz w:val="22"/>
-          <w:szCs w:val="22"/>
-        </w:rPr>
-        <w:t>xxxx</w:t>
-      </w:r>
-      <w:proofErr w:type="spellEnd"/>
-      <w:r>
-        <w:rPr>
-          <w:rStyle w:val="normaltextrun"/>
-          <w:rFonts w:eastAsiaTheme="majorEastAsia"/>
-          <w:b/>
-          <w:bCs/>
-          <w:sz w:val="22"/>
-          <w:szCs w:val="22"/>
-        </w:rPr>
-        <w:t xml:space="preserve"> BRANCH</w:t>
-      </w:r>
-      <w:r>
-        <w:rPr>
-          <w:rStyle w:val="normaltextrun"/>
-          <w:rFonts w:eastAsiaTheme="majorEastAsia"/>
-          <w:b/>
-          <w:bCs/>
-          <w:sz w:val="22"/>
-          <w:szCs w:val="22"/>
-        </w:rPr>
-        <w:tab/>
-      </w:r>
-    </w:p>
-    <w:p>
-      <w:pPr>
-        <w:pStyle w:val="paragraph"/>
-        <w:spacing w:before="0" w:beforeAutospacing="0" w:after="0" w:afterAutospacing="0"/>
-        <w:textAlignment w:val="baseline"/>
-        <w:rPr>
-          <w:rStyle w:val="normaltextrun"/>
-          <w:rFonts w:eastAsiaTheme="majorEastAsia"/>
-          <w:b/>
-          <w:bCs/>
-          <w:sz w:val="22"/>
-          <w:szCs w:val="22"/>
-        </w:rPr>
-      </w:pPr>
     </w:p>
     <w:p>
       <w:pPr>
@@ -2270,6 +2594,7 @@
         </w:rPr>
       </w:pPr>
     </w:p>
+    <w:p/>
     <w:sectPr>
       <w:pgSz w:w="12240" w:h="15840"/>
       <w:pgMar w:top="1440" w:right="1440" w:bottom="1440" w:left="1440" w:header="720" w:footer="720" w:gutter="0"/>
@@ -3149,7 +3474,7 @@
   <w:style w:type="paragraph" w:default="1" w:styleId="Normal">
     <w:name w:val="Normal"/>
     <w:qFormat/>
-    <w:rsid w:val="00451F4B"/>
+    <w:rsid w:val="00613EF8"/>
   </w:style>
   <w:style w:type="paragraph" w:styleId="Heading1">
     <w:name w:val="heading 1"/>

--- a/templates/STAT_40/current.docx
+++ b/templates/STAT_40/current.docx
@@ -1,6 +1,6 @@
 
 <file path=word/document.xml><?xml version="1.0" encoding="utf-8"?>
-<w:document xmlns:wpc="http://schemas.microsoft.com/office/word/2010/wordprocessingCanvas" xmlns:cx="http://schemas.microsoft.com/office/drawing/2014/chartex" xmlns:cx1="http://schemas.microsoft.com/office/drawing/2015/9/8/chartex" xmlns:cx2="http://schemas.microsoft.com/office/drawing/2015/10/21/chartex" xmlns:cx3="http://schemas.microsoft.com/office/drawing/2016/5/9/chartex" xmlns:cx4="http://schemas.microsoft.com/office/drawing/2016/5/10/chartex" xmlns:cx5="http://schemas.microsoft.com/office/drawing/2016/5/11/chartex" xmlns:cx6="http://schemas.microsoft.com/office/drawing/2016/5/12/chartex" xmlns:cx7="http://schemas.microsoft.com/office/drawing/2016/5/13/chartex" xmlns:cx8="http://schemas.microsoft.com/office/drawing/2016/5/14/chartex" xmlns:mc="http://schemas.openxmlformats.org/markup-compatibility/2006" xmlns:aink="http://schemas.microsoft.com/office/drawing/2016/ink" xmlns:am3d="http://schemas.microsoft.com/office/drawing/2017/model3d" xmlns:o="urn:schemas-microsoft-com:office:office" xmlns:oel="http://schemas.microsoft.com/office/2019/extlst" xmlns:r="http://schemas.openxmlformats.org/officeDocument/2006/relationships" xmlns:m="http://schemas.openxmlformats.org/officeDocument/2006/math" xmlns:v="urn:schemas-microsoft-com:vml" xmlns:wp14="http://schemas.microsoft.com/office/word/2010/wordprocessingDrawing" xmlns:wp="http://schemas.openxmlformats.org/drawingml/2006/wordprocessingDrawing" xmlns:w10="urn:schemas-microsoft-com:office:word" xmlns:w="http://schemas.openxmlformats.org/wordprocessingml/2006/main" xmlns:w14="http://schemas.microsoft.com/office/word/2010/wordml" xmlns:w15="http://schemas.microsoft.com/office/word/2012/wordml" xmlns:w16cex="http://schemas.microsoft.com/office/word/2018/wordml/cex" xmlns:w16cid="http://schemas.microsoft.com/office/word/2016/wordml/cid" xmlns:w16="http://schemas.microsoft.com/office/word/2018/wordml" xmlns:w16du="http://schemas.microsoft.com/office/word/2023/wordml/word16du" xmlns:w16sdtdh="http://schemas.microsoft.com/office/word/2020/wordml/sdtdatahash" xmlns:w16sdtfl="http://schemas.microsoft.com/office/word/2024/wordml/sdtformatlock" xmlns:w16se="http://schemas.microsoft.com/office/word/2015/wordml/symex" xmlns:wpg="http://schemas.microsoft.com/office/word/2010/wordprocessingGroup" xmlns:wpi="http://schemas.microsoft.com/office/word/2010/wordprocessingInk" xmlns:wne="http://schemas.microsoft.com/office/word/2006/wordml" xmlns:wps="http://schemas.microsoft.com/office/word/2010/wordprocessingShape" mc:Ignorable="w14 w15 w16se w16cid w16 w16cex w16sdtdh w16sdtfl w16du wp14">
+<w:document xmlns:wpc="http://schemas.microsoft.com/office/word/2010/wordprocessingCanvas" xmlns:cx="http://schemas.microsoft.com/office/drawing/2014/chartex" xmlns:cx1="http://schemas.microsoft.com/office/drawing/2015/9/8/chartex" xmlns:cx2="http://schemas.microsoft.com/office/drawing/2015/10/21/chartex" xmlns:cx3="http://schemas.microsoft.com/office/drawing/2016/5/9/chartex" xmlns:cx4="http://schemas.microsoft.com/office/drawing/2016/5/10/chartex" xmlns:cx5="http://schemas.microsoft.com/office/drawing/2016/5/11/chartex" xmlns:cx6="http://schemas.microsoft.com/office/drawing/2016/5/12/chartex" xmlns:cx7="http://schemas.microsoft.com/office/drawing/2016/5/13/chartex" xmlns:cx8="http://schemas.microsoft.com/office/drawing/2016/5/14/chartex" xmlns:mc="http://schemas.openxmlformats.org/markup-compatibility/2006" xmlns:aink="http://schemas.microsoft.com/office/drawing/2016/ink" xmlns:am3d="http://schemas.microsoft.com/office/drawing/2017/model3d" xmlns:o="urn:schemas-microsoft-com:office:office" xmlns:oel="http://schemas.microsoft.com/office/2019/extlst" xmlns:r="http://schemas.openxmlformats.org/officeDocument/2006/relationships" xmlns:m="http://schemas.openxmlformats.org/officeDocument/2006/math" xmlns:v="urn:schemas-microsoft-com:vml" xmlns:wp14="http://schemas.microsoft.com/office/word/2010/wordprocessingDrawing" xmlns:wp="http://schemas.openxmlformats.org/drawingml/2006/wordprocessingDrawing" xmlns:w10="urn:schemas-microsoft-com:office:word" xmlns:w="http://schemas.openxmlformats.org/wordprocessingml/2006/main" xmlns:w14="http://schemas.microsoft.com/office/word/2010/wordml" xmlns:w15="http://schemas.microsoft.com/office/word/2012/wordml" xmlns:w16cei="http://schemas.microsoft.com/office/word/2026/wordml/cei" xmlns:w16cex="http://schemas.microsoft.com/office/word/2018/wordml/cex" xmlns:w16cid="http://schemas.microsoft.com/office/word/2016/wordml/cid" xmlns:w16="http://schemas.microsoft.com/office/word/2018/wordml" xmlns:w16du="http://schemas.microsoft.com/office/word/2023/wordml/word16du" xmlns:w16sdtdh="http://schemas.microsoft.com/office/word/2020/wordml/sdtdatahash" xmlns:w16sdtfl="http://schemas.microsoft.com/office/word/2024/wordml/sdtformatlock" xmlns:w16se="http://schemas.microsoft.com/office/word/2015/wordml/symex" xmlns:wpg="http://schemas.microsoft.com/office/word/2010/wordprocessingGroup" xmlns:wpi="http://schemas.microsoft.com/office/word/2010/wordprocessingInk" xmlns:wne="http://schemas.microsoft.com/office/word/2006/wordml" xmlns:wps="http://schemas.microsoft.com/office/word/2010/wordprocessingShape" mc:Ignorable="w14 w15 w16se w16cid w16 w16cex w16sdtdh w16sdtfl w16du wp14">
   <w:body>
     <w:p>
       <w:pPr>
@@ -88,18 +88,16 @@
           <w:sz w:val="22"/>
           <w:szCs w:val="22"/>
         </w:rPr>
-        <w:t>OUR REF: SS/DD2/</w:t>
-      </w:r>
-      <w:r>
-        <w:rPr>
-          <w:rStyle w:val="normaltextrun"/>
-          <w:rFonts w:eastAsiaTheme="majorEastAsia"/>
-          <w:b/>
-          <w:bCs/>
-          <w:sz w:val="22"/>
-          <w:szCs w:val="22"/>
-        </w:rPr>
-        <w:t xml:space="preserve"> </w:t>
+        <w:t xml:space="preserve">OUR REF: </w:t>
+      </w:r>
+      <w:r>
+        <w:rPr>
+          <w:rStyle w:val="normaltextrun"/>
+          <w:rFonts w:eastAsiaTheme="majorEastAsia"/>
+          <w:sz w:val="22"/>
+          <w:szCs w:val="22"/>
+        </w:rPr>
+        <w:t>{our_ref}</w:t>
       </w:r>
       <w:r>
         <w:rPr>
@@ -112,19 +110,6 @@
           <w:sz w:val="22"/>
           <w:szCs w:val="22"/>
         </w:rPr>
-        <w:t>(Member No.)</w:t>
-      </w:r>
-      <w:r>
-        <w:rPr>
-          <w:rStyle w:val="normaltextrun"/>
-          <w:rFonts w:eastAsiaTheme="majorEastAsia"/>
-          <w:b/>
-          <w:bCs/>
-          <w:i/>
-          <w:iCs/>
-          <w:sz w:val="22"/>
-          <w:szCs w:val="22"/>
-        </w:rPr>
         <w:tab/>
       </w:r>
     </w:p>
@@ -157,24 +142,18 @@
         <w:jc w:val="both"/>
         <w:textAlignment w:val="baseline"/>
         <w:rPr>
-          <w:i/>
-          <w:iCs/>
-          <w:sz w:val="22"/>
-          <w:szCs w:val="22"/>
-        </w:rPr>
-      </w:pPr>
-      <w:r>
-        <w:rPr>
-          <w:rStyle w:val="normaltextrun"/>
-          <w:rFonts w:eastAsiaTheme="majorEastAsia"/>
-          <w:b/>
-          <w:bCs/>
-          <w:i/>
-          <w:iCs/>
-          <w:sz w:val="22"/>
-          <w:szCs w:val="22"/>
-        </w:rPr>
-        <w:t>Date</w:t>
+          <w:sz w:val="22"/>
+          <w:szCs w:val="22"/>
+        </w:rPr>
+      </w:pPr>
+      <w:r>
+        <w:rPr>
+          <w:rStyle w:val="normaltextrun"/>
+          <w:rFonts w:eastAsiaTheme="majorEastAsia"/>
+          <w:sz w:val="22"/>
+          <w:szCs w:val="22"/>
+        </w:rPr>
+        <w:t>{date}</w:t>
       </w:r>
     </w:p>
     <w:p>
@@ -213,7 +192,17 @@
       <w:r>
         <w:rPr>
           <w:rFonts w:ascii="Times New Roman" w:eastAsia="Times New Roman" w:hAnsi="Times New Roman" w:cs="Times New Roman"/>
-          <w:b/>
+          <w:kern w:val="0"/>
+          <w:sz w:val="22"/>
+          <w:szCs w:val="22"/>
+          <w:lang w:val="en-GB"/>
+          <w14:ligatures w14:val="none"/>
+        </w:rPr>
+        <w:t>{#customer}{name}{/customer}</w:t>
+      </w:r>
+      <w:r>
+        <w:rPr>
+          <w:rFonts w:ascii="Times New Roman" w:eastAsia="Times New Roman" w:hAnsi="Times New Roman" w:cs="Times New Roman"/>
           <w:i/>
           <w:iCs/>
           <w:kern w:val="0"/>
@@ -222,138 +211,70 @@
           <w:lang w:val="en-GB"/>
           <w14:ligatures w14:val="none"/>
         </w:rPr>
-        <w:t xml:space="preserve">(Member </w:t>
-      </w:r>
-      <w:proofErr w:type="gramStart"/>
+        <w:t xml:space="preserve">                                                                </w:t>
+      </w:r>
       <w:r>
         <w:rPr>
           <w:rFonts w:ascii="Times New Roman" w:eastAsia="Times New Roman" w:hAnsi="Times New Roman" w:cs="Times New Roman"/>
-          <w:b/>
-          <w:i/>
-          <w:iCs/>
           <w:kern w:val="0"/>
           <w:sz w:val="22"/>
           <w:szCs w:val="22"/>
           <w:lang w:val="en-GB"/>
           <w14:ligatures w14:val="none"/>
         </w:rPr>
-        <w:t>Name)</w:t>
-      </w:r>
-      <w:r>
+        <w:t>“By registered mail”</w:t>
+      </w:r>
+    </w:p>
+    <w:p>
+      <w:pPr>
+        <w:spacing w:after="0" w:line="276" w:lineRule="auto"/>
         <w:rPr>
           <w:rFonts w:ascii="Times New Roman" w:eastAsia="Times New Roman" w:hAnsi="Times New Roman" w:cs="Times New Roman"/>
-          <w:b/>
-          <w:i/>
-          <w:iCs/>
           <w:kern w:val="0"/>
           <w:sz w:val="22"/>
           <w:szCs w:val="22"/>
           <w:lang w:val="en-GB"/>
           <w14:ligatures w14:val="none"/>
         </w:rPr>
-        <w:t xml:space="preserve">   </w:t>
-      </w:r>
-      <w:proofErr w:type="gramEnd"/>
+      </w:pPr>
       <w:r>
         <w:rPr>
           <w:rFonts w:ascii="Times New Roman" w:eastAsia="Times New Roman" w:hAnsi="Times New Roman" w:cs="Times New Roman"/>
-          <w:b/>
-          <w:i/>
-          <w:iCs/>
           <w:kern w:val="0"/>
           <w:sz w:val="22"/>
           <w:szCs w:val="22"/>
           <w:lang w:val="en-GB"/>
           <w14:ligatures w14:val="none"/>
         </w:rPr>
-        <w:t xml:space="preserve">                                                           </w:t>
-      </w:r>
-      <w:proofErr w:type="gramStart"/>
-      <w:r>
+        <w:t>{#customer}{address_line_1}{/customer}</w:t>
+      </w:r>
+    </w:p>
+    <w:p>
+      <w:pPr>
+        <w:spacing w:after="0" w:line="276" w:lineRule="auto"/>
         <w:rPr>
           <w:rFonts w:ascii="Times New Roman" w:eastAsia="Times New Roman" w:hAnsi="Times New Roman" w:cs="Times New Roman"/>
-          <w:b/>
-          <w:i/>
-          <w:iCs/>
           <w:kern w:val="0"/>
           <w:sz w:val="22"/>
           <w:szCs w:val="22"/>
           <w:lang w:val="en-GB"/>
           <w14:ligatures w14:val="none"/>
         </w:rPr>
-        <w:t xml:space="preserve">   </w:t>
-      </w:r>
+      </w:pPr>
       <w:r>
         <w:rPr>
           <w:rFonts w:ascii="Times New Roman" w:eastAsia="Times New Roman" w:hAnsi="Times New Roman" w:cs="Times New Roman"/>
-          <w:b/>
           <w:kern w:val="0"/>
           <w:sz w:val="22"/>
           <w:szCs w:val="22"/>
           <w:lang w:val="en-GB"/>
           <w14:ligatures w14:val="none"/>
         </w:rPr>
-        <w:t>“</w:t>
-      </w:r>
-      <w:proofErr w:type="gramEnd"/>
+        <w:t>{#customer}{address_line_2}{/customer}</w:t>
+      </w:r>
       <w:r>
         <w:rPr>
           <w:rFonts w:ascii="Times New Roman" w:eastAsia="Times New Roman" w:hAnsi="Times New Roman" w:cs="Times New Roman"/>
-          <w:kern w:val="0"/>
-          <w:sz w:val="22"/>
-          <w:szCs w:val="22"/>
-          <w:lang w:val="en-GB"/>
-          <w14:ligatures w14:val="none"/>
-        </w:rPr>
-        <w:t>By registered mail”</w:t>
-      </w:r>
-    </w:p>
-    <w:p>
-      <w:pPr>
-        <w:spacing w:after="0" w:line="276" w:lineRule="auto"/>
-        <w:rPr>
-          <w:rFonts w:ascii="Times New Roman" w:eastAsia="Times New Roman" w:hAnsi="Times New Roman" w:cs="Times New Roman"/>
-          <w:b/>
-          <w:kern w:val="0"/>
-          <w:sz w:val="22"/>
-          <w:szCs w:val="22"/>
-          <w:lang w:val="en-GB"/>
-          <w14:ligatures w14:val="none"/>
-        </w:rPr>
-      </w:pPr>
-      <w:r>
-        <w:rPr>
-          <w:rFonts w:ascii="Times New Roman" w:eastAsia="Times New Roman" w:hAnsi="Times New Roman" w:cs="Times New Roman"/>
-          <w:b/>
-          <w:kern w:val="0"/>
-          <w:sz w:val="22"/>
-          <w:szCs w:val="22"/>
-          <w:lang w:val="en-GB"/>
-          <w14:ligatures w14:val="none"/>
-        </w:rPr>
-        <w:t xml:space="preserve">P.O.BOX </w:t>
-      </w:r>
-      <w:proofErr w:type="spellStart"/>
-      <w:r>
-        <w:rPr>
-          <w:rFonts w:ascii="Times New Roman" w:eastAsia="Times New Roman" w:hAnsi="Times New Roman" w:cs="Times New Roman"/>
-          <w:b/>
-          <w:kern w:val="0"/>
-          <w:sz w:val="22"/>
-          <w:szCs w:val="22"/>
-          <w:lang w:val="en-GB"/>
-          <w14:ligatures w14:val="none"/>
-        </w:rPr>
-        <w:t>xxxxxx</w:t>
-      </w:r>
-      <w:proofErr w:type="spellEnd"/>
-    </w:p>
-    <w:p>
-      <w:pPr>
-        <w:spacing w:after="0" w:line="276" w:lineRule="auto"/>
-        <w:rPr>
-          <w:rFonts w:ascii="Times New Roman" w:eastAsia="Times New Roman" w:hAnsi="Times New Roman" w:cs="Times New Roman"/>
-          <w:b/>
           <w:kern w:val="0"/>
           <w:sz w:val="22"/>
           <w:szCs w:val="22"/>
@@ -361,9 +282,137 @@
           <w:lang w:val="en-GB"/>
           <w14:ligatures w14:val="none"/>
         </w:rPr>
-      </w:pPr>
-      <w:proofErr w:type="spellStart"/>
-      <w:r>
+        <w:t>.</w:t>
+      </w:r>
+    </w:p>
+    <w:p>
+      <w:pPr>
+        <w:spacing w:after="0" w:line="276" w:lineRule="auto"/>
+        <w:rPr>
+          <w:rFonts w:ascii="Times New Roman" w:eastAsia="Times New Roman" w:hAnsi="Times New Roman" w:cs="Times New Roman"/>
+          <w:kern w:val="0"/>
+          <w:sz w:val="22"/>
+          <w:szCs w:val="22"/>
+          <w:lang w:val="en-GB"/>
+          <w14:ligatures w14:val="none"/>
+        </w:rPr>
+      </w:pPr>
+      <w:r>
+        <w:rPr>
+          <w:rFonts w:ascii="Times New Roman" w:eastAsia="Times New Roman" w:hAnsi="Times New Roman" w:cs="Times New Roman"/>
+          <w:kern w:val="0"/>
+          <w:sz w:val="22"/>
+          <w:szCs w:val="22"/>
+          <w:lang w:val="en-GB"/>
+          <w14:ligatures w14:val="none"/>
+        </w:rPr>
+        <w:t>Tel: {</w:t>
+      </w:r>
+      <w:r>
+        <w:rPr>
+          <w:rFonts w:ascii="Times New Roman" w:eastAsia="Times New Roman" w:hAnsi="Times New Roman" w:cs="Times New Roman"/>
+          <w:kern w:val="0"/>
+          <w:sz w:val="22"/>
+          <w:szCs w:val="22"/>
+          <w:lang w:val="en-GB"/>
+          <w14:ligatures w14:val="none"/>
+        </w:rPr>
+        <w:t>#customer</w:t>
+      </w:r>
+      <w:r>
+        <w:rPr>
+          <w:rFonts w:ascii="Times New Roman" w:eastAsia="Times New Roman" w:hAnsi="Times New Roman" w:cs="Times New Roman"/>
+          <w:kern w:val="0"/>
+          <w:sz w:val="22"/>
+          <w:szCs w:val="22"/>
+          <w:lang w:val="en-GB"/>
+          <w14:ligatures w14:val="none"/>
+        </w:rPr>
+        <w:t>}{</w:t>
+      </w:r>
+      <w:r>
+        <w:rPr>
+          <w:rFonts w:ascii="Times New Roman" w:eastAsia="Times New Roman" w:hAnsi="Times New Roman" w:cs="Times New Roman"/>
+          <w:kern w:val="0"/>
+          <w:sz w:val="22"/>
+          <w:szCs w:val="22"/>
+          <w:lang w:val="en-GB"/>
+          <w14:ligatures w14:val="none"/>
+        </w:rPr>
+        <w:t>telephone</w:t>
+      </w:r>
+      <w:r>
+        <w:rPr>
+          <w:rFonts w:ascii="Times New Roman" w:eastAsia="Times New Roman" w:hAnsi="Times New Roman" w:cs="Times New Roman"/>
+          <w:kern w:val="0"/>
+          <w:sz w:val="22"/>
+          <w:szCs w:val="22"/>
+          <w:lang w:val="en-GB"/>
+          <w14:ligatures w14:val="none"/>
+        </w:rPr>
+        <w:t>}{</w:t>
+      </w:r>
+      <w:r>
+        <w:rPr>
+          <w:rFonts w:ascii="Times New Roman" w:eastAsia="Times New Roman" w:hAnsi="Times New Roman" w:cs="Times New Roman"/>
+          <w:kern w:val="0"/>
+          <w:sz w:val="22"/>
+          <w:szCs w:val="22"/>
+          <w:lang w:val="en-GB"/>
+          <w14:ligatures w14:val="none"/>
+        </w:rPr>
+        <w:t>/customer</w:t>
+      </w:r>
+      <w:r>
+        <w:rPr>
+          <w:rFonts w:ascii="Times New Roman" w:eastAsia="Times New Roman" w:hAnsi="Times New Roman" w:cs="Times New Roman"/>
+          <w:kern w:val="0"/>
+          <w:sz w:val="22"/>
+          <w:szCs w:val="22"/>
+          <w:lang w:val="en-GB"/>
+          <w14:ligatures w14:val="none"/>
+        </w:rPr>
+        <w:t>}</w:t>
+      </w:r>
+    </w:p>
+    <w:p>
+      <w:pPr>
+        <w:spacing w:after="0" w:line="276" w:lineRule="auto"/>
+        <w:rPr>
+          <w:rFonts w:ascii="Times New Roman" w:eastAsia="Times New Roman" w:hAnsi="Times New Roman" w:cs="Times New Roman"/>
+          <w:kern w:val="0"/>
+          <w:sz w:val="22"/>
+          <w:szCs w:val="22"/>
+          <w:lang w:val="en-GB"/>
+          <w14:ligatures w14:val="none"/>
+        </w:rPr>
+      </w:pPr>
+      <w:r>
+        <w:rPr>
+          <w:rFonts w:ascii="Times New Roman" w:eastAsia="Times New Roman" w:hAnsi="Times New Roman" w:cs="Times New Roman"/>
+          <w:kern w:val="0"/>
+          <w:sz w:val="22"/>
+          <w:szCs w:val="22"/>
+          <w:lang w:val="en-GB"/>
+          <w14:ligatures w14:val="none"/>
+        </w:rPr>
+        <w:t>Email:</w:t>
+      </w:r>
+      <w:r>
+        <w:t xml:space="preserve"> </w:t>
+      </w:r>
+      <w:r>
+        <w:rPr>
+          <w:rFonts w:ascii="Times New Roman" w:hAnsi="Times New Roman" w:cs="Times New Roman"/>
+          <w:sz w:val="22"/>
+          <w:szCs w:val="22"/>
+        </w:rPr>
+        <w:t>{#customer}{email_address}{/customer}</w:t>
+      </w:r>
+    </w:p>
+    <w:p>
+      <w:pPr>
+        <w:spacing w:after="0" w:line="276" w:lineRule="auto"/>
         <w:rPr>
           <w:rFonts w:ascii="Times New Roman" w:eastAsia="Times New Roman" w:hAnsi="Times New Roman" w:cs="Times New Roman"/>
           <w:b/>
@@ -374,207 +423,169 @@
           <w:lang w:val="en-GB"/>
           <w14:ligatures w14:val="none"/>
         </w:rPr>
-        <w:t>xxxxxx</w:t>
-      </w:r>
-      <w:proofErr w:type="spellEnd"/>
-      <w:r>
-        <w:rPr>
-          <w:rFonts w:ascii="Times New Roman" w:eastAsia="Times New Roman" w:hAnsi="Times New Roman" w:cs="Times New Roman"/>
-          <w:b/>
-          <w:kern w:val="0"/>
+      </w:pPr>
+    </w:p>
+    <w:p>
+      <w:pPr>
+        <w:pStyle w:val="paragraph"/>
+        <w:spacing w:before="0" w:beforeAutospacing="0" w:after="0" w:afterAutospacing="0"/>
+        <w:textAlignment w:val="baseline"/>
+        <w:rPr>
+          <w:rStyle w:val="eop"/>
+          <w:rFonts w:eastAsiaTheme="majorEastAsia"/>
+          <w:sz w:val="22"/>
+          <w:szCs w:val="22"/>
+        </w:rPr>
+      </w:pPr>
+      <w:r>
+        <w:rPr>
+          <w:rStyle w:val="normaltextrun"/>
+          <w:rFonts w:eastAsiaTheme="majorEastAsia"/>
+          <w:sz w:val="22"/>
+          <w:szCs w:val="22"/>
+        </w:rPr>
+        <w:t xml:space="preserve">Dear </w:t>
+      </w:r>
+      <w:r>
+        <w:rPr>
+          <w:rStyle w:val="normaltextrun"/>
+          <w:rFonts w:eastAsiaTheme="majorEastAsia"/>
+          <w:sz w:val="22"/>
+          <w:szCs w:val="22"/>
+        </w:rPr>
+        <w:t>Member</w:t>
+      </w:r>
+      <w:r>
+        <w:rPr>
+          <w:rStyle w:val="normaltextrun"/>
+          <w:rFonts w:eastAsiaTheme="majorEastAsia"/>
+          <w:sz w:val="22"/>
+          <w:szCs w:val="22"/>
+        </w:rPr>
+        <w:t>,</w:t>
+      </w:r>
+      <w:r>
+        <w:rPr>
+          <w:rStyle w:val="eop"/>
+          <w:rFonts w:eastAsiaTheme="majorEastAsia"/>
+          <w:sz w:val="22"/>
+          <w:szCs w:val="22"/>
+        </w:rPr>
+        <w:t> </w:t>
+      </w:r>
+    </w:p>
+    <w:p>
+      <w:pPr>
+        <w:pStyle w:val="paragraph"/>
+        <w:spacing w:before="0" w:beforeAutospacing="0" w:after="0" w:afterAutospacing="0"/>
+        <w:textAlignment w:val="baseline"/>
+        <w:rPr>
+          <w:sz w:val="22"/>
+          <w:szCs w:val="22"/>
+        </w:rPr>
+      </w:pPr>
+    </w:p>
+    <w:p>
+      <w:pPr>
+        <w:pStyle w:val="paragraph"/>
+        <w:spacing w:before="0" w:beforeAutospacing="0" w:after="0" w:afterAutospacing="0"/>
+        <w:jc w:val="both"/>
+        <w:textAlignment w:val="baseline"/>
+        <w:rPr>
+          <w:sz w:val="22"/>
+          <w:szCs w:val="22"/>
+        </w:rPr>
+      </w:pPr>
+      <w:r>
+        <w:rPr>
+          <w:rStyle w:val="normaltextrun"/>
+          <w:rFonts w:eastAsiaTheme="majorEastAsia"/>
+          <w:b/>
+          <w:bCs/>
           <w:sz w:val="22"/>
           <w:szCs w:val="22"/>
           <w:u w:val="single"/>
-          <w:lang w:val="en-GB"/>
-          <w14:ligatures w14:val="none"/>
-        </w:rPr>
-        <w:t>.</w:t>
-      </w:r>
-    </w:p>
-    <w:p>
-      <w:pPr>
-        <w:spacing w:after="0" w:line="276" w:lineRule="auto"/>
-        <w:rPr>
-          <w:rFonts w:ascii="Times New Roman" w:eastAsia="Times New Roman" w:hAnsi="Times New Roman" w:cs="Times New Roman"/>
-          <w:b/>
-          <w:kern w:val="0"/>
+        </w:rPr>
+        <w:t xml:space="preserve">RE: NOTICE STATUTORY TO SELL UNDER SECTION 96 OF THE LAND ACT, 2012 FOR PAYMENT OF MONIES BY </w:t>
+      </w:r>
+      <w:r>
+        <w:rPr>
+          <w:rStyle w:val="normaltextrun"/>
+          <w:rFonts w:eastAsiaTheme="majorEastAsia"/>
+          <w:b/>
+          <w:bCs/>
           <w:sz w:val="22"/>
           <w:szCs w:val="22"/>
           <w:u w:val="single"/>
-          <w:lang w:val="en-GB"/>
-          <w14:ligatures w14:val="none"/>
-        </w:rPr>
-      </w:pPr>
-      <w:r>
-        <w:rPr>
-          <w:rFonts w:ascii="Times New Roman" w:eastAsia="Times New Roman" w:hAnsi="Times New Roman" w:cs="Times New Roman"/>
-          <w:b/>
-          <w:kern w:val="0"/>
+        </w:rPr>
+        <w:t>xxxxx</w:t>
+      </w:r>
+      <w:r>
+        <w:rPr>
+          <w:rStyle w:val="normaltextrun"/>
+          <w:rFonts w:eastAsiaTheme="majorEastAsia"/>
+          <w:b/>
+          <w:bCs/>
           <w:sz w:val="22"/>
           <w:szCs w:val="22"/>
           <w:u w:val="single"/>
-          <w:lang w:val="en-GB"/>
-          <w14:ligatures w14:val="none"/>
-        </w:rPr>
-        <w:t>Tel:</w:t>
-      </w:r>
-      <w:r>
-        <w:rPr>
-          <w:rFonts w:ascii="Times New Roman" w:eastAsia="Times New Roman" w:hAnsi="Times New Roman" w:cs="Times New Roman"/>
-          <w:kern w:val="0"/>
-          <w:sz w:val="22"/>
-          <w:szCs w:val="22"/>
-          <w:lang w:val="en-GB"/>
-          <w14:ligatures w14:val="none"/>
         </w:rPr>
         <w:t xml:space="preserve"> </w:t>
       </w:r>
-      <w:proofErr w:type="spellStart"/>
-      <w:r>
-        <w:rPr>
-          <w:rFonts w:ascii="Times New Roman" w:eastAsia="Times New Roman" w:hAnsi="Times New Roman" w:cs="Times New Roman"/>
-          <w:b/>
-          <w:kern w:val="0"/>
+      <w:r>
+        <w:rPr>
+          <w:rStyle w:val="normaltextrun"/>
+          <w:rFonts w:eastAsiaTheme="majorEastAsia"/>
+          <w:b/>
+          <w:bCs/>
           <w:sz w:val="22"/>
           <w:szCs w:val="22"/>
           <w:u w:val="single"/>
-          <w:lang w:val="en-GB"/>
-          <w14:ligatures w14:val="none"/>
-        </w:rPr>
-        <w:t>xxxx</w:t>
-      </w:r>
-      <w:proofErr w:type="spellEnd"/>
-    </w:p>
-    <w:p>
-      <w:pPr>
-        <w:spacing w:after="0" w:line="276" w:lineRule="auto"/>
-        <w:rPr>
-          <w:rFonts w:ascii="Times New Roman" w:eastAsia="Times New Roman" w:hAnsi="Times New Roman" w:cs="Times New Roman"/>
-          <w:b/>
-          <w:bCs/>
-          <w:kern w:val="0"/>
+        </w:rPr>
+        <w:t>TO STIMA SACCO SOCIETY LIMITED ACCOUNT NO.</w:t>
+      </w:r>
+      <w:r>
+        <w:rPr>
           <w:sz w:val="22"/>
           <w:szCs w:val="22"/>
           <w:u w:val="single"/>
-          <w:lang w:val="en-GB"/>
-          <w14:ligatures w14:val="none"/>
-        </w:rPr>
-      </w:pPr>
-      <w:r>
-        <w:rPr>
-          <w:rFonts w:ascii="Times New Roman" w:eastAsia="Times New Roman" w:hAnsi="Times New Roman" w:cs="Times New Roman"/>
-          <w:b/>
-          <w:kern w:val="0"/>
+        </w:rPr>
+        <w:t xml:space="preserve"> </w:t>
+      </w:r>
+      <w:r>
+        <w:rPr>
+          <w:rFonts w:eastAsiaTheme="majorEastAsia"/>
+          <w:b/>
+          <w:bCs/>
           <w:sz w:val="22"/>
           <w:szCs w:val="22"/>
           <w:u w:val="single"/>
-          <w:lang w:val="en-GB"/>
-          <w14:ligatures w14:val="none"/>
-        </w:rPr>
-        <w:t>Email:</w:t>
-      </w:r>
-      <w:r>
+        </w:rPr>
+        <w:t>xxxxx</w:t>
+      </w:r>
+      <w:r>
+        <w:rPr>
+          <w:rFonts w:eastAsiaTheme="majorEastAsia"/>
+          <w:b/>
+          <w:bCs/>
+          <w:sz w:val="22"/>
+          <w:szCs w:val="22"/>
+          <w:u w:val="single"/>
+        </w:rPr>
         <w:t xml:space="preserve"> </w:t>
       </w:r>
-      <w:proofErr w:type="spellStart"/>
-      <w:r>
-        <w:rPr>
-          <w:rFonts w:ascii="Times New Roman" w:hAnsi="Times New Roman" w:cs="Times New Roman"/>
-          <w:sz w:val="22"/>
-          <w:szCs w:val="22"/>
-        </w:rPr>
-        <w:t>xxxxx</w:t>
-      </w:r>
-      <w:proofErr w:type="spellEnd"/>
-    </w:p>
-    <w:p>
-      <w:pPr>
-        <w:spacing w:after="0" w:line="276" w:lineRule="auto"/>
-        <w:rPr>
-          <w:rFonts w:ascii="Times New Roman" w:eastAsia="Times New Roman" w:hAnsi="Times New Roman" w:cs="Times New Roman"/>
-          <w:b/>
-          <w:kern w:val="0"/>
+      <w:r>
+        <w:rPr>
+          <w:rStyle w:val="normaltextrun"/>
+          <w:rFonts w:eastAsiaTheme="majorEastAsia"/>
+          <w:b/>
+          <w:bCs/>
           <w:sz w:val="22"/>
           <w:szCs w:val="22"/>
           <w:u w:val="single"/>
-          <w:lang w:val="en-GB"/>
-          <w14:ligatures w14:val="none"/>
-        </w:rPr>
-      </w:pPr>
-    </w:p>
-    <w:p>
-      <w:pPr>
-        <w:pStyle w:val="paragraph"/>
-        <w:spacing w:before="0" w:beforeAutospacing="0" w:after="0" w:afterAutospacing="0"/>
-        <w:textAlignment w:val="baseline"/>
-        <w:rPr>
-          <w:rStyle w:val="eop"/>
-          <w:rFonts w:eastAsiaTheme="majorEastAsia"/>
-          <w:sz w:val="22"/>
-          <w:szCs w:val="22"/>
-        </w:rPr>
-      </w:pPr>
-      <w:r>
-        <w:rPr>
-          <w:rStyle w:val="normaltextrun"/>
-          <w:rFonts w:eastAsiaTheme="majorEastAsia"/>
-          <w:sz w:val="22"/>
-          <w:szCs w:val="22"/>
-        </w:rPr>
-        <w:t xml:space="preserve">Dear </w:t>
-      </w:r>
-      <w:proofErr w:type="spellStart"/>
-      <w:r>
-        <w:rPr>
-          <w:rStyle w:val="normaltextrun"/>
-          <w:rFonts w:eastAsiaTheme="majorEastAsia"/>
-          <w:sz w:val="22"/>
-          <w:szCs w:val="22"/>
-        </w:rPr>
-        <w:t>xxxxx</w:t>
-      </w:r>
-      <w:proofErr w:type="spellEnd"/>
-      <w:r>
-        <w:rPr>
-          <w:rStyle w:val="normaltextrun"/>
-          <w:rFonts w:eastAsiaTheme="majorEastAsia"/>
-          <w:sz w:val="22"/>
-          <w:szCs w:val="22"/>
-        </w:rPr>
-        <w:t>,</w:t>
-      </w:r>
-      <w:r>
-        <w:rPr>
-          <w:rStyle w:val="eop"/>
-          <w:rFonts w:eastAsiaTheme="majorEastAsia"/>
-          <w:sz w:val="22"/>
-          <w:szCs w:val="22"/>
-        </w:rPr>
-        <w:t> </w:t>
-      </w:r>
-    </w:p>
-    <w:p>
-      <w:pPr>
-        <w:pStyle w:val="paragraph"/>
-        <w:spacing w:before="0" w:beforeAutospacing="0" w:after="0" w:afterAutospacing="0"/>
-        <w:textAlignment w:val="baseline"/>
-        <w:rPr>
-          <w:sz w:val="22"/>
-          <w:szCs w:val="22"/>
-        </w:rPr>
-      </w:pPr>
-    </w:p>
-    <w:p>
-      <w:pPr>
-        <w:pStyle w:val="paragraph"/>
-        <w:spacing w:before="0" w:beforeAutospacing="0" w:after="0" w:afterAutospacing="0"/>
-        <w:jc w:val="both"/>
-        <w:textAlignment w:val="baseline"/>
-        <w:rPr>
-          <w:sz w:val="22"/>
-          <w:szCs w:val="22"/>
-        </w:rPr>
-      </w:pPr>
+        </w:rPr>
+        <w:t xml:space="preserve">CHARGE TITLE NO. </w:t>
+      </w:r>
       <w:r>
         <w:rPr>
           <w:rStyle w:val="normaltextrun"/>
@@ -585,9 +596,8 @@
           <w:szCs w:val="22"/>
           <w:u w:val="single"/>
         </w:rPr>
-        <w:t xml:space="preserve">RE: NOTICE STATUTORY TO SELL UNDER SECTION 96 OF THE LAND ACT, 2012 FOR PAYMENT OF MONIES BY </w:t>
-      </w:r>
-      <w:proofErr w:type="spellStart"/>
+        <w:t>xxxxxxxx</w:t>
+      </w:r>
       <w:r>
         <w:rPr>
           <w:rStyle w:val="normaltextrun"/>
@@ -598,9 +608,8 @@
           <w:szCs w:val="22"/>
           <w:u w:val="single"/>
         </w:rPr>
-        <w:t>xxxxx</w:t>
-      </w:r>
-      <w:proofErr w:type="spellEnd"/>
+        <w:t xml:space="preserve"> </w:t>
+      </w:r>
       <w:r>
         <w:rPr>
           <w:rStyle w:val="normaltextrun"/>
@@ -611,7 +620,7 @@
           <w:szCs w:val="22"/>
           <w:u w:val="single"/>
         </w:rPr>
-        <w:t xml:space="preserve"> </w:t>
+        <w:t xml:space="preserve">REGISTERED IN THE NAME OF </w:t>
       </w:r>
       <w:r>
         <w:rPr>
@@ -623,104 +632,8 @@
           <w:szCs w:val="22"/>
           <w:u w:val="single"/>
         </w:rPr>
-        <w:t>TO STIMA SACCO SOCIETY LIMITED ACCOUNT NO.</w:t>
-      </w:r>
-      <w:r>
-        <w:rPr>
-          <w:sz w:val="22"/>
-          <w:szCs w:val="22"/>
-          <w:u w:val="single"/>
-        </w:rPr>
-        <w:t xml:space="preserve"> </w:t>
-      </w:r>
-      <w:proofErr w:type="spellStart"/>
-      <w:r>
-        <w:rPr>
-          <w:rFonts w:eastAsiaTheme="majorEastAsia"/>
-          <w:b/>
-          <w:bCs/>
-          <w:sz w:val="22"/>
-          <w:szCs w:val="22"/>
-          <w:u w:val="single"/>
-        </w:rPr>
-        <w:t>xxxxx</w:t>
-      </w:r>
-      <w:proofErr w:type="spellEnd"/>
-      <w:r>
-        <w:rPr>
-          <w:rFonts w:eastAsiaTheme="majorEastAsia"/>
-          <w:b/>
-          <w:bCs/>
-          <w:sz w:val="22"/>
-          <w:szCs w:val="22"/>
-          <w:u w:val="single"/>
-        </w:rPr>
-        <w:t xml:space="preserve"> </w:t>
-      </w:r>
-      <w:r>
-        <w:rPr>
-          <w:rStyle w:val="normaltextrun"/>
-          <w:rFonts w:eastAsiaTheme="majorEastAsia"/>
-          <w:b/>
-          <w:bCs/>
-          <w:sz w:val="22"/>
-          <w:szCs w:val="22"/>
-          <w:u w:val="single"/>
-        </w:rPr>
-        <w:t xml:space="preserve">CHARGE TITLE NO. </w:t>
-      </w:r>
-      <w:proofErr w:type="spellStart"/>
-      <w:r>
-        <w:rPr>
-          <w:rStyle w:val="normaltextrun"/>
-          <w:rFonts w:eastAsiaTheme="majorEastAsia"/>
-          <w:b/>
-          <w:bCs/>
-          <w:sz w:val="22"/>
-          <w:szCs w:val="22"/>
-          <w:u w:val="single"/>
-        </w:rPr>
-        <w:t>xxxxxxxx</w:t>
-      </w:r>
-      <w:proofErr w:type="spellEnd"/>
-      <w:r>
-        <w:rPr>
-          <w:rStyle w:val="normaltextrun"/>
-          <w:rFonts w:eastAsiaTheme="majorEastAsia"/>
-          <w:b/>
-          <w:bCs/>
-          <w:sz w:val="22"/>
-          <w:szCs w:val="22"/>
-          <w:u w:val="single"/>
-        </w:rPr>
-        <w:t xml:space="preserve"> </w:t>
-      </w:r>
-      <w:r>
-        <w:rPr>
-          <w:rStyle w:val="normaltextrun"/>
-          <w:rFonts w:eastAsiaTheme="majorEastAsia"/>
-          <w:b/>
-          <w:bCs/>
-          <w:sz w:val="22"/>
-          <w:szCs w:val="22"/>
-          <w:u w:val="single"/>
-        </w:rPr>
-        <w:t xml:space="preserve">REGISTERED IN THE NAME OF </w:t>
-      </w:r>
-      <w:proofErr w:type="spellStart"/>
-      <w:r>
-        <w:rPr>
-          <w:rStyle w:val="normaltextrun"/>
-          <w:rFonts w:eastAsiaTheme="majorEastAsia"/>
-          <w:b/>
-          <w:bCs/>
-          <w:sz w:val="22"/>
-          <w:szCs w:val="22"/>
-          <w:u w:val="single"/>
-        </w:rPr>
         <w:t>xxxxxxxxx</w:t>
       </w:r>
-      <w:proofErr w:type="spellEnd"/>
       <w:r>
         <w:rPr>
           <w:rStyle w:val="normaltextrun"/>
@@ -830,19 +743,17 @@
         </w:rPr>
         <w:t xml:space="preserve">We are the Chargee in the Charge dated </w:t>
       </w:r>
-      <w:proofErr w:type="spellStart"/>
-      <w:r>
-        <w:rPr>
-          <w:rStyle w:val="normaltextrun"/>
-          <w:rFonts w:eastAsiaTheme="majorEastAsia"/>
-          <w:b/>
-          <w:bCs/>
-          <w:sz w:val="22"/>
-          <w:szCs w:val="22"/>
-        </w:rPr>
-        <w:t>xxxxxxxx</w:t>
-      </w:r>
-      <w:proofErr w:type="spellEnd"/>
+      <w:r>
+        <w:rPr>
+          <w:rStyle w:val="normaltextrun"/>
+          <w:rFonts w:eastAsiaTheme="majorEastAsia"/>
+          <w:b/>
+          <w:bCs/>
+          <w:sz w:val="22"/>
+          <w:szCs w:val="22"/>
+        </w:rPr>
+        <w:t>{#property}{charge_date}{/property}</w:t>
+      </w:r>
       <w:r>
         <w:rPr>
           <w:rStyle w:val="normaltextrun"/>
@@ -863,19 +774,17 @@
         </w:rPr>
         <w:t xml:space="preserve">(the “Charge”) over all that piece of land known as Land Reference </w:t>
       </w:r>
-      <w:proofErr w:type="spellStart"/>
-      <w:r>
-        <w:rPr>
-          <w:rStyle w:val="normaltextrun"/>
-          <w:rFonts w:eastAsiaTheme="majorEastAsia"/>
-          <w:b/>
-          <w:bCs/>
-          <w:sz w:val="22"/>
-          <w:szCs w:val="22"/>
-        </w:rPr>
-        <w:t>xxxxxxxxx</w:t>
-      </w:r>
-      <w:proofErr w:type="spellEnd"/>
+      <w:r>
+        <w:rPr>
+          <w:rStyle w:val="normaltextrun"/>
+          <w:rFonts w:eastAsiaTheme="majorEastAsia"/>
+          <w:b/>
+          <w:bCs/>
+          <w:sz w:val="22"/>
+          <w:szCs w:val="22"/>
+        </w:rPr>
+        <w:t>{#property}{property_no}{/property}</w:t>
+      </w:r>
       <w:r>
         <w:rPr>
           <w:rStyle w:val="normaltextrun"/>
@@ -945,41 +854,19 @@
           <w:sz w:val="22"/>
           <w:szCs w:val="22"/>
         </w:rPr>
-        <w:t xml:space="preserve">is the </w:t>
-      </w:r>
-      <w:proofErr w:type="spellStart"/>
-      <w:r>
-        <w:rPr>
-          <w:rStyle w:val="normaltextrun"/>
-          <w:rFonts w:eastAsiaTheme="majorEastAsia"/>
-          <w:sz w:val="22"/>
-          <w:szCs w:val="22"/>
-        </w:rPr>
-        <w:t>Chargee</w:t>
-      </w:r>
-      <w:proofErr w:type="spellEnd"/>
-      <w:r>
-        <w:rPr>
-          <w:rStyle w:val="normaltextrun"/>
-          <w:rFonts w:eastAsiaTheme="majorEastAsia"/>
-          <w:sz w:val="22"/>
-          <w:szCs w:val="22"/>
-        </w:rPr>
-        <w:t xml:space="preserve"> and </w:t>
-      </w:r>
-      <w:proofErr w:type="spellStart"/>
-      <w:r>
-        <w:rPr>
-          <w:rStyle w:val="normaltextrun"/>
-          <w:rFonts w:eastAsiaTheme="majorEastAsia"/>
-          <w:b/>
-          <w:bCs/>
-          <w:sz w:val="22"/>
-          <w:szCs w:val="22"/>
-        </w:rPr>
-        <w:t>xxxxxxx</w:t>
-      </w:r>
-      <w:proofErr w:type="spellEnd"/>
+        <w:t xml:space="preserve">is the Chargee and </w:t>
+      </w:r>
+      <w:r>
+        <w:rPr>
+          <w:rStyle w:val="normaltextrun"/>
+          <w:rFonts w:eastAsiaTheme="majorEastAsia"/>
+          <w:b/>
+          <w:bCs/>
+          <w:sz w:val="22"/>
+          <w:szCs w:val="22"/>
+        </w:rPr>
+        <w:t>{#customer}{name}{/customer}</w:t>
+      </w:r>
       <w:r>
         <w:rPr>
           <w:rStyle w:val="normaltextrun"/>
@@ -995,30 +882,21 @@
         <w:rPr>
           <w:rStyle w:val="normaltextrun"/>
           <w:rFonts w:eastAsiaTheme="majorEastAsia"/>
-          <w:sz w:val="22"/>
-          <w:szCs w:val="22"/>
-        </w:rPr>
-        <w:t xml:space="preserve">is the </w:t>
-      </w:r>
-      <w:proofErr w:type="spellStart"/>
-      <w:r>
-        <w:rPr>
-          <w:rStyle w:val="normaltextrun"/>
-          <w:rFonts w:eastAsiaTheme="majorEastAsia"/>
-          <w:sz w:val="22"/>
-          <w:szCs w:val="22"/>
-        </w:rPr>
-        <w:t>Chargor</w:t>
-      </w:r>
-      <w:proofErr w:type="spellEnd"/>
-      <w:r>
-        <w:rPr>
-          <w:rStyle w:val="normaltextrun"/>
-          <w:rFonts w:eastAsiaTheme="majorEastAsia"/>
-          <w:sz w:val="22"/>
-          <w:szCs w:val="22"/>
-        </w:rPr>
-        <w:t>.</w:t>
+          <w:b/>
+          <w:bCs/>
+          <w:sz w:val="22"/>
+          <w:szCs w:val="22"/>
+        </w:rPr>
+        <w:t xml:space="preserve"> </w:t>
+      </w:r>
+      <w:r>
+        <w:rPr>
+          <w:rStyle w:val="normaltextrun"/>
+          <w:rFonts w:eastAsiaTheme="majorEastAsia"/>
+          <w:sz w:val="22"/>
+          <w:szCs w:val="22"/>
+        </w:rPr>
+        <w:t>is the Chargor.</w:t>
       </w:r>
       <w:r>
         <w:rPr>
@@ -1088,19 +966,17 @@
         </w:rPr>
         <w:t xml:space="preserve">Kshs. </w:t>
       </w:r>
-      <w:proofErr w:type="spellStart"/>
-      <w:r>
-        <w:rPr>
-          <w:rStyle w:val="normaltextrun"/>
-          <w:rFonts w:eastAsiaTheme="majorEastAsia"/>
-          <w:b/>
-          <w:bCs/>
-          <w:sz w:val="22"/>
-          <w:szCs w:val="22"/>
-        </w:rPr>
-        <w:t>xxxxxx</w:t>
-      </w:r>
-      <w:proofErr w:type="spellEnd"/>
+      <w:r>
+        <w:rPr>
+          <w:rStyle w:val="normaltextrun"/>
+          <w:rFonts w:eastAsiaTheme="majorEastAsia"/>
+          <w:b/>
+          <w:bCs/>
+          <w:sz w:val="22"/>
+          <w:szCs w:val="22"/>
+        </w:rPr>
+        <w:t>{#loan}{loan_orig_amount}{/loan}</w:t>
+      </w:r>
       <w:r>
         <w:rPr>
           <w:rStyle w:val="normaltextrun"/>
@@ -1116,12 +992,22 @@
         <w:rPr>
           <w:rStyle w:val="normaltextrun"/>
           <w:rFonts w:eastAsiaTheme="majorEastAsia"/>
+          <w:b/>
+          <w:bCs/>
+          <w:sz w:val="22"/>
+          <w:szCs w:val="22"/>
+        </w:rPr>
+        <w:t xml:space="preserve"> </w:t>
+      </w:r>
+      <w:r>
+        <w:rPr>
+          <w:rStyle w:val="normaltextrun"/>
+          <w:rFonts w:eastAsiaTheme="majorEastAsia"/>
           <w:sz w:val="22"/>
           <w:szCs w:val="22"/>
         </w:rPr>
         <w:t xml:space="preserve">(Kenya Shillings </w:t>
       </w:r>
-      <w:proofErr w:type="spellStart"/>
       <w:r>
         <w:rPr>
           <w:rStyle w:val="normaltextrun"/>
@@ -1131,7 +1017,6 @@
         </w:rPr>
         <w:t>xxxxxxxx</w:t>
       </w:r>
-      <w:proofErr w:type="spellEnd"/>
       <w:r>
         <w:rPr>
           <w:rStyle w:val="normaltextrun"/>
@@ -1199,25 +1084,39 @@
         </w:rPr>
         <w:t xml:space="preserve">of </w:t>
       </w:r>
-      <w:proofErr w:type="spellStart"/>
-      <w:r>
-        <w:rPr>
-          <w:rStyle w:val="normaltextrun"/>
-          <w:rFonts w:eastAsiaTheme="majorEastAsia"/>
-          <w:b/>
-          <w:bCs/>
-          <w:sz w:val="22"/>
-          <w:szCs w:val="22"/>
-        </w:rPr>
-        <w:t>xxxxxxx</w:t>
-      </w:r>
-      <w:proofErr w:type="spellEnd"/>
-      <w:r>
-        <w:rPr>
-          <w:rStyle w:val="normaltextrun"/>
-          <w:rFonts w:eastAsiaTheme="majorEastAsia"/>
-          <w:b/>
-          <w:bCs/>
+      <w:r>
+        <w:rPr>
+          <w:rStyle w:val="normaltextrun"/>
+          <w:rFonts w:eastAsiaTheme="majorEastAsia"/>
+          <w:b/>
+          <w:bCs/>
+          <w:sz w:val="22"/>
+          <w:szCs w:val="22"/>
+        </w:rPr>
+        <w:t xml:space="preserve">{date} </w:t>
+      </w:r>
+      <w:r>
+        <w:rPr>
+          <w:rStyle w:val="normaltextrun"/>
+          <w:rFonts w:eastAsiaTheme="majorEastAsia"/>
+          <w:sz w:val="22"/>
+          <w:szCs w:val="22"/>
+        </w:rPr>
+        <w:t xml:space="preserve">amount to </w:t>
+      </w:r>
+      <w:r>
+        <w:rPr>
+          <w:rStyle w:val="normaltextrun"/>
+          <w:rFonts w:eastAsiaTheme="majorEastAsia"/>
+          <w:b/>
+          <w:bCs/>
+          <w:sz w:val="22"/>
+          <w:szCs w:val="22"/>
+        </w:rPr>
+        <w:t>Kshs</w:t>
+      </w:r>
+      <w:r>
+        <w:rPr>
           <w:sz w:val="22"/>
           <w:szCs w:val="22"/>
         </w:rPr>
@@ -1227,54 +1126,12 @@
         <w:rPr>
           <w:rStyle w:val="normaltextrun"/>
           <w:rFonts w:eastAsiaTheme="majorEastAsia"/>
-          <w:sz w:val="22"/>
-          <w:szCs w:val="22"/>
-        </w:rPr>
-        <w:t xml:space="preserve">amount to </w:t>
-      </w:r>
-      <w:proofErr w:type="spellStart"/>
-      <w:r>
-        <w:rPr>
-          <w:rStyle w:val="normaltextrun"/>
-          <w:rFonts w:eastAsiaTheme="majorEastAsia"/>
-          <w:b/>
-          <w:bCs/>
-          <w:sz w:val="22"/>
-          <w:szCs w:val="22"/>
-        </w:rPr>
-        <w:t>Kshs</w:t>
-      </w:r>
-      <w:proofErr w:type="spellEnd"/>
-      <w:r>
-        <w:rPr>
-          <w:sz w:val="22"/>
-          <w:szCs w:val="22"/>
-        </w:rPr>
-        <w:t xml:space="preserve"> </w:t>
-      </w:r>
-      <w:proofErr w:type="spellStart"/>
-      <w:r>
-        <w:rPr>
-          <w:rStyle w:val="normaltextrun"/>
-          <w:rFonts w:eastAsiaTheme="majorEastAsia"/>
-          <w:b/>
-          <w:bCs/>
-          <w:sz w:val="22"/>
-          <w:szCs w:val="22"/>
-        </w:rPr>
-        <w:t>xxxxxxxx</w:t>
-      </w:r>
-      <w:proofErr w:type="spellEnd"/>
-      <w:r>
-        <w:rPr>
-          <w:rStyle w:val="normaltextrun"/>
-          <w:rFonts w:eastAsiaTheme="majorEastAsia"/>
-          <w:b/>
-          <w:bCs/>
-          <w:sz w:val="22"/>
-          <w:szCs w:val="22"/>
-        </w:rPr>
-        <w:t xml:space="preserve"> </w:t>
+          <w:b/>
+          <w:bCs/>
+          <w:sz w:val="22"/>
+          <w:szCs w:val="22"/>
+        </w:rPr>
+        <w:t>{#loan}{arrears_amount}{/loan}</w:t>
       </w:r>
       <w:r>
         <w:rPr>
@@ -1361,7 +1218,6 @@
       <w:r>
         <w:t xml:space="preserve"> </w:t>
       </w:r>
-      <w:proofErr w:type="spellStart"/>
       <w:r>
         <w:rPr>
           <w:rFonts w:eastAsiaTheme="majorEastAsia"/>
@@ -1371,9 +1227,8 @@
           <w:szCs w:val="22"/>
           <w:u w:val="single"/>
         </w:rPr>
-        <w:t>xxxxxxxxx</w:t>
-      </w:r>
-      <w:proofErr w:type="spellEnd"/>
+        <w:t>{#customer}{account_number}{/customer}</w:t>
+      </w:r>
     </w:p>
     <w:p>
       <w:pPr>
@@ -1403,7 +1258,6 @@
         </w:rPr>
         <w:t xml:space="preserve">                                Principle    - Kshs. </w:t>
       </w:r>
-      <w:proofErr w:type="spellStart"/>
       <w:r>
         <w:rPr>
           <w:rStyle w:val="normaltextrun"/>
@@ -1414,9 +1268,8 @@
           <w:szCs w:val="22"/>
           <w:lang w:val="en-GB"/>
         </w:rPr>
-        <w:t>xxxxxxx</w:t>
-      </w:r>
-      <w:proofErr w:type="spellEnd"/>
+        <w:t>{#loan}{outstanding_balance}{/loan}</w:t>
+      </w:r>
     </w:p>
     <w:p>
       <w:pPr>
@@ -1453,7 +1306,6 @@
         </w:rPr>
         <w:t xml:space="preserve"> Kshs. </w:t>
       </w:r>
-      <w:proofErr w:type="spellStart"/>
       <w:r>
         <w:rPr>
           <w:rStyle w:val="normaltextrun"/>
@@ -1464,9 +1316,8 @@
           <w:szCs w:val="22"/>
           <w:lang w:val="en-GB"/>
         </w:rPr>
-        <w:t>xxxxxxx</w:t>
-      </w:r>
-      <w:proofErr w:type="spellEnd"/>
+        <w:t>{#loan}{arrears_amount}{/loan}</w:t>
+      </w:r>
     </w:p>
     <w:p>
       <w:pPr>
@@ -1528,45 +1379,28 @@
           <w:u w:val="single"/>
           <w:lang w:val="en-GB"/>
         </w:rPr>
-        <w:t>Total               -   </w:t>
-      </w:r>
-      <w:proofErr w:type="spellStart"/>
-      <w:r>
-        <w:rPr>
-          <w:rStyle w:val="normaltextrun"/>
-          <w:rFonts w:eastAsiaTheme="majorEastAsia"/>
-          <w:b/>
-          <w:bCs/>
+        <w:t>Total               -   Kshs</w:t>
+      </w:r>
+      <w:r>
+        <w:rPr>
           <w:sz w:val="22"/>
           <w:szCs w:val="22"/>
           <w:u w:val="single"/>
-          <w:lang w:val="en-GB"/>
-        </w:rPr>
-        <w:t>Kshs</w:t>
-      </w:r>
-      <w:proofErr w:type="spellEnd"/>
-      <w:r>
-        <w:rPr>
+        </w:rPr>
+        <w:t xml:space="preserve"> </w:t>
+      </w:r>
+      <w:r>
+        <w:rPr>
+          <w:rStyle w:val="normaltextrun"/>
+          <w:rFonts w:eastAsiaTheme="majorEastAsia"/>
+          <w:b/>
+          <w:bCs/>
           <w:sz w:val="22"/>
           <w:szCs w:val="22"/>
           <w:u w:val="single"/>
         </w:rPr>
-        <w:t xml:space="preserve"> </w:t>
-      </w:r>
-      <w:proofErr w:type="spellStart"/>
-      <w:r>
-        <w:rPr>
-          <w:rStyle w:val="normaltextrun"/>
-          <w:rFonts w:eastAsiaTheme="majorEastAsia"/>
-          <w:b/>
-          <w:bCs/>
-          <w:sz w:val="22"/>
-          <w:szCs w:val="22"/>
-          <w:u w:val="single"/>
-        </w:rPr>
-        <w:t>xxxxxxxx</w:t>
-      </w:r>
-      <w:proofErr w:type="spellEnd"/>
+        <w:t>{#loan}{outstanding_balance}{/loan}</w:t>
+      </w:r>
     </w:p>
     <w:p>
       <w:pPr>
@@ -1624,7 +1458,7 @@
           <w:sz w:val="22"/>
           <w:szCs w:val="22"/>
         </w:rPr>
-        <w:t>xx</w:t>
+        <w:t>{#loan}{interest_rate}{/loan}</w:t>
       </w:r>
       <w:r>
         <w:rPr>
@@ -1718,6 +1552,7 @@
           <w:sz w:val="22"/>
           <w:szCs w:val="22"/>
         </w:rPr>
+        <w:lastRenderedPageBreak/>
         <w:t xml:space="preserve">Pursuant to section 96 of the Land Act No. 6 of 2012 (the “Act”) and any other enabling provisions of the law, </w:t>
       </w:r>
       <w:r>
@@ -1760,17 +1595,7 @@
           <w:sz w:val="22"/>
           <w:szCs w:val="22"/>
         </w:rPr>
-        <w:t xml:space="preserve"> from the date of receipt of this notice, we will, </w:t>
-      </w:r>
-      <w:r>
-        <w:rPr>
-          <w:rStyle w:val="normaltextrun"/>
-          <w:rFonts w:eastAsiaTheme="majorEastAsia"/>
-          <w:sz w:val="22"/>
-          <w:szCs w:val="22"/>
-        </w:rPr>
-        <w:lastRenderedPageBreak/>
-        <w:t>after expiry of this notice, exercise our statutory power of sale for the recovery of the entire outstanding sums in any manner it considers appropriate under section 98 of the Act.</w:t>
+        <w:t xml:space="preserve"> from the date of receipt of this notice, we will, after expiry of this notice, exercise our statutory power of sale for the recovery of the entire outstanding sums in any manner it considers appropriate under section 98 of the Act.</w:t>
       </w:r>
       <w:r>
         <w:rPr>
@@ -1883,27 +1708,7 @@
           <w:sz w:val="22"/>
           <w:szCs w:val="22"/>
         </w:rPr>
-        <w:t xml:space="preserve">We further notify you that any proposals made if acceptable and any payments paid by you </w:t>
-      </w:r>
-      <w:proofErr w:type="gramStart"/>
-      <w:r>
-        <w:rPr>
-          <w:rStyle w:val="normaltextrun"/>
-          <w:rFonts w:eastAsiaTheme="majorEastAsia"/>
-          <w:sz w:val="22"/>
-          <w:szCs w:val="22"/>
-        </w:rPr>
-        <w:t>subsequent to</w:t>
-      </w:r>
-      <w:proofErr w:type="gramEnd"/>
-      <w:r>
-        <w:rPr>
-          <w:rStyle w:val="normaltextrun"/>
-          <w:rFonts w:eastAsiaTheme="majorEastAsia"/>
-          <w:sz w:val="22"/>
-          <w:szCs w:val="22"/>
-        </w:rPr>
-        <w:t xml:space="preserve"> the date of this notice shall be accepted without prejudice to our rights.</w:t>
+        <w:t>We further notify you that any proposals made if acceptable and any payments paid by you subsequent to the date of this notice shall be accepted without prejudice to our rights.</w:t>
       </w:r>
       <w:r>
         <w:rPr>
@@ -2039,6 +1844,55 @@
         </w:rPr>
         <w:t> </w:t>
       </w:r>
+      <w:r>
+        <w:rPr>
+          <w:noProof/>
+          <w:sz w:val="22"/>
+          <w:szCs w:val="22"/>
+          <w14:ligatures w14:val="standardContextual"/>
+        </w:rPr>
+        <w:drawing>
+          <wp:inline distT="0" distB="0" distL="0" distR="0" wp14:anchorId="0642F186" wp14:editId="51384C3D">
+            <wp:extent cx="590550" cy="381000"/>
+            <wp:effectExtent l="0" t="0" r="0" b="0"/>
+            <wp:docPr id="747296349" name="Picture 2"/>
+            <wp:cNvGraphicFramePr>
+              <a:graphicFrameLocks xmlns:a="http://schemas.openxmlformats.org/drawingml/2006/main" noChangeAspect="1"/>
+            </wp:cNvGraphicFramePr>
+            <a:graphic xmlns:a="http://schemas.openxmlformats.org/drawingml/2006/main">
+              <a:graphicData uri="http://schemas.openxmlformats.org/drawingml/2006/picture">
+                <pic:pic xmlns:pic="http://schemas.openxmlformats.org/drawingml/2006/picture">
+                  <pic:nvPicPr>
+                    <pic:cNvPr id="747296349" name="Picture 747296349"/>
+                    <pic:cNvPicPr/>
+                  </pic:nvPicPr>
+                  <pic:blipFill>
+                    <a:blip r:embed="rId5" cstate="print">
+                      <a:extLst>
+                        <a:ext uri="{28A0092B-C50C-407E-A947-70E740481C1C}">
+                          <a14:useLocalDpi xmlns:a14="http://schemas.microsoft.com/office/drawing/2010/main" val="0"/>
+                        </a:ext>
+                      </a:extLst>
+                    </a:blip>
+                    <a:stretch>
+                      <a:fillRect/>
+                    </a:stretch>
+                  </pic:blipFill>
+                  <pic:spPr>
+                    <a:xfrm>
+                      <a:off x="0" y="0"/>
+                      <a:ext cx="590637" cy="381056"/>
+                    </a:xfrm>
+                    <a:prstGeom prst="rect">
+                      <a:avLst/>
+                    </a:prstGeom>
+                  </pic:spPr>
+                </pic:pic>
+              </a:graphicData>
+            </a:graphic>
+          </wp:inline>
+        </w:drawing>
+      </w:r>
     </w:p>
     <w:p>
       <w:pPr>
@@ -2201,19 +2055,17 @@
         </w:rPr>
         <w:t xml:space="preserve">       </w:t>
       </w:r>
-      <w:proofErr w:type="spellStart"/>
-      <w:r>
-        <w:rPr>
-          <w:rStyle w:val="normaltextrun"/>
-          <w:rFonts w:eastAsiaTheme="majorEastAsia"/>
-          <w:b/>
-          <w:bCs/>
-          <w:sz w:val="22"/>
-          <w:szCs w:val="22"/>
-        </w:rPr>
-        <w:t>xxxx</w:t>
-      </w:r>
-      <w:proofErr w:type="spellEnd"/>
+      <w:r>
+        <w:rPr>
+          <w:rStyle w:val="normaltextrun"/>
+          <w:rFonts w:eastAsiaTheme="majorEastAsia"/>
+          <w:b/>
+          <w:bCs/>
+          <w:sz w:val="22"/>
+          <w:szCs w:val="22"/>
+        </w:rPr>
+        <w:t>{#customer}{branchname}{/customer}</w:t>
+      </w:r>
       <w:r>
         <w:rPr>
           <w:rStyle w:val="normaltextrun"/>
@@ -2224,6 +2076,17 @@
           <w:szCs w:val="22"/>
         </w:rPr>
         <w:t xml:space="preserve"> BRANCH</w:t>
+      </w:r>
+      <w:r>
+        <w:rPr>
+          <w:rStyle w:val="normaltextrun"/>
+          <w:rFonts w:eastAsiaTheme="majorEastAsia"/>
+          <w:b/>
+          <w:bCs/>
+          <w:sz w:val="22"/>
+          <w:szCs w:val="22"/>
+        </w:rPr>
+        <w:tab/>
       </w:r>
       <w:r>
         <w:rPr>
@@ -2281,7 +2144,7 @@
 </file>
 
 <file path=word/numbering.xml><?xml version="1.0" encoding="utf-8"?>
-<w:numbering xmlns:wpc="http://schemas.microsoft.com/office/word/2010/wordprocessingCanvas" xmlns:cx="http://schemas.microsoft.com/office/drawing/2014/chartex" xmlns:cx1="http://schemas.microsoft.com/office/drawing/2015/9/8/chartex" xmlns:cx2="http://schemas.microsoft.com/office/drawing/2015/10/21/chartex" xmlns:cx3="http://schemas.microsoft.com/office/drawing/2016/5/9/chartex" xmlns:cx4="http://schemas.microsoft.com/office/drawing/2016/5/10/chartex" xmlns:cx5="http://schemas.microsoft.com/office/drawing/2016/5/11/chartex" xmlns:cx6="http://schemas.microsoft.com/office/drawing/2016/5/12/chartex" xmlns:cx7="http://schemas.microsoft.com/office/drawing/2016/5/13/chartex" xmlns:cx8="http://schemas.microsoft.com/office/drawing/2016/5/14/chartex" xmlns:mc="http://schemas.openxmlformats.org/markup-compatibility/2006" xmlns:aink="http://schemas.microsoft.com/office/drawing/2016/ink" xmlns:am3d="http://schemas.microsoft.com/office/drawing/2017/model3d" xmlns:o="urn:schemas-microsoft-com:office:office" xmlns:oel="http://schemas.microsoft.com/office/2019/extlst" xmlns:r="http://schemas.openxmlformats.org/officeDocument/2006/relationships" xmlns:m="http://schemas.openxmlformats.org/officeDocument/2006/math" xmlns:v="urn:schemas-microsoft-com:vml" xmlns:wp14="http://schemas.microsoft.com/office/word/2010/wordprocessingDrawing" xmlns:wp="http://schemas.openxmlformats.org/drawingml/2006/wordprocessingDrawing" xmlns:w10="urn:schemas-microsoft-com:office:word" xmlns:w="http://schemas.openxmlformats.org/wordprocessingml/2006/main" xmlns:w14="http://schemas.microsoft.com/office/word/2010/wordml" xmlns:w15="http://schemas.microsoft.com/office/word/2012/wordml" xmlns:w16cex="http://schemas.microsoft.com/office/word/2018/wordml/cex" xmlns:w16cid="http://schemas.microsoft.com/office/word/2016/wordml/cid" xmlns:w16="http://schemas.microsoft.com/office/word/2018/wordml" xmlns:w16du="http://schemas.microsoft.com/office/word/2023/wordml/word16du" xmlns:w16sdtdh="http://schemas.microsoft.com/office/word/2020/wordml/sdtdatahash" xmlns:w16sdtfl="http://schemas.microsoft.com/office/word/2024/wordml/sdtformatlock" xmlns:w16se="http://schemas.microsoft.com/office/word/2015/wordml/symex" xmlns:wpg="http://schemas.microsoft.com/office/word/2010/wordprocessingGroup" xmlns:wpi="http://schemas.microsoft.com/office/word/2010/wordprocessingInk" xmlns:wne="http://schemas.microsoft.com/office/word/2006/wordml" xmlns:wps="http://schemas.microsoft.com/office/word/2010/wordprocessingShape" mc:Ignorable="w14 w15 w16se w16cid w16 w16cex w16sdtdh w16sdtfl w16du wp14">
+<w:numbering xmlns:wpc="http://schemas.microsoft.com/office/word/2010/wordprocessingCanvas" xmlns:cx="http://schemas.microsoft.com/office/drawing/2014/chartex" xmlns:cx1="http://schemas.microsoft.com/office/drawing/2015/9/8/chartex" xmlns:cx2="http://schemas.microsoft.com/office/drawing/2015/10/21/chartex" xmlns:cx3="http://schemas.microsoft.com/office/drawing/2016/5/9/chartex" xmlns:cx4="http://schemas.microsoft.com/office/drawing/2016/5/10/chartex" xmlns:cx5="http://schemas.microsoft.com/office/drawing/2016/5/11/chartex" xmlns:cx6="http://schemas.microsoft.com/office/drawing/2016/5/12/chartex" xmlns:cx7="http://schemas.microsoft.com/office/drawing/2016/5/13/chartex" xmlns:cx8="http://schemas.microsoft.com/office/drawing/2016/5/14/chartex" xmlns:mc="http://schemas.openxmlformats.org/markup-compatibility/2006" xmlns:aink="http://schemas.microsoft.com/office/drawing/2016/ink" xmlns:am3d="http://schemas.microsoft.com/office/drawing/2017/model3d" xmlns:o="urn:schemas-microsoft-com:office:office" xmlns:oel="http://schemas.microsoft.com/office/2019/extlst" xmlns:r="http://schemas.openxmlformats.org/officeDocument/2006/relationships" xmlns:m="http://schemas.openxmlformats.org/officeDocument/2006/math" xmlns:v="urn:schemas-microsoft-com:vml" xmlns:wp14="http://schemas.microsoft.com/office/word/2010/wordprocessingDrawing" xmlns:wp="http://schemas.openxmlformats.org/drawingml/2006/wordprocessingDrawing" xmlns:w10="urn:schemas-microsoft-com:office:word" xmlns:w="http://schemas.openxmlformats.org/wordprocessingml/2006/main" xmlns:w14="http://schemas.microsoft.com/office/word/2010/wordml" xmlns:w15="http://schemas.microsoft.com/office/word/2012/wordml" xmlns:w16cei="http://schemas.microsoft.com/office/word/2026/wordml/cei" xmlns:w16cex="http://schemas.microsoft.com/office/word/2018/wordml/cex" xmlns:w16cid="http://schemas.microsoft.com/office/word/2016/wordml/cid" xmlns:w16="http://schemas.microsoft.com/office/word/2018/wordml" xmlns:w16du="http://schemas.microsoft.com/office/word/2023/wordml/word16du" xmlns:w16sdtdh="http://schemas.microsoft.com/office/word/2020/wordml/sdtdatahash" xmlns:w16sdtfl="http://schemas.microsoft.com/office/word/2024/wordml/sdtformatlock" xmlns:w16se="http://schemas.microsoft.com/office/word/2015/wordml/symex" xmlns:wpg="http://schemas.microsoft.com/office/word/2010/wordprocessingGroup" xmlns:wpi="http://schemas.microsoft.com/office/word/2010/wordprocessingInk" xmlns:wne="http://schemas.microsoft.com/office/word/2006/wordml" xmlns:wps="http://schemas.microsoft.com/office/word/2010/wordprocessingShape" mc:Ignorable="w14 w15 w16se w16cid w16 w16cex w16sdtdh w16sdtfl w16du wp14">
   <w:abstractNum w:abstractNumId="0" w15:restartNumberingAfterBreak="0">
     <w:nsid w:val="011B1C86"/>
     <w:multiLevelType w:val="multilevel"/>
